--- a/Resume/MohamedAtwan-AI_Engineer.docx
+++ b/Resume/MohamedAtwan-AI_Engineer.docx
@@ -140,7 +140,24 @@
             <w:u w:val="none"/>
             <w:lang w:val="en-US"/>
           </w:rPr>
-          <w:t>Mo7amed3twan.com Portfolio</w:t>
+          <w:t>www.3twan.com</w:t>
+        </w:r>
+      </w:hyperlink>
+      <w:hyperlink r:id="rId4">
+        <w:r>
+          <w:rPr>
+            <w:rStyle w:val="Hyperlink"/>
+            <w:rFonts w:eastAsia="Times New Roman" w:cs="Times New Roman" w:ascii="Times New Roman" w:hAnsi="Times New Roman"/>
+            <w:b w:val="false"/>
+            <w:bCs w:val="false"/>
+            <w:strike w:val="false"/>
+            <w:dstrike w:val="false"/>
+            <w:sz w:val="12"/>
+            <w:szCs w:val="12"/>
+            <w:u w:val="none"/>
+            <w:lang w:val="en-US"/>
+          </w:rPr>
+          <w:t xml:space="preserve"> Portfolio</w:t>
         </w:r>
       </w:hyperlink>
       <w:r>
@@ -210,7 +227,7 @@
         </w:rPr>
         <w:t xml:space="preserve"> </w:t>
       </w:r>
-      <w:hyperlink r:id="rId4">
+      <w:hyperlink r:id="rId5">
         <w:r>
           <w:rPr>
             <w:rStyle w:val="Hyperlink"/>
@@ -272,7 +289,7 @@
         <w:tab/>
         <w:t xml:space="preserve"> Kaggle       :</w:t>
       </w:r>
-      <w:hyperlink r:id="rId5">
+      <w:hyperlink r:id="rId6">
         <w:r>
           <w:rPr>
             <w:rStyle w:val="Hyperlink"/>
@@ -368,7 +385,7 @@
           <w:u w:val="none"/>
           <w:lang w:val="en-US" w:eastAsia="ja-JP" w:bidi="ar-SA"/>
         </w:rPr>
-        <w:t xml:space="preserve">GITHUP </w:t>
+        <w:t xml:space="preserve">GITHUB </w:t>
       </w:r>
       <w:r>
         <w:rPr>
@@ -398,7 +415,7 @@
         </w:rPr>
         <w:t xml:space="preserve"> </w:t>
       </w:r>
-      <w:hyperlink r:id="rId6">
+      <w:hyperlink r:id="rId7">
         <w:r>
           <w:rPr>
             <w:rStyle w:val="Hyperlink"/>
@@ -421,7 +438,7 @@
         <w:widowControl/>
         <w:suppressLineNumbers w:val="0"/>
         <w:suppressAutoHyphens w:val="true"/>
-        <w:overflowPunct w:val="false"/>
+        <w:overflowPunct w:val="true"/>
         <w:bidi w:val="0"/>
         <w:spacing w:lineRule="auto" w:line="276" w:before="120" w:after="0"/>
         <w:ind w:hanging="0" w:left="0" w:right="0"/>
@@ -448,7 +465,7 @@
           <w:szCs w:val="28"/>
           <w:lang w:val="en-US" w:eastAsia="ja-JP" w:bidi="ar-SA"/>
         </w:rPr>
-        <w:t>Summary  “We Can Change the World Through the Data”</w:t>
+        <w:t>Summary  “We Can Change the World Through Data”</w:t>
       </w:r>
     </w:p>
     <w:p>
@@ -456,7 +473,7 @@
         <w:pStyle w:val="Heading1"/>
         <w:widowControl/>
         <w:suppressAutoHyphens w:val="true"/>
-        <w:overflowPunct w:val="false"/>
+        <w:overflowPunct w:val="true"/>
         <w:bidi w:val="0"/>
         <w:spacing w:lineRule="exact" w:line="115" w:before="0" w:after="0"/>
         <w:ind w:hanging="0" w:left="0"/>
@@ -620,7 +637,19 @@
           <w:u w:val="none"/>
           <w:lang w:val="en-US"/>
         </w:rPr>
-        <w:t xml:space="preserve"> In</w:t>
+        <w:t xml:space="preserve"> </w:t>
+      </w:r>
+      <w:r>
+        <w:rPr>
+          <w:rFonts w:eastAsia="Times New Roman" w:cs="Times New Roman" w:ascii="Times New Roman" w:hAnsi="Times New Roman"/>
+          <w:b w:val="false"/>
+          <w:bCs w:val="false"/>
+          <w:sz w:val="16"/>
+          <w:szCs w:val="16"/>
+          <w:u w:val="none"/>
+          <w:lang w:val="en-US"/>
+        </w:rPr>
+        <w:t>On</w:t>
       </w:r>
       <w:r>
         <w:rPr>
@@ -977,7 +1006,7 @@
         <w:widowControl/>
         <w:suppressLineNumbers w:val="0"/>
         <w:suppressAutoHyphens w:val="true"/>
-        <w:overflowPunct w:val="false"/>
+        <w:overflowPunct w:val="true"/>
         <w:bidi w:val="0"/>
         <w:spacing w:lineRule="auto" w:line="276" w:before="120" w:after="0"/>
         <w:ind w:hanging="0" w:left="0" w:right="0"/>
@@ -1012,7 +1041,7 @@
         <w:pStyle w:val="Heading1"/>
         <w:widowControl/>
         <w:suppressAutoHyphens w:val="true"/>
-        <w:overflowPunct w:val="false"/>
+        <w:overflowPunct w:val="true"/>
         <w:bidi w:val="0"/>
         <w:spacing w:lineRule="exact" w:line="115" w:before="0" w:after="0"/>
         <w:ind w:hanging="0" w:left="0"/>
@@ -1106,23 +1135,21 @@
           <w:szCs w:val="18"/>
           <w:lang w:val="en-US" w:eastAsia="ja-JP" w:bidi="ar-SA"/>
         </w:rPr>
-        <w:t xml:space="preserve"> Kafr Elsheikh University - Faculty of AI</w:t>
-      </w:r>
-      <w:r>
-        <w:rPr/>
-        <w:tab/>
-        <w:t xml:space="preserve">        </w:t>
-      </w:r>
-      <w:r>
-        <w:rPr>
-          <w:i/>
-          <w:iCs/>
+        <w:t xml:space="preserve"> Kafr Elsheikh University - Faculty of A</w:t>
+      </w:r>
+      <w:r>
+        <w:rPr>
+          <w:b/>
+          <w:bCs/>
           <w:color w:val="auto"/>
           <w:sz w:val="18"/>
           <w:szCs w:val="18"/>
           <w:lang w:val="en-US" w:eastAsia="ja-JP" w:bidi="ar-SA"/>
         </w:rPr>
-        <w:t xml:space="preserve">                            </w:t>
+        <w:t xml:space="preserve">I </w:t>
+        <w:tab/>
+        <w:tab/>
+        <w:tab/>
       </w:r>
       <w:r>
         <w:rPr>
@@ -1175,7 +1202,7 @@
         <w:widowControl/>
         <w:suppressLineNumbers w:val="0"/>
         <w:suppressAutoHyphens w:val="true"/>
-        <w:overflowPunct w:val="false"/>
+        <w:overflowPunct w:val="true"/>
         <w:bidi w:val="0"/>
         <w:spacing w:lineRule="auto" w:line="276" w:before="120" w:after="0"/>
         <w:ind w:hanging="0" w:left="0" w:right="0"/>
@@ -1210,7 +1237,7 @@
         <w:pStyle w:val="Heading1"/>
         <w:widowControl/>
         <w:suppressAutoHyphens w:val="true"/>
-        <w:overflowPunct w:val="false"/>
+        <w:overflowPunct w:val="true"/>
         <w:bidi w:val="0"/>
         <w:spacing w:lineRule="exact" w:line="115" w:before="0" w:after="0"/>
         <w:ind w:hanging="0" w:left="0"/>
@@ -1298,23 +1325,12 @@
         <w:tab/>
         <w:tab/>
         <w:tab/>
-      </w:r>
-      <w:r>
-        <w:rPr/>
-        <w:tab/>
-        <w:tab/>
-        <w:tab/>
-      </w:r>
-      <w:r>
-        <w:rPr>
-          <w:rFonts w:eastAsia="Times New Roman" w:cs="Times New Roman" w:ascii="Times New Roman" w:hAnsi="Times New Roman"/>
-          <w:b/>
-          <w:bCs/>
-          <w:sz w:val="18"/>
-          <w:szCs w:val="18"/>
-          <w:lang w:val="en-US"/>
-        </w:rPr>
-        <w:t xml:space="preserve">                                      October</w:t>
+        <w:tab/>
+        <w:tab/>
+        <w:tab/>
+        <w:tab/>
+        <w:tab/>
+        <w:t>Oct</w:t>
       </w:r>
       <w:r>
         <w:rPr>
@@ -1340,7 +1356,7 @@
         </w:numPr>
         <w:suppressLineNumbers w:val="0"/>
         <w:suppressAutoHyphens w:val="true"/>
-        <w:overflowPunct w:val="false"/>
+        <w:overflowPunct w:val="true"/>
         <w:bidi w:val="0"/>
         <w:spacing w:lineRule="auto" w:line="276" w:before="0" w:after="0"/>
         <w:ind w:hanging="360" w:left="720" w:right="2700"/>
@@ -1363,7 +1379,7 @@
         </w:numPr>
         <w:suppressLineNumbers w:val="0"/>
         <w:suppressAutoHyphens w:val="true"/>
-        <w:overflowPunct w:val="false"/>
+        <w:overflowPunct w:val="true"/>
         <w:bidi w:val="0"/>
         <w:spacing w:lineRule="auto" w:line="276" w:before="0" w:after="0"/>
         <w:ind w:hanging="360" w:left="720" w:right="2700"/>
@@ -1386,7 +1402,7 @@
         </w:numPr>
         <w:suppressLineNumbers w:val="0"/>
         <w:suppressAutoHyphens w:val="true"/>
-        <w:overflowPunct w:val="false"/>
+        <w:overflowPunct w:val="true"/>
         <w:bidi w:val="0"/>
         <w:spacing w:lineRule="auto" w:line="276" w:before="0" w:after="0"/>
         <w:ind w:hanging="360" w:left="720" w:right="2700"/>
@@ -1409,7 +1425,7 @@
         </w:numPr>
         <w:suppressLineNumbers w:val="0"/>
         <w:suppressAutoHyphens w:val="true"/>
-        <w:overflowPunct w:val="false"/>
+        <w:overflowPunct w:val="true"/>
         <w:bidi w:val="0"/>
         <w:spacing w:lineRule="auto" w:line="276" w:before="0" w:after="0"/>
         <w:ind w:hanging="360" w:left="720" w:right="2700"/>
@@ -1432,7 +1448,7 @@
         </w:numPr>
         <w:suppressLineNumbers w:val="0"/>
         <w:suppressAutoHyphens w:val="true"/>
-        <w:overflowPunct w:val="false"/>
+        <w:overflowPunct w:val="true"/>
         <w:bidi w:val="0"/>
         <w:spacing w:lineRule="auto" w:line="276" w:before="0" w:after="0"/>
         <w:ind w:hanging="360" w:left="720" w:right="2700"/>
@@ -1455,7 +1471,7 @@
         </w:numPr>
         <w:suppressLineNumbers w:val="0"/>
         <w:suppressAutoHyphens w:val="true"/>
-        <w:overflowPunct w:val="false"/>
+        <w:overflowPunct w:val="true"/>
         <w:bidi w:val="0"/>
         <w:spacing w:lineRule="auto" w:line="276" w:before="0" w:after="0"/>
         <w:ind w:hanging="360" w:left="720" w:right="2700"/>
@@ -1478,7 +1494,7 @@
         </w:numPr>
         <w:suppressLineNumbers w:val="0"/>
         <w:suppressAutoHyphens w:val="true"/>
-        <w:overflowPunct w:val="false"/>
+        <w:overflowPunct w:val="true"/>
         <w:bidi w:val="0"/>
         <w:spacing w:lineRule="auto" w:line="276" w:before="0" w:after="0"/>
         <w:ind w:hanging="360" w:left="720" w:right="2700"/>
@@ -1501,7 +1517,7 @@
         </w:numPr>
         <w:suppressLineNumbers w:val="0"/>
         <w:suppressAutoHyphens w:val="true"/>
-        <w:overflowPunct w:val="false"/>
+        <w:overflowPunct w:val="true"/>
         <w:bidi w:val="0"/>
         <w:spacing w:lineRule="auto" w:line="276" w:before="0" w:after="0"/>
         <w:ind w:hanging="0" w:left="720" w:right="2700"/>
@@ -1592,28 +1608,8 @@
         <w:tab/>
         <w:tab/>
         <w:tab/>
-      </w:r>
-      <w:r>
-        <w:rPr>
-          <w:rFonts w:eastAsia="Times New Roman" w:cs="Times New Roman" w:ascii="Times New Roman" w:hAnsi="Times New Roman"/>
-          <w:b w:val="false"/>
-          <w:bCs w:val="false"/>
-          <w:sz w:val="18"/>
-          <w:szCs w:val="18"/>
-          <w:lang w:val="en-US"/>
-        </w:rPr>
-        <w:t xml:space="preserve">                   </w:t>
-      </w:r>
-      <w:r>
-        <w:rPr>
-          <w:rFonts w:eastAsia="Times New Roman" w:cs="Times New Roman" w:ascii="Times New Roman" w:hAnsi="Times New Roman"/>
-          <w:b/>
-          <w:bCs/>
-          <w:sz w:val="18"/>
-          <w:szCs w:val="18"/>
-          <w:lang w:val="en-US"/>
-        </w:rPr>
-        <w:t>October</w:t>
+        <w:tab/>
+        <w:t>Oct</w:t>
       </w:r>
       <w:r>
         <w:rPr>
@@ -1650,7 +1646,7 @@
           <w:szCs w:val="18"/>
           <w:lang w:val="en-US"/>
         </w:rPr>
-        <w:t>April 2025</w:t>
+        <w:t>Apr 2025</w:t>
       </w:r>
     </w:p>
     <w:p>
@@ -1829,7 +1825,7 @@
         <w:widowControl/>
         <w:suppressLineNumbers w:val="0"/>
         <w:suppressAutoHyphens w:val="true"/>
-        <w:overflowPunct w:val="false"/>
+        <w:overflowPunct w:val="true"/>
         <w:bidi w:val="0"/>
         <w:spacing w:lineRule="exact" w:line="346" w:before="0" w:after="0"/>
         <w:ind w:hanging="0" w:left="0" w:right="0"/>
@@ -1864,7 +1860,7 @@
         <w:pStyle w:val="Heading1"/>
         <w:widowControl/>
         <w:suppressAutoHyphens w:val="true"/>
-        <w:overflowPunct w:val="false"/>
+        <w:overflowPunct w:val="true"/>
         <w:bidi w:val="0"/>
         <w:spacing w:lineRule="exact" w:line="115" w:before="0" w:after="0"/>
         <w:ind w:hanging="0" w:left="0"/>
@@ -1958,17 +1954,8 @@
         <w:tab/>
         <w:tab/>
         <w:tab/>
-      </w:r>
-      <w:r>
-        <w:rPr>
-          <w:rFonts w:eastAsia="Times New Roman" w:cs="Times New Roman" w:ascii="Times New Roman" w:hAnsi="Times New Roman"/>
-          <w:b/>
-          <w:bCs/>
-          <w:sz w:val="18"/>
-          <w:szCs w:val="18"/>
-          <w:lang w:val="en-US"/>
-        </w:rPr>
-        <w:t xml:space="preserve">                                 </w:t>
+        <w:tab/>
+        <w:tab/>
       </w:r>
       <w:r>
         <w:rPr>
@@ -1981,7 +1968,7 @@
           <w:szCs w:val="18"/>
           <w:lang w:val="en-US"/>
         </w:rPr>
-        <w:t>July 2024 – September 2024</w:t>
+        <w:t>Jul 2024 – Sep 2024</w:t>
       </w:r>
     </w:p>
     <w:p>
@@ -2208,7 +2195,7 @@
           <w:szCs w:val="18"/>
           <w:lang w:val="en-US"/>
         </w:rPr>
-        <w:t xml:space="preserve">                     </w:t>
+        <w:t xml:space="preserve">                </w:t>
       </w:r>
       <w:r>
         <w:rPr>
@@ -2221,7 +2208,7 @@
           <w:szCs w:val="18"/>
           <w:lang w:val="en-US"/>
         </w:rPr>
-        <w:t>July 2024 – October 2024</w:t>
+        <w:t>Jul 2024 – Oct 2024</w:t>
       </w:r>
     </w:p>
     <w:p>
@@ -2404,7 +2391,7 @@
         <w:widowControl/>
         <w:suppressLineNumbers w:val="0"/>
         <w:suppressAutoHyphens w:val="true"/>
-        <w:overflowPunct w:val="false"/>
+        <w:overflowPunct w:val="true"/>
         <w:bidi w:val="0"/>
         <w:spacing w:lineRule="exact" w:line="346" w:before="0" w:after="0"/>
         <w:ind w:hanging="0" w:left="0" w:right="0"/>
@@ -2439,7 +2426,7 @@
         <w:pStyle w:val="Heading1"/>
         <w:widowControl/>
         <w:suppressAutoHyphens w:val="true"/>
-        <w:overflowPunct w:val="false"/>
+        <w:overflowPunct w:val="true"/>
         <w:bidi w:val="0"/>
         <w:spacing w:lineRule="exact" w:line="115" w:before="0" w:after="0"/>
         <w:ind w:hanging="0" w:left="0"/>
@@ -2497,7 +2484,6 @@
         <w:tab/>
         <w:tab/>
         <w:tab/>
-        <w:t xml:space="preserve">     </w:t>
       </w:r>
       <w:r>
         <w:rPr>
@@ -2512,7 +2498,7 @@
           <w:szCs w:val="18"/>
           <w:lang w:val="en-US" w:eastAsia="ja-JP" w:bidi="ar-SA"/>
         </w:rPr>
-        <w:t>December 2024 – Present</w:t>
+        <w:t>Dec 2024 – Present</w:t>
       </w:r>
     </w:p>
     <w:p>
@@ -2892,6 +2878,7 @@
         <w:t xml:space="preserve">      </w:t>
         <w:tab/>
         <w:t xml:space="preserve">           </w:t>
+        <w:tab/>
       </w:r>
       <w:r>
         <w:rPr>
@@ -2906,22 +2893,7 @@
           <w:szCs w:val="18"/>
           <w:lang w:val="en-US" w:eastAsia="ja-JP" w:bidi="ar-SA"/>
         </w:rPr>
-        <w:t xml:space="preserve">September 2024 – </w:t>
-      </w:r>
-      <w:r>
-        <w:rPr>
-          <w:rFonts w:eastAsia="Times New Roman" w:cs="Times New Roman" w:ascii="Times New Roman" w:hAnsi="Times New Roman"/>
-          <w:b/>
-          <w:bCs/>
-          <w:i/>
-          <w:iCs/>
-          <w:color w:val="auto"/>
-          <w:kern w:val="0"/>
-          <w:sz w:val="18"/>
-          <w:szCs w:val="18"/>
-          <w:lang w:val="en-US" w:eastAsia="ja-JP" w:bidi="ar-SA"/>
-        </w:rPr>
-        <w:t>October 2025</w:t>
+        <w:t>Sep 2024 – Oct 2025</w:t>
       </w:r>
     </w:p>
     <w:p>
@@ -3312,7 +3284,15 @@
         </w:rPr>
       </w:pPr>
       <w:r>
-        <w:rPr/>
+        <w:rPr>
+          <w:rFonts w:eastAsia="Times New Roman" w:cs="Times New Roman" w:ascii="Times New Roman" w:hAnsi="Times New Roman"/>
+          <w:b/>
+          <w:bCs/>
+          <w:color w:themeColor="text1" w:val="000000"/>
+          <w:sz w:val="28"/>
+          <w:szCs w:val="28"/>
+          <w:lang w:val="en-US"/>
+        </w:rPr>
       </w:r>
     </w:p>
     <w:p>
@@ -3410,7 +3390,7 @@
         </w:rPr>
         <w:tab/>
       </w:r>
-      <w:hyperlink r:id="rId7">
+      <w:hyperlink r:id="rId8">
         <w:r>
           <w:rPr>
             <w:rStyle w:val="Hyperlink"/>
@@ -3451,7 +3431,7 @@
         <w:t xml:space="preserve">         </w:t>
         <w:tab/>
         <w:tab/>
-        <w:t xml:space="preserve">                 </w:t>
+        <w:tab/>
       </w:r>
       <w:r>
         <w:rPr>
@@ -3466,7 +3446,7 @@
           <w:szCs w:val="18"/>
           <w:lang w:val="en-US" w:eastAsia="ja-JP" w:bidi="ar-SA"/>
         </w:rPr>
-        <w:t>September 2024 - june 2025</w:t>
+        <w:t>Sep 2024 - jun 2025</w:t>
       </w:r>
     </w:p>
     <w:p>
@@ -3500,7 +3480,7 @@
           <w:tab w:val="left" w:pos="0" w:leader="none"/>
         </w:tabs>
         <w:suppressAutoHyphens w:val="true"/>
-        <w:overflowPunct w:val="false"/>
+        <w:overflowPunct w:val="true"/>
         <w:bidi w:val="0"/>
         <w:spacing w:before="0" w:after="0"/>
         <w:ind w:hanging="283" w:left="709"/>
@@ -3661,7 +3641,7 @@
           <w:tab w:val="left" w:pos="0" w:leader="none"/>
         </w:tabs>
         <w:suppressAutoHyphens w:val="true"/>
-        <w:overflowPunct w:val="false"/>
+        <w:overflowPunct w:val="true"/>
         <w:bidi w:val="0"/>
         <w:spacing w:before="0" w:after="0"/>
         <w:ind w:hanging="283" w:left="709"/>
@@ -3761,7 +3741,7 @@
           <w:tab w:val="left" w:pos="0" w:leader="none"/>
         </w:tabs>
         <w:suppressAutoHyphens w:val="true"/>
-        <w:overflowPunct w:val="false"/>
+        <w:overflowPunct w:val="true"/>
         <w:bidi w:val="0"/>
         <w:spacing w:before="0" w:after="0"/>
         <w:ind w:hanging="283" w:left="709"/>
@@ -3874,7 +3854,7 @@
           <w:tab w:val="left" w:pos="0" w:leader="none"/>
         </w:tabs>
         <w:suppressAutoHyphens w:val="true"/>
-        <w:overflowPunct w:val="false"/>
+        <w:overflowPunct w:val="true"/>
         <w:bidi w:val="0"/>
         <w:spacing w:before="0" w:after="0"/>
         <w:ind w:hanging="283" w:left="709"/>
@@ -3946,7 +3926,7 @@
           <w:tab w:val="left" w:pos="0" w:leader="none"/>
         </w:tabs>
         <w:suppressAutoHyphens w:val="true"/>
-        <w:overflowPunct w:val="false"/>
+        <w:overflowPunct w:val="true"/>
         <w:bidi w:val="0"/>
         <w:spacing w:before="0" w:after="0"/>
         <w:ind w:hanging="0" w:left="709"/>
@@ -3992,7 +3972,7 @@
         <w:t>Automatic Arabic Speech Recognition (MTC-AIC2 – 5th Place)</w:t>
         <w:tab/>
       </w:r>
-      <w:hyperlink r:id="rId8">
+      <w:hyperlink r:id="rId9">
         <w:r>
           <w:rPr>
             <w:rStyle w:val="Hyperlink"/>
@@ -4020,7 +4000,7 @@
         <w:tab/>
         <w:tab/>
         <w:tab/>
-        <w:t xml:space="preserve">               </w:t>
+        <w:tab/>
       </w:r>
       <w:r>
         <w:rPr>
@@ -4035,7 +4015,7 @@
           <w:szCs w:val="18"/>
           <w:lang w:val="en-US" w:eastAsia="ja-JP" w:bidi="ar-SA"/>
         </w:rPr>
-        <w:t>May 2024 -  September 2024</w:t>
+        <w:t>May 2024 -  Sep 2024</w:t>
       </w:r>
     </w:p>
     <w:p>
@@ -4593,7 +4573,7 @@
         <w:widowControl/>
         <w:suppressLineNumbers w:val="0"/>
         <w:suppressAutoHyphens w:val="true"/>
-        <w:overflowPunct w:val="false"/>
+        <w:overflowPunct w:val="true"/>
         <w:bidi w:val="0"/>
         <w:spacing w:lineRule="auto" w:line="276" w:before="0" w:after="0"/>
         <w:ind w:hanging="0" w:left="0" w:right="0"/>
@@ -4608,7 +4588,14 @@
         </w:rPr>
       </w:pPr>
       <w:r>
-        <w:rPr/>
+        <w:rPr>
+          <w:rFonts w:eastAsia="Times New Roman" w:cs="Times New Roman" w:ascii="Times New Roman" w:hAnsi="Times New Roman"/>
+          <w:b/>
+          <w:bCs/>
+          <w:color w:themeColor="text1" w:val="000000"/>
+          <w:kern w:val="0"/>
+          <w:lang w:val="en-US" w:eastAsia="ja-JP" w:bidi="ar-SA"/>
+        </w:rPr>
       </w:r>
     </w:p>
     <w:p>
@@ -4617,7 +4604,7 @@
         <w:widowControl/>
         <w:suppressLineNumbers w:val="0"/>
         <w:suppressAutoHyphens w:val="true"/>
-        <w:overflowPunct w:val="false"/>
+        <w:overflowPunct w:val="true"/>
         <w:bidi w:val="0"/>
         <w:spacing w:lineRule="auto" w:line="276" w:before="0" w:after="0"/>
         <w:ind w:hanging="0" w:left="0" w:right="0"/>
@@ -4648,7 +4635,7 @@
         <w:pStyle w:val="Heading1"/>
         <w:widowControl/>
         <w:suppressAutoHyphens w:val="true"/>
-        <w:overflowPunct w:val="false"/>
+        <w:overflowPunct w:val="true"/>
         <w:bidi w:val="0"/>
         <w:spacing w:lineRule="exact" w:line="115" w:before="0" w:after="0"/>
         <w:ind w:hanging="0" w:left="0"/>
@@ -4683,7 +4670,7 @@
         <w:widowControl/>
         <w:suppressLineNumbers w:val="0"/>
         <w:suppressAutoHyphens w:val="true"/>
-        <w:overflowPunct w:val="false"/>
+        <w:overflowPunct w:val="true"/>
         <w:bidi w:val="0"/>
         <w:spacing w:lineRule="auto" w:line="276" w:before="0" w:after="0"/>
         <w:ind w:hanging="0" w:left="0" w:right="0"/>
@@ -4717,7 +4704,7 @@
         <w:widowControl/>
         <w:suppressLineNumbers w:val="0"/>
         <w:suppressAutoHyphens w:val="true"/>
-        <w:overflowPunct w:val="false"/>
+        <w:overflowPunct w:val="true"/>
         <w:bidi w:val="0"/>
         <w:spacing w:lineRule="auto" w:line="276" w:before="0" w:after="0"/>
         <w:ind w:hanging="0" w:left="0" w:right="0"/>
@@ -4819,7 +4806,7 @@
         <w:widowControl/>
         <w:suppressLineNumbers w:val="0"/>
         <w:suppressAutoHyphens w:val="true"/>
-        <w:overflowPunct w:val="false"/>
+        <w:overflowPunct w:val="true"/>
         <w:bidi w:val="0"/>
         <w:spacing w:lineRule="auto" w:line="276" w:before="0" w:after="0"/>
         <w:ind w:hanging="0" w:left="0" w:right="0"/>
@@ -4971,7 +4958,7 @@
         <w:jc w:val="both"/>
         <w:rPr/>
       </w:pPr>
-      <w:hyperlink r:id="rId9" w:tgtFrame="_self">
+      <w:hyperlink r:id="rId10" w:tgtFrame="_self">
         <w:r>
           <w:rPr>
             <w:rStyle w:val="Hyperlink"/>
@@ -5089,7 +5076,7 @@
         <w:widowControl/>
         <w:suppressLineNumbers w:val="0"/>
         <w:suppressAutoHyphens w:val="true"/>
-        <w:overflowPunct w:val="false"/>
+        <w:overflowPunct w:val="true"/>
         <w:bidi w:val="0"/>
         <w:spacing w:lineRule="auto" w:line="276" w:before="0" w:after="0"/>
         <w:ind w:hanging="0" w:left="0" w:right="0"/>
@@ -5104,7 +5091,14 @@
         </w:rPr>
       </w:pPr>
       <w:r>
-        <w:rPr/>
+        <w:rPr>
+          <w:rFonts w:eastAsia="Times New Roman" w:cs="Times New Roman" w:ascii="Times New Roman" w:hAnsi="Times New Roman"/>
+          <w:b/>
+          <w:bCs/>
+          <w:color w:themeColor="text1" w:val="000000"/>
+          <w:kern w:val="0"/>
+          <w:lang w:val="en-US" w:eastAsia="ja-JP" w:bidi="ar-SA"/>
+        </w:rPr>
       </w:r>
     </w:p>
     <w:p>
@@ -5113,7 +5107,7 @@
         <w:widowControl/>
         <w:suppressLineNumbers w:val="0"/>
         <w:suppressAutoHyphens w:val="true"/>
-        <w:overflowPunct w:val="false"/>
+        <w:overflowPunct w:val="true"/>
         <w:bidi w:val="0"/>
         <w:spacing w:lineRule="auto" w:line="276" w:before="0" w:after="0"/>
         <w:ind w:hanging="0" w:left="0" w:right="0"/>
@@ -5128,7 +5122,14 @@
         </w:rPr>
       </w:pPr>
       <w:r>
-        <w:rPr/>
+        <w:rPr>
+          <w:rFonts w:eastAsia="Times New Roman" w:cs="Times New Roman" w:ascii="Times New Roman" w:hAnsi="Times New Roman"/>
+          <w:b/>
+          <w:bCs/>
+          <w:color w:themeColor="text1" w:val="000000"/>
+          <w:kern w:val="0"/>
+          <w:lang w:val="en-US" w:eastAsia="ja-JP" w:bidi="ar-SA"/>
+        </w:rPr>
       </w:r>
     </w:p>
     <w:p>
@@ -5137,7 +5138,7 @@
         <w:widowControl/>
         <w:suppressLineNumbers w:val="0"/>
         <w:suppressAutoHyphens w:val="true"/>
-        <w:overflowPunct w:val="false"/>
+        <w:overflowPunct w:val="true"/>
         <w:bidi w:val="0"/>
         <w:spacing w:lineRule="auto" w:line="276" w:before="0" w:after="0"/>
         <w:ind w:hanging="0" w:left="0" w:right="0"/>
@@ -5168,7 +5169,7 @@
         <w:pStyle w:val="Heading1"/>
         <w:widowControl/>
         <w:suppressAutoHyphens w:val="true"/>
-        <w:overflowPunct w:val="false"/>
+        <w:overflowPunct w:val="true"/>
         <w:bidi w:val="0"/>
         <w:spacing w:lineRule="exact" w:line="115" w:before="0" w:after="0"/>
         <w:ind w:hanging="0" w:left="0"/>
@@ -5219,7 +5220,20 @@
           <w:szCs w:val="24"/>
           <w:lang w:val="en-US"/>
         </w:rPr>
-        <w:t>Machine Learning &amp; Deep Learning Modeling</w:t>
+        <w:t>Programming &amp;</w:t>
+      </w:r>
+      <w:r>
+        <w:rPr>
+          <w:rFonts w:eastAsia="Times New Roman" w:cs="Times New Roman" w:ascii="Times New Roman" w:hAnsi="Times New Roman"/>
+          <w:b/>
+          <w:bCs/>
+          <w:color w:themeColor="accent1" w:themeShade="bf" w:val="0F4761"/>
+          <w:kern w:val="0"/>
+          <w:sz w:val="24"/>
+          <w:szCs w:val="24"/>
+          <w:lang w:val="en-US" w:eastAsia="ja-JP" w:bidi="ar-SA"/>
+        </w:rPr>
+        <w:t xml:space="preserve">  Deployment</w:t>
       </w:r>
     </w:p>
     <w:p>
@@ -5231,84 +5245,25 @@
           <w:numId w:val="1"/>
         </w:numPr>
         <w:suppressAutoHyphens w:val="true"/>
-        <w:overflowPunct w:val="false"/>
+        <w:overflowPunct w:val="true"/>
         <w:ind w:hanging="0" w:left="720" w:right="0"/>
         <w:rPr>
-          <w:b w:val="false"/>
-          <w:bCs w:val="false"/>
-        </w:rPr>
-      </w:pPr>
-      <w:r>
-        <w:rPr>
-          <w:b/>
-          <w:bCs/>
-          <w:color w:val="auto"/>
-          <w:kern w:val="0"/>
-          <w:sz w:val="16"/>
-          <w:szCs w:val="16"/>
-          <w:lang w:eastAsia="ja-JP" w:bidi="ar-SA"/>
-        </w:rPr>
-        <w:t>Traditional ML:</w:t>
-      </w:r>
-      <w:r>
-        <w:rPr>
-          <w:b w:val="false"/>
-          <w:bCs w:val="false"/>
-          <w:color w:val="auto"/>
-          <w:kern w:val="0"/>
-          <w:sz w:val="16"/>
-          <w:szCs w:val="16"/>
-          <w:lang w:eastAsia="ja-JP" w:bidi="ar-SA"/>
-        </w:rPr>
-        <w:t xml:space="preserve"> </w:t>
-      </w:r>
-      <w:r>
-        <w:rPr>
-          <w:b/>
-          <w:bCs/>
-          <w:color w:val="auto"/>
-          <w:kern w:val="0"/>
-          <w:sz w:val="16"/>
-          <w:szCs w:val="16"/>
-          <w:lang w:eastAsia="ja-JP" w:bidi="ar-SA"/>
-        </w:rPr>
-        <w:t>Supervised</w:t>
-      </w:r>
-      <w:r>
-        <w:rPr>
-          <w:b w:val="false"/>
-          <w:bCs w:val="false"/>
-          <w:color w:val="auto"/>
-          <w:kern w:val="0"/>
-          <w:sz w:val="16"/>
-          <w:szCs w:val="16"/>
-          <w:lang w:eastAsia="ja-JP" w:bidi="ar-SA"/>
-        </w:rPr>
-        <w:t xml:space="preserve"> (Regression, Classification) &amp; </w:t>
-      </w:r>
-      <w:r>
-        <w:rPr>
-          <w:b/>
-          <w:bCs/>
-          <w:color w:val="auto"/>
-          <w:kern w:val="0"/>
-          <w:sz w:val="16"/>
-          <w:szCs w:val="16"/>
-          <w:lang w:eastAsia="ja-JP" w:bidi="ar-SA"/>
-        </w:rPr>
-        <w:t>Unsupervised</w:t>
-      </w:r>
-      <w:r>
-        <w:rPr>
-          <w:b w:val="false"/>
-          <w:bCs w:val="false"/>
-          <w:color w:val="auto"/>
-          <w:kern w:val="0"/>
-          <w:sz w:val="16"/>
-          <w:szCs w:val="16"/>
-          <w:lang w:eastAsia="ja-JP" w:bidi="ar-SA"/>
-        </w:rPr>
-        <w:t xml:space="preserve"> (Clustering, Dimensionality Reduction) techniques.</w:t>
+          <w:sz w:val="16"/>
+          <w:szCs w:val="16"/>
+        </w:rPr>
+      </w:pPr>
+      <w:r>
+        <w:rPr>
+          <w:rFonts w:eastAsia="Times New Roman" w:cs="Times New Roman" w:ascii="Times New Roman" w:hAnsi="Times New Roman"/>
+          <w:b w:val="false"/>
+          <w:bCs w:val="false"/>
+          <w:color w:val="auto"/>
+          <w:kern w:val="0"/>
+          <w:sz w:val="16"/>
+          <w:szCs w:val="16"/>
+          <w:lang w:eastAsia="ja-JP" w:bidi="ar-SA"/>
+        </w:rPr>
+        <w:t>Python, Flask, Fast API, Java Script, Node.JS, Databases (SQL Server, PostgreSQL, MySQL, FAISS, Qdrant).</w:t>
       </w:r>
     </w:p>
     <w:p>
@@ -5320,156 +5275,56 @@
           <w:numId w:val="1"/>
         </w:numPr>
         <w:suppressAutoHyphens w:val="true"/>
-        <w:overflowPunct w:val="false"/>
-        <w:ind w:hanging="0" w:left="720" w:right="0"/>
-        <w:rPr>
-          <w:b w:val="false"/>
-          <w:bCs w:val="false"/>
-        </w:rPr>
-      </w:pPr>
-      <w:r>
-        <w:rPr>
-          <w:b/>
-          <w:bCs/>
-          <w:color w:val="auto"/>
-          <w:kern w:val="0"/>
-          <w:sz w:val="16"/>
-          <w:szCs w:val="16"/>
-          <w:lang w:eastAsia="ja-JP" w:bidi="ar-SA"/>
-        </w:rPr>
-        <w:t>Deep Learning:</w:t>
-      </w:r>
-      <w:r>
-        <w:rPr>
-          <w:b w:val="false"/>
-          <w:bCs w:val="false"/>
-          <w:color w:val="auto"/>
-          <w:kern w:val="0"/>
-          <w:sz w:val="16"/>
-          <w:szCs w:val="16"/>
-          <w:lang w:eastAsia="ja-JP" w:bidi="ar-SA"/>
-        </w:rPr>
-        <w:t xml:space="preserve"> </w:t>
-      </w:r>
-      <w:r>
-        <w:rPr>
-          <w:b/>
-          <w:bCs/>
-          <w:color w:val="auto"/>
-          <w:kern w:val="0"/>
-          <w:sz w:val="16"/>
-          <w:szCs w:val="16"/>
-          <w:lang w:eastAsia="ja-JP" w:bidi="ar-SA"/>
-        </w:rPr>
-        <w:t>CNN</w:t>
-      </w:r>
-      <w:r>
-        <w:rPr>
-          <w:b w:val="false"/>
-          <w:bCs w:val="false"/>
-          <w:color w:val="auto"/>
-          <w:kern w:val="0"/>
-          <w:sz w:val="16"/>
-          <w:szCs w:val="16"/>
-          <w:lang w:eastAsia="ja-JP" w:bidi="ar-SA"/>
-        </w:rPr>
-        <w:t xml:space="preserve"> (Computer Vision), </w:t>
-      </w:r>
-      <w:r>
-        <w:rPr>
-          <w:b/>
-          <w:bCs/>
-          <w:color w:val="auto"/>
-          <w:kern w:val="0"/>
-          <w:sz w:val="16"/>
-          <w:szCs w:val="16"/>
-          <w:lang w:eastAsia="ja-JP" w:bidi="ar-SA"/>
-        </w:rPr>
-        <w:t>RNN</w:t>
-      </w:r>
-      <w:r>
-        <w:rPr>
-          <w:b w:val="false"/>
-          <w:bCs w:val="false"/>
-          <w:color w:val="auto"/>
-          <w:kern w:val="0"/>
-          <w:sz w:val="16"/>
-          <w:szCs w:val="16"/>
-          <w:lang w:eastAsia="ja-JP" w:bidi="ar-SA"/>
-        </w:rPr>
-        <w:t>/</w:t>
-      </w:r>
-      <w:r>
-        <w:rPr>
-          <w:b/>
-          <w:bCs/>
-          <w:color w:val="auto"/>
-          <w:kern w:val="0"/>
-          <w:sz w:val="16"/>
-          <w:szCs w:val="16"/>
-          <w:lang w:eastAsia="ja-JP" w:bidi="ar-SA"/>
-        </w:rPr>
-        <w:t>LSTM</w:t>
-      </w:r>
-      <w:r>
-        <w:rPr>
-          <w:b w:val="false"/>
-          <w:bCs w:val="false"/>
-          <w:color w:val="auto"/>
-          <w:kern w:val="0"/>
-          <w:sz w:val="16"/>
-          <w:szCs w:val="16"/>
-          <w:lang w:eastAsia="ja-JP" w:bidi="ar-SA"/>
-        </w:rPr>
-        <w:t xml:space="preserve"> (Time Series), </w:t>
-      </w:r>
-      <w:r>
-        <w:rPr>
-          <w:b/>
-          <w:bCs/>
-          <w:color w:val="auto"/>
-          <w:kern w:val="0"/>
-          <w:sz w:val="16"/>
-          <w:szCs w:val="16"/>
-          <w:lang w:eastAsia="ja-JP" w:bidi="ar-SA"/>
-        </w:rPr>
-        <w:t>Transformers</w:t>
-      </w:r>
-      <w:r>
-        <w:rPr>
-          <w:b w:val="false"/>
-          <w:bCs w:val="false"/>
-          <w:color w:val="auto"/>
-          <w:kern w:val="0"/>
-          <w:sz w:val="16"/>
-          <w:szCs w:val="16"/>
-          <w:lang w:eastAsia="ja-JP" w:bidi="ar-SA"/>
-        </w:rPr>
-        <w:t xml:space="preserve"> (NLP), </w:t>
-      </w:r>
-      <w:r>
-        <w:rPr>
-          <w:b/>
-          <w:bCs/>
-          <w:color w:val="auto"/>
-          <w:kern w:val="0"/>
-          <w:sz w:val="16"/>
-          <w:szCs w:val="16"/>
-          <w:lang w:eastAsia="ja-JP" w:bidi="ar-SA"/>
-        </w:rPr>
-        <w:t>GANs</w:t>
-      </w:r>
-      <w:r>
-        <w:rPr>
-          <w:b w:val="false"/>
-          <w:bCs w:val="false"/>
-          <w:color w:val="auto"/>
-          <w:kern w:val="0"/>
-          <w:sz w:val="16"/>
-          <w:szCs w:val="16"/>
-          <w:lang w:eastAsia="ja-JP" w:bidi="ar-SA"/>
-        </w:rPr>
-        <w:t xml:space="preserve"> (Generative Models).</w:t>
+        <w:overflowPunct w:val="true"/>
+        <w:ind w:hanging="0"/>
+        <w:rPr>
+          <w:rFonts w:ascii="Times New Roman" w:hAnsi="Times New Roman" w:eastAsia="Times New Roman" w:cs="Times New Roman"/>
+          <w:b w:val="false"/>
+          <w:bCs w:val="false"/>
+          <w:color w:val="auto"/>
+          <w:kern w:val="0"/>
+          <w:sz w:val="16"/>
+          <w:szCs w:val="16"/>
+          <w:lang w:eastAsia="ja-JP" w:bidi="ar-SA"/>
+        </w:rPr>
+      </w:pPr>
+      <w:r>
+        <w:rPr>
+          <w:rFonts w:eastAsia="Times New Roman" w:cs="Times New Roman" w:ascii="Times New Roman" w:hAnsi="Times New Roman"/>
+          <w:b w:val="false"/>
+          <w:bCs w:val="false"/>
+          <w:color w:val="auto"/>
+          <w:kern w:val="0"/>
+          <w:sz w:val="16"/>
+          <w:szCs w:val="16"/>
+          <w:lang w:eastAsia="ja-JP" w:bidi="ar-SA"/>
+        </w:rPr>
+        <w:t>Docker, Kubernetes, Git&amp;Github, Grafana, Mlflow, WandB.</w:t>
+      </w:r>
+    </w:p>
+    <w:p>
+      <w:pPr>
+        <w:pStyle w:val="Heading3"/>
+        <w:suppressLineNumbers w:val="0"/>
+        <w:bidi w:val="0"/>
+        <w:spacing w:lineRule="auto" w:line="276" w:before="0" w:after="0"/>
+        <w:ind w:hanging="0" w:left="0" w:right="0"/>
+        <w:jc w:val="both"/>
+        <w:rPr>
+          <w:sz w:val="24"/>
+          <w:szCs w:val="24"/>
+        </w:rPr>
+      </w:pPr>
+      <w:r>
+        <w:rPr>
+          <w:rFonts w:eastAsia="Times New Roman" w:cs="Times New Roman" w:ascii="Times New Roman" w:hAnsi="Times New Roman"/>
+          <w:b/>
+          <w:bCs/>
+          <w:sz w:val="24"/>
+          <w:szCs w:val="24"/>
+          <w:lang w:val="en-US"/>
+        </w:rPr>
+        <w:t>Machine Learning &amp; Deep Learning Modeling</w:t>
       </w:r>
     </w:p>
     <w:p>
@@ -5481,7 +5336,7 @@
           <w:numId w:val="1"/>
         </w:numPr>
         <w:suppressAutoHyphens w:val="true"/>
-        <w:overflowPunct w:val="false"/>
+        <w:overflowPunct w:val="true"/>
         <w:ind w:hanging="0" w:left="720" w:right="0"/>
         <w:rPr>
           <w:b w:val="false"/>
@@ -5498,7 +5353,7 @@
           <w:szCs w:val="16"/>
           <w:lang w:eastAsia="ja-JP" w:bidi="ar-SA"/>
         </w:rPr>
-        <w:t>Transfer Learning:</w:t>
+        <w:t>Traditional ML:</w:t>
       </w:r>
       <w:r>
         <w:rPr>
@@ -5514,52 +5369,55 @@
       </w:r>
       <w:r>
         <w:rPr>
-          <w:b/>
-          <w:bCs/>
-          <w:color w:val="auto"/>
-          <w:kern w:val="0"/>
-          <w:sz w:val="16"/>
-          <w:szCs w:val="16"/>
-          <w:lang w:eastAsia="ja-JP" w:bidi="ar-SA"/>
-        </w:rPr>
-        <w:t>Fine-tuning</w:t>
-      </w:r>
-      <w:r>
-        <w:rPr>
-          <w:b w:val="false"/>
-          <w:bCs w:val="false"/>
-          <w:color w:val="auto"/>
-          <w:kern w:val="0"/>
-          <w:sz w:val="16"/>
-          <w:szCs w:val="16"/>
-          <w:lang w:eastAsia="ja-JP" w:bidi="ar-SA"/>
-        </w:rPr>
-        <w:t xml:space="preserve"> and adapting pre-trained models (e.g., ResNet, EfficientNet) for domain-specific tasks.</w:t>
-      </w:r>
-    </w:p>
-    <w:p>
-      <w:pPr>
-        <w:pStyle w:val="Heading3"/>
-        <w:suppressLineNumbers w:val="0"/>
-        <w:bidi w:val="0"/>
-        <w:spacing w:lineRule="auto" w:line="276" w:before="0" w:after="0"/>
-        <w:ind w:hanging="0" w:left="0" w:right="0"/>
-        <w:jc w:val="both"/>
-        <w:rPr>
-          <w:sz w:val="24"/>
-          <w:szCs w:val="24"/>
-        </w:rPr>
-      </w:pPr>
-      <w:r>
-        <w:rPr>
-          <w:rFonts w:eastAsia="Times New Roman" w:cs="Times New Roman" w:ascii="Times New Roman" w:hAnsi="Times New Roman"/>
-          <w:b/>
-          <w:bCs/>
-          <w:sz w:val="24"/>
-          <w:szCs w:val="24"/>
-          <w:lang w:val="en-US"/>
-        </w:rPr>
-        <w:t>Natural Language Processing (NLP)</w:t>
+          <w:rFonts w:eastAsia="Times New Roman" w:cs="Times New Roman" w:ascii="Times New Roman" w:hAnsi="Times New Roman"/>
+          <w:b/>
+          <w:bCs/>
+          <w:color w:val="auto"/>
+          <w:kern w:val="0"/>
+          <w:sz w:val="16"/>
+          <w:szCs w:val="16"/>
+          <w:lang w:val="en-US" w:eastAsia="ja-JP" w:bidi="ar-SA"/>
+        </w:rPr>
+        <w:t>Supervised</w:t>
+      </w:r>
+      <w:r>
+        <w:rPr>
+          <w:rFonts w:eastAsia="Times New Roman" w:cs="Times New Roman" w:ascii="Times New Roman" w:hAnsi="Times New Roman"/>
+          <w:b w:val="false"/>
+          <w:bCs w:val="false"/>
+          <w:color w:val="auto"/>
+          <w:kern w:val="0"/>
+          <w:sz w:val="16"/>
+          <w:szCs w:val="16"/>
+          <w:lang w:val="en-US" w:eastAsia="ja-JP" w:bidi="ar-SA"/>
+        </w:rPr>
+        <w:t xml:space="preserve"> (Regression, Classification) &amp; </w:t>
+      </w:r>
+      <w:r>
+        <w:rPr>
+          <w:rFonts w:eastAsia="Times New Roman" w:cs="Times New Roman" w:ascii="Times New Roman" w:hAnsi="Times New Roman"/>
+          <w:b/>
+          <w:bCs/>
+          <w:color w:val="auto"/>
+          <w:kern w:val="0"/>
+          <w:sz w:val="16"/>
+          <w:szCs w:val="16"/>
+          <w:lang w:val="en-US" w:eastAsia="ja-JP" w:bidi="ar-SA"/>
+        </w:rPr>
+        <w:t>Unsupervised</w:t>
+      </w:r>
+      <w:r>
+        <w:rPr>
+          <w:rFonts w:eastAsia="Times New Roman" w:cs="Times New Roman" w:ascii="Times New Roman" w:hAnsi="Times New Roman"/>
+          <w:b w:val="false"/>
+          <w:bCs w:val="false"/>
+          <w:color w:val="auto"/>
+          <w:kern w:val="0"/>
+          <w:sz w:val="16"/>
+          <w:szCs w:val="16"/>
+          <w:lang w:val="en-US" w:eastAsia="ja-JP" w:bidi="ar-SA"/>
+        </w:rPr>
+        <w:t xml:space="preserve"> (Clustering, Dimensionality Reduction).</w:t>
       </w:r>
     </w:p>
     <w:p>
@@ -5571,41 +5429,140 @@
           <w:numId w:val="1"/>
         </w:numPr>
         <w:suppressAutoHyphens w:val="true"/>
-        <w:overflowPunct w:val="false"/>
+        <w:overflowPunct w:val="true"/>
         <w:ind w:hanging="0" w:left="720" w:right="0"/>
         <w:rPr>
           <w:b w:val="false"/>
           <w:bCs w:val="false"/>
-          <w:color w:val="auto"/>
-          <w:kern w:val="0"/>
-          <w:sz w:val="16"/>
-          <w:szCs w:val="16"/>
-          <w:lang w:eastAsia="ja-JP" w:bidi="ar-SA"/>
-        </w:rPr>
-      </w:pPr>
-      <w:r>
-        <w:rPr>
-          <w:b/>
-          <w:bCs/>
-          <w:color w:val="auto"/>
-          <w:kern w:val="0"/>
-          <w:sz w:val="16"/>
-          <w:szCs w:val="16"/>
-          <w:lang w:eastAsia="ja-JP" w:bidi="ar-SA"/>
-        </w:rPr>
-        <w:t>LLM Fine-Tuning:</w:t>
-      </w:r>
-      <w:r>
-        <w:rPr>
-          <w:b w:val="false"/>
-          <w:bCs w:val="false"/>
-          <w:color w:val="auto"/>
-          <w:kern w:val="0"/>
-          <w:sz w:val="16"/>
-          <w:szCs w:val="16"/>
-          <w:lang w:eastAsia="ja-JP" w:bidi="ar-SA"/>
-        </w:rPr>
-        <w:t xml:space="preserve"> QWEN-2.5/3, Phi, DeepSeek, Llama 2/3.</w:t>
+        </w:rPr>
+      </w:pPr>
+      <w:r>
+        <w:rPr>
+          <w:b/>
+          <w:bCs/>
+          <w:color w:val="auto"/>
+          <w:kern w:val="0"/>
+          <w:sz w:val="16"/>
+          <w:szCs w:val="16"/>
+          <w:lang w:eastAsia="ja-JP" w:bidi="ar-SA"/>
+        </w:rPr>
+        <w:t>Deep Learning:</w:t>
+      </w:r>
+      <w:r>
+        <w:rPr>
+          <w:b w:val="false"/>
+          <w:bCs w:val="false"/>
+          <w:color w:val="auto"/>
+          <w:kern w:val="0"/>
+          <w:sz w:val="16"/>
+          <w:szCs w:val="16"/>
+          <w:lang w:eastAsia="ja-JP" w:bidi="ar-SA"/>
+        </w:rPr>
+        <w:t xml:space="preserve"> </w:t>
+      </w:r>
+      <w:r>
+        <w:rPr>
+          <w:rFonts w:eastAsia="Times New Roman" w:cs="Times New Roman" w:ascii="Times New Roman" w:hAnsi="Times New Roman"/>
+          <w:b/>
+          <w:bCs/>
+          <w:color w:val="auto"/>
+          <w:kern w:val="0"/>
+          <w:sz w:val="16"/>
+          <w:szCs w:val="16"/>
+          <w:lang w:val="en-US" w:eastAsia="ja-JP" w:bidi="ar-SA"/>
+        </w:rPr>
+        <w:t>CNN</w:t>
+      </w:r>
+      <w:r>
+        <w:rPr>
+          <w:rFonts w:eastAsia="Times New Roman" w:cs="Times New Roman" w:ascii="Times New Roman" w:hAnsi="Times New Roman"/>
+          <w:b w:val="false"/>
+          <w:bCs w:val="false"/>
+          <w:color w:val="auto"/>
+          <w:kern w:val="0"/>
+          <w:sz w:val="16"/>
+          <w:szCs w:val="16"/>
+          <w:lang w:val="en-US" w:eastAsia="ja-JP" w:bidi="ar-SA"/>
+        </w:rPr>
+        <w:t xml:space="preserve"> (Computer Vision), </w:t>
+      </w:r>
+      <w:r>
+        <w:rPr>
+          <w:rFonts w:eastAsia="Times New Roman" w:cs="Times New Roman" w:ascii="Times New Roman" w:hAnsi="Times New Roman"/>
+          <w:b/>
+          <w:bCs/>
+          <w:color w:val="auto"/>
+          <w:kern w:val="0"/>
+          <w:sz w:val="16"/>
+          <w:szCs w:val="16"/>
+          <w:lang w:val="en-US" w:eastAsia="ja-JP" w:bidi="ar-SA"/>
+        </w:rPr>
+        <w:t>RNN/LSTM</w:t>
+      </w:r>
+      <w:r>
+        <w:rPr>
+          <w:rFonts w:eastAsia="Times New Roman" w:cs="Times New Roman" w:ascii="Times New Roman" w:hAnsi="Times New Roman"/>
+          <w:b w:val="false"/>
+          <w:bCs w:val="false"/>
+          <w:color w:val="auto"/>
+          <w:kern w:val="0"/>
+          <w:sz w:val="16"/>
+          <w:szCs w:val="16"/>
+          <w:lang w:val="en-US" w:eastAsia="ja-JP" w:bidi="ar-SA"/>
+        </w:rPr>
+        <w:t xml:space="preserve"> (Time Series), </w:t>
+      </w:r>
+      <w:r>
+        <w:rPr>
+          <w:rFonts w:eastAsia="Times New Roman" w:cs="Times New Roman" w:ascii="Times New Roman" w:hAnsi="Times New Roman"/>
+          <w:b/>
+          <w:bCs/>
+          <w:color w:val="auto"/>
+          <w:kern w:val="0"/>
+          <w:sz w:val="16"/>
+          <w:szCs w:val="16"/>
+          <w:lang w:val="en-US" w:eastAsia="ja-JP" w:bidi="ar-SA"/>
+        </w:rPr>
+        <w:t>Transformers</w:t>
+      </w:r>
+      <w:r>
+        <w:rPr>
+          <w:rFonts w:eastAsia="Times New Roman" w:cs="Times New Roman" w:ascii="Times New Roman" w:hAnsi="Times New Roman"/>
+          <w:b w:val="false"/>
+          <w:bCs w:val="false"/>
+          <w:color w:val="auto"/>
+          <w:kern w:val="0"/>
+          <w:sz w:val="16"/>
+          <w:szCs w:val="16"/>
+          <w:lang w:val="en-US" w:eastAsia="ja-JP" w:bidi="ar-SA"/>
+        </w:rPr>
+        <w:t xml:space="preserve"> (NLP), </w:t>
+      </w:r>
+      <w:r>
+        <w:rPr>
+          <w:rFonts w:eastAsia="Times New Roman" w:cs="Times New Roman" w:ascii="Times New Roman" w:hAnsi="Times New Roman"/>
+          <w:b/>
+          <w:bCs/>
+          <w:color w:val="auto"/>
+          <w:kern w:val="0"/>
+          <w:sz w:val="16"/>
+          <w:szCs w:val="16"/>
+          <w:lang w:val="en-US" w:eastAsia="ja-JP" w:bidi="ar-SA"/>
+        </w:rPr>
+        <w:t>GANs</w:t>
+      </w:r>
+      <w:r>
+        <w:rPr>
+          <w:rFonts w:eastAsia="Times New Roman" w:cs="Times New Roman" w:ascii="Times New Roman" w:hAnsi="Times New Roman"/>
+          <w:b w:val="false"/>
+          <w:bCs w:val="false"/>
+          <w:color w:val="auto"/>
+          <w:kern w:val="0"/>
+          <w:sz w:val="16"/>
+          <w:szCs w:val="16"/>
+          <w:lang w:val="en-US" w:eastAsia="ja-JP" w:bidi="ar-SA"/>
+        </w:rPr>
+        <w:t xml:space="preserve"> (Generative Models).</w:t>
       </w:r>
     </w:p>
     <w:p>
@@ -5617,121 +5574,113 @@
           <w:numId w:val="1"/>
         </w:numPr>
         <w:suppressAutoHyphens w:val="true"/>
-        <w:overflowPunct w:val="false"/>
+        <w:overflowPunct w:val="true"/>
         <w:ind w:hanging="0" w:left="720" w:right="0"/>
         <w:rPr>
-          <w:b/>
-          <w:bCs/>
-          <w:color w:val="auto"/>
-          <w:kern w:val="0"/>
-          <w:sz w:val="16"/>
-          <w:szCs w:val="16"/>
-          <w:lang w:eastAsia="ja-JP" w:bidi="ar-SA"/>
-        </w:rPr>
-      </w:pPr>
-      <w:r>
-        <w:rPr>
-          <w:b/>
-          <w:bCs/>
-          <w:color w:val="auto"/>
-          <w:kern w:val="0"/>
-          <w:sz w:val="16"/>
-          <w:szCs w:val="16"/>
-          <w:lang w:eastAsia="ja-JP" w:bidi="ar-SA"/>
-        </w:rPr>
-        <w:t>Training Techniques:</w:t>
-      </w:r>
-    </w:p>
-    <w:p>
-      <w:pPr>
-        <w:pStyle w:val="ListParagraph"/>
-        <w:widowControl/>
-        <w:numPr>
-          <w:ilvl w:val="0"/>
-          <w:numId w:val="3"/>
-        </w:numPr>
-        <w:suppressAutoHyphens w:val="true"/>
-        <w:overflowPunct w:val="false"/>
-        <w:ind w:hanging="360" w:left="1440" w:right="0"/>
-        <w:rPr>
-          <w:b w:val="false"/>
-          <w:bCs w:val="false"/>
-          <w:color w:val="auto"/>
-          <w:kern w:val="0"/>
-          <w:sz w:val="16"/>
-          <w:szCs w:val="16"/>
-          <w:lang w:eastAsia="ja-JP" w:bidi="ar-SA"/>
-        </w:rPr>
-      </w:pPr>
-      <w:r>
-        <w:rPr>
-          <w:b/>
-          <w:bCs/>
-          <w:color w:val="auto"/>
-          <w:kern w:val="0"/>
-          <w:sz w:val="16"/>
-          <w:szCs w:val="16"/>
-          <w:lang w:eastAsia="ja-JP" w:bidi="ar-SA"/>
-        </w:rPr>
-        <w:t>Efficient Training:</w:t>
-      </w:r>
-      <w:r>
-        <w:rPr>
-          <w:b w:val="false"/>
-          <w:bCs w:val="false"/>
-          <w:color w:val="auto"/>
-          <w:kern w:val="0"/>
-          <w:sz w:val="16"/>
-          <w:szCs w:val="16"/>
-          <w:lang w:eastAsia="ja-JP" w:bidi="ar-SA"/>
-        </w:rPr>
-        <w:t xml:space="preserve"> PEFT, LoRA, QLoRA, RLHF, SFT.</w:t>
-      </w:r>
-    </w:p>
-    <w:p>
-      <w:pPr>
-        <w:pStyle w:val="ListParagraph"/>
-        <w:widowControl/>
-        <w:numPr>
-          <w:ilvl w:val="0"/>
-          <w:numId w:val="3"/>
-        </w:numPr>
-        <w:suppressAutoHyphens w:val="true"/>
-        <w:overflowPunct w:val="false"/>
-        <w:ind w:hanging="360" w:left="1440" w:right="0"/>
-        <w:rPr>
-          <w:b w:val="false"/>
-          <w:bCs w:val="false"/>
-          <w:color w:val="auto"/>
-          <w:kern w:val="0"/>
-          <w:sz w:val="16"/>
-          <w:szCs w:val="16"/>
-          <w:lang w:eastAsia="ja-JP" w:bidi="ar-SA"/>
-        </w:rPr>
-      </w:pPr>
-      <w:r>
-        <w:rPr>
-          <w:b/>
-          <w:bCs/>
-          <w:color w:val="auto"/>
-          <w:kern w:val="0"/>
-          <w:sz w:val="16"/>
-          <w:szCs w:val="16"/>
-          <w:lang w:eastAsia="ja-JP" w:bidi="ar-SA"/>
-        </w:rPr>
-        <w:t>Frameworks:</w:t>
-      </w:r>
-      <w:r>
-        <w:rPr>
-          <w:b w:val="false"/>
-          <w:bCs w:val="false"/>
-          <w:color w:val="auto"/>
-          <w:kern w:val="0"/>
-          <w:sz w:val="16"/>
-          <w:szCs w:val="16"/>
-          <w:lang w:eastAsia="ja-JP" w:bidi="ar-SA"/>
-        </w:rPr>
-        <w:t xml:space="preserve"> Hugging Face Transformers, LLaMA-Factory, Unsloth, Lightning-AI, WandB, VLLM.</w:t>
+          <w:b w:val="false"/>
+          <w:bCs w:val="false"/>
+        </w:rPr>
+      </w:pPr>
+      <w:r>
+        <w:rPr>
+          <w:b/>
+          <w:bCs/>
+          <w:color w:val="auto"/>
+          <w:kern w:val="0"/>
+          <w:sz w:val="16"/>
+          <w:szCs w:val="16"/>
+          <w:lang w:eastAsia="ja-JP" w:bidi="ar-SA"/>
+        </w:rPr>
+        <w:t>Transfer Learning:</w:t>
+      </w:r>
+      <w:r>
+        <w:rPr>
+          <w:b w:val="false"/>
+          <w:bCs w:val="false"/>
+          <w:color w:val="auto"/>
+          <w:kern w:val="0"/>
+          <w:sz w:val="16"/>
+          <w:szCs w:val="16"/>
+          <w:lang w:eastAsia="ja-JP" w:bidi="ar-SA"/>
+        </w:rPr>
+        <w:t xml:space="preserve"> </w:t>
+      </w:r>
+      <w:r>
+        <w:rPr>
+          <w:rFonts w:eastAsia="Times New Roman" w:cs="Times New Roman" w:ascii="Times New Roman" w:hAnsi="Times New Roman"/>
+          <w:b/>
+          <w:bCs/>
+          <w:color w:val="auto"/>
+          <w:kern w:val="0"/>
+          <w:sz w:val="16"/>
+          <w:szCs w:val="16"/>
+          <w:lang w:val="en-US" w:eastAsia="ja-JP" w:bidi="ar-SA"/>
+        </w:rPr>
+        <w:t>Fine-tuning</w:t>
+      </w:r>
+      <w:r>
+        <w:rPr>
+          <w:rFonts w:eastAsia="Times New Roman" w:cs="Times New Roman" w:ascii="Times New Roman" w:hAnsi="Times New Roman"/>
+          <w:b w:val="false"/>
+          <w:bCs w:val="false"/>
+          <w:color w:val="auto"/>
+          <w:kern w:val="0"/>
+          <w:sz w:val="16"/>
+          <w:szCs w:val="16"/>
+          <w:lang w:val="en-US" w:eastAsia="ja-JP" w:bidi="ar-SA"/>
+        </w:rPr>
+        <w:t xml:space="preserve"> and </w:t>
+      </w:r>
+      <w:r>
+        <w:rPr>
+          <w:rFonts w:eastAsia="Times New Roman" w:cs="Times New Roman" w:ascii="Times New Roman" w:hAnsi="Times New Roman"/>
+          <w:b/>
+          <w:bCs/>
+          <w:color w:val="auto"/>
+          <w:kern w:val="0"/>
+          <w:sz w:val="16"/>
+          <w:szCs w:val="16"/>
+          <w:lang w:val="en-US" w:eastAsia="ja-JP" w:bidi="ar-SA"/>
+        </w:rPr>
+        <w:t>adapting pre-trained</w:t>
+      </w:r>
+      <w:r>
+        <w:rPr>
+          <w:rFonts w:eastAsia="Times New Roman" w:cs="Times New Roman" w:ascii="Times New Roman" w:hAnsi="Times New Roman"/>
+          <w:b w:val="false"/>
+          <w:bCs w:val="false"/>
+          <w:color w:val="auto"/>
+          <w:kern w:val="0"/>
+          <w:sz w:val="16"/>
+          <w:szCs w:val="16"/>
+          <w:lang w:val="en-US" w:eastAsia="ja-JP" w:bidi="ar-SA"/>
+        </w:rPr>
+        <w:t xml:space="preserve"> models (e.g., ResNet, EfficientNet) for domain-specific tasks.</w:t>
+      </w:r>
+    </w:p>
+    <w:p>
+      <w:pPr>
+        <w:pStyle w:val="Heading3"/>
+        <w:suppressLineNumbers w:val="0"/>
+        <w:bidi w:val="0"/>
+        <w:spacing w:lineRule="auto" w:line="276" w:before="0" w:after="0"/>
+        <w:ind w:hanging="0" w:left="0" w:right="0"/>
+        <w:jc w:val="both"/>
+        <w:rPr>
+          <w:sz w:val="24"/>
+          <w:szCs w:val="24"/>
+        </w:rPr>
+      </w:pPr>
+      <w:r>
+        <w:rPr>
+          <w:rFonts w:eastAsia="Times New Roman" w:cs="Times New Roman" w:ascii="Times New Roman" w:hAnsi="Times New Roman"/>
+          <w:b/>
+          <w:bCs/>
+          <w:sz w:val="24"/>
+          <w:szCs w:val="24"/>
+          <w:lang w:val="en-US"/>
+        </w:rPr>
+        <w:t>Natural Language Processing (NLP)</w:t>
       </w:r>
     </w:p>
     <w:p>
@@ -5743,7 +5692,7 @@
           <w:numId w:val="1"/>
         </w:numPr>
         <w:suppressAutoHyphens w:val="true"/>
-        <w:overflowPunct w:val="false"/>
+        <w:overflowPunct w:val="true"/>
         <w:ind w:hanging="0" w:left="720" w:right="0"/>
         <w:rPr>
           <w:b w:val="false"/>
@@ -5765,19 +5714,20 @@
           <w:szCs w:val="16"/>
           <w:lang w:eastAsia="ja-JP" w:bidi="ar-SA"/>
         </w:rPr>
-        <w:t>RAG &amp; Agents:</w:t>
-      </w:r>
-      <w:r>
-        <w:rPr>
-          <w:b w:val="false"/>
-          <w:bCs w:val="false"/>
-          <w:color w:val="auto"/>
-          <w:kern w:val="0"/>
-          <w:sz w:val="16"/>
-          <w:szCs w:val="16"/>
-          <w:lang w:eastAsia="ja-JP" w:bidi="ar-SA"/>
-        </w:rPr>
-        <w:t xml:space="preserve"> LangChain, LangGraph, CrewAI, MCP and A2A.</w:t>
+        <w:t xml:space="preserve">Speech Processing: </w:t>
+      </w:r>
+      <w:r>
+        <w:rPr>
+          <w:rFonts w:eastAsia="Times New Roman" w:cs="Times New Roman" w:ascii="Times New Roman" w:hAnsi="Times New Roman"/>
+          <w:b w:val="false"/>
+          <w:bCs w:val="false"/>
+          <w:color w:val="auto"/>
+          <w:kern w:val="0"/>
+          <w:sz w:val="16"/>
+          <w:szCs w:val="16"/>
+          <w:lang w:val="en-US" w:eastAsia="ja-JP" w:bidi="ar-SA"/>
+        </w:rPr>
+        <w:t>Speech-to-Text (STT) and Text-to-Speech (TTS) modeling.</w:t>
       </w:r>
     </w:p>
     <w:p>
@@ -5789,7 +5739,7 @@
           <w:numId w:val="1"/>
         </w:numPr>
         <w:suppressAutoHyphens w:val="true"/>
-        <w:overflowPunct w:val="false"/>
+        <w:overflowPunct w:val="true"/>
         <w:ind w:hanging="0" w:left="720" w:right="0"/>
         <w:rPr>
           <w:b w:val="false"/>
@@ -5803,52 +5753,46 @@
       </w:pPr>
       <w:r>
         <w:rPr>
-          <w:b/>
-          <w:bCs/>
-          <w:color w:val="auto"/>
-          <w:kern w:val="0"/>
-          <w:sz w:val="16"/>
-          <w:szCs w:val="16"/>
-          <w:lang w:eastAsia="ja-JP" w:bidi="ar-SA"/>
-        </w:rPr>
-        <w:t>NLP Tasks:</w:t>
-      </w:r>
-      <w:r>
-        <w:rPr>
-          <w:b w:val="false"/>
-          <w:bCs w:val="false"/>
-          <w:color w:val="auto"/>
-          <w:kern w:val="0"/>
-          <w:sz w:val="16"/>
-          <w:szCs w:val="16"/>
-          <w:lang w:eastAsia="ja-JP" w:bidi="ar-SA"/>
-        </w:rPr>
-        <w:t xml:space="preserve"> Text summarization, translation, sentiment analysis, chatbots, and AI Agencies.</w:t>
-      </w:r>
-    </w:p>
-    <w:p>
-      <w:pPr>
-        <w:pStyle w:val="Heading3"/>
-        <w:suppressLineNumbers w:val="0"/>
-        <w:bidi w:val="0"/>
-        <w:spacing w:lineRule="auto" w:line="276" w:before="0" w:after="0"/>
-        <w:ind w:hanging="0" w:left="0" w:right="0"/>
-        <w:jc w:val="both"/>
-        <w:rPr>
-          <w:sz w:val="24"/>
-          <w:szCs w:val="24"/>
-        </w:rPr>
-      </w:pPr>
-      <w:r>
-        <w:rPr>
-          <w:rFonts w:eastAsia="Times New Roman" w:cs="Times New Roman" w:ascii="Times New Roman" w:hAnsi="Times New Roman"/>
-          <w:b/>
-          <w:bCs/>
-          <w:sz w:val="24"/>
-          <w:szCs w:val="24"/>
-          <w:lang w:val="en-US"/>
-        </w:rPr>
-        <w:t>Programming &amp; Data Management</w:t>
+          <w:rFonts w:eastAsia="DejaVu Sans" w:cs="Noto Sans Arabic"/>
+          <w:b/>
+          <w:bCs/>
+          <w:color w:val="auto"/>
+          <w:kern w:val="0"/>
+          <w:sz w:val="16"/>
+          <w:szCs w:val="16"/>
+          <w:lang w:val="en-US" w:eastAsia="ja-JP" w:bidi="ar-SA"/>
+        </w:rPr>
+        <w:t>LLM Fine-Tuning:</w:t>
+      </w:r>
+      <w:r>
+        <w:rPr>
+          <w:rFonts w:eastAsia="Times New Roman" w:cs="Times New Roman" w:ascii="Menlo;Monaco;Consolas;Cascadia Mono;Ubuntu Mono;DejaVu Sans Mono;Liberation Mono;JetBrains Mono;Fira Code;Cousine;Roboto Mono;Courier New;Courier;sans-serif;system-ui" w:hAnsi="Menlo;Monaco;Consolas;Cascadia Mono;Ubuntu Mono;DejaVu Sans Mono;Liberation Mono;JetBrains Mono;Fira Code;Cousine;Roboto Mono;Courier New;Courier;sans-serif;system-ui"/>
+          <w:b w:val="false"/>
+          <w:bCs w:val="false"/>
+          <w:i w:val="false"/>
+          <w:caps w:val="false"/>
+          <w:smallCaps w:val="false"/>
+          <w:color w:val="auto"/>
+          <w:spacing w:val="0"/>
+          <w:kern w:val="0"/>
+          <w:sz w:val="20"/>
+          <w:szCs w:val="16"/>
+          <w:lang w:val="en-US" w:eastAsia="ja-JP" w:bidi="ar-SA"/>
+        </w:rPr>
+        <w:t xml:space="preserve"> </w:t>
+      </w:r>
+      <w:r>
+        <w:rPr>
+          <w:rFonts w:eastAsia="Times New Roman" w:cs="Times New Roman" w:ascii="Times New Roman" w:hAnsi="Times New Roman"/>
+          <w:b w:val="false"/>
+          <w:bCs w:val="false"/>
+          <w:color w:val="auto"/>
+          <w:kern w:val="0"/>
+          <w:sz w:val="16"/>
+          <w:szCs w:val="16"/>
+          <w:lang w:val="en-US" w:eastAsia="ja-JP" w:bidi="ar-SA"/>
+        </w:rPr>
+        <w:t>Qwen 2.5/3, Phi, DeepSeek, Llama 2 &amp; 3 using PEFT, LoRA, QLoRA, RLHF, SFT.</w:t>
       </w:r>
     </w:p>
     <w:p>
@@ -5860,38 +5804,54 @@
           <w:numId w:val="1"/>
         </w:numPr>
         <w:suppressAutoHyphens w:val="true"/>
-        <w:overflowPunct w:val="false"/>
+        <w:overflowPunct w:val="true"/>
         <w:ind w:hanging="0" w:left="720" w:right="0"/>
         <w:rPr>
           <w:b w:val="false"/>
           <w:bCs w:val="false"/>
-        </w:rPr>
-      </w:pPr>
-      <w:r>
-        <w:rPr>
-          <w:b/>
-          <w:bCs/>
-          <w:color w:val="auto"/>
-          <w:kern w:val="0"/>
-          <w:sz w:val="16"/>
-          <w:szCs w:val="16"/>
-          <w:lang w:eastAsia="ja-JP" w:bidi="ar-SA"/>
-        </w:rPr>
-        <w:t>Python:</w:t>
-      </w:r>
-      <w:r>
-        <w:rPr>
-          <w:b w:val="false"/>
-          <w:bCs w:val="false"/>
-          <w:color w:val="auto"/>
-          <w:kern w:val="0"/>
-          <w:sz w:val="16"/>
-          <w:szCs w:val="16"/>
-          <w:lang w:eastAsia="ja-JP" w:bidi="ar-SA"/>
-        </w:rPr>
-        <w:t xml:space="preserve"> Advanced EDA (Pandas, NumPy, Matplotlib/Seaborn), PyTorch, TensorFlow, Scikit-learn, Hugging Face, Data </w:t>
-        <w:tab/>
-        <w:t>analysis, Data manipulation, machine learning, and deep learning tasks.</w:t>
+          <w:color w:val="auto"/>
+          <w:kern w:val="0"/>
+          <w:sz w:val="16"/>
+          <w:szCs w:val="16"/>
+          <w:lang w:eastAsia="ja-JP" w:bidi="ar-SA"/>
+        </w:rPr>
+      </w:pPr>
+      <w:r>
+        <w:rPr>
+          <w:b/>
+          <w:bCs/>
+          <w:color w:val="auto"/>
+          <w:kern w:val="0"/>
+          <w:sz w:val="16"/>
+          <w:szCs w:val="16"/>
+          <w:lang w:eastAsia="ja-JP" w:bidi="ar-SA"/>
+        </w:rPr>
+        <w:t>Frameworks:</w:t>
+      </w:r>
+      <w:r>
+        <w:rPr>
+          <w:b w:val="false"/>
+          <w:bCs w:val="false"/>
+          <w:color w:val="auto"/>
+          <w:kern w:val="0"/>
+          <w:sz w:val="16"/>
+          <w:szCs w:val="16"/>
+          <w:lang w:eastAsia="ja-JP" w:bidi="ar-SA"/>
+        </w:rPr>
+        <w:t xml:space="preserve"> </w:t>
+      </w:r>
+      <w:r>
+        <w:rPr>
+          <w:rFonts w:eastAsia="Times New Roman" w:cs="Times New Roman" w:ascii="Times New Roman" w:hAnsi="Times New Roman"/>
+          <w:b w:val="false"/>
+          <w:bCs w:val="false"/>
+          <w:color w:val="auto"/>
+          <w:kern w:val="0"/>
+          <w:sz w:val="16"/>
+          <w:szCs w:val="16"/>
+          <w:lang w:val="en-US" w:eastAsia="ja-JP" w:bidi="ar-SA"/>
+        </w:rPr>
+        <w:t>Hugging Face, Transformers, LLaMA-Factory, Unsloth, VLLM.</w:t>
       </w:r>
     </w:p>
     <w:p>
@@ -5903,36 +5863,54 @@
           <w:numId w:val="1"/>
         </w:numPr>
         <w:suppressAutoHyphens w:val="true"/>
-        <w:overflowPunct w:val="false"/>
+        <w:overflowPunct w:val="true"/>
         <w:ind w:hanging="0" w:left="720" w:right="0"/>
         <w:rPr>
           <w:b w:val="false"/>
           <w:bCs w:val="false"/>
-        </w:rPr>
-      </w:pPr>
-      <w:r>
-        <w:rPr>
-          <w:b/>
-          <w:bCs/>
-          <w:color w:val="auto"/>
-          <w:kern w:val="0"/>
-          <w:sz w:val="16"/>
-          <w:szCs w:val="16"/>
-          <w:lang w:eastAsia="ja-JP" w:bidi="ar-SA"/>
-        </w:rPr>
-        <w:t xml:space="preserve">Databases: </w:t>
-      </w:r>
-      <w:r>
-        <w:rPr>
-          <w:b w:val="false"/>
-          <w:bCs w:val="false"/>
-          <w:color w:val="auto"/>
-          <w:kern w:val="0"/>
-          <w:sz w:val="16"/>
-          <w:szCs w:val="16"/>
-          <w:lang w:eastAsia="ja-JP" w:bidi="ar-SA"/>
-        </w:rPr>
-        <w:t>SQL Server, PostgreSQL, MySQL, FAISS, Qdrant (vector DBs for RAG applications).</w:t>
+          <w:color w:val="auto"/>
+          <w:kern w:val="0"/>
+          <w:sz w:val="16"/>
+          <w:szCs w:val="16"/>
+          <w:lang w:eastAsia="ja-JP" w:bidi="ar-SA"/>
+        </w:rPr>
+      </w:pPr>
+      <w:r>
+        <w:rPr>
+          <w:b/>
+          <w:bCs/>
+          <w:color w:val="auto"/>
+          <w:kern w:val="0"/>
+          <w:sz w:val="16"/>
+          <w:szCs w:val="16"/>
+          <w:lang w:eastAsia="ja-JP" w:bidi="ar-SA"/>
+        </w:rPr>
+        <w:t>RAG &amp; Agents:</w:t>
+      </w:r>
+      <w:r>
+        <w:rPr>
+          <w:b w:val="false"/>
+          <w:bCs w:val="false"/>
+          <w:color w:val="auto"/>
+          <w:kern w:val="0"/>
+          <w:sz w:val="16"/>
+          <w:szCs w:val="16"/>
+          <w:lang w:eastAsia="ja-JP" w:bidi="ar-SA"/>
+        </w:rPr>
+        <w:t xml:space="preserve"> </w:t>
+      </w:r>
+      <w:r>
+        <w:rPr>
+          <w:rFonts w:eastAsia="Times New Roman" w:cs="Times New Roman" w:ascii="Times New Roman" w:hAnsi="Times New Roman"/>
+          <w:b w:val="false"/>
+          <w:bCs w:val="false"/>
+          <w:color w:val="auto"/>
+          <w:kern w:val="0"/>
+          <w:sz w:val="16"/>
+          <w:szCs w:val="16"/>
+          <w:lang w:val="en-US" w:eastAsia="ja-JP" w:bidi="ar-SA"/>
+        </w:rPr>
+        <w:t>LangChain, LangGraph, CrewAI, MCP and A2A.</w:t>
       </w:r>
     </w:p>
     <w:p>
@@ -5961,7 +5939,7 @@
           <w:szCs w:val="24"/>
           <w:lang w:val="en-US"/>
         </w:rPr>
-        <w:t>Cloud Computing</w:t>
+        <w:t>Cloud</w:t>
       </w:r>
       <w:r>
         <w:rPr>
@@ -5984,41 +5962,22 @@
           <w:numId w:val="1"/>
         </w:numPr>
         <w:suppressAutoHyphens w:val="true"/>
-        <w:overflowPunct w:val="false"/>
+        <w:overflowPunct w:val="true"/>
         <w:ind w:hanging="0" w:left="720" w:right="0"/>
-        <w:rPr>
-          <w:b w:val="false"/>
-          <w:bCs w:val="false"/>
-          <w:color w:val="auto"/>
-          <w:kern w:val="0"/>
-          <w:sz w:val="16"/>
-          <w:szCs w:val="16"/>
-          <w:lang w:eastAsia="ja-JP" w:bidi="ar-SA"/>
-        </w:rPr>
-      </w:pPr>
-      <w:r>
-        <w:rPr>
-          <w:b/>
-          <w:bCs/>
-          <w:color w:val="auto"/>
-          <w:kern w:val="0"/>
-          <w:sz w:val="16"/>
-          <w:szCs w:val="16"/>
-          <w:lang w:eastAsia="ja-JP" w:bidi="ar-SA"/>
-        </w:rPr>
-        <w:t>Azure:</w:t>
-      </w:r>
-      <w:r>
-        <w:rPr>
-          <w:b w:val="false"/>
-          <w:bCs w:val="false"/>
-          <w:color w:val="auto"/>
-          <w:kern w:val="0"/>
-          <w:sz w:val="16"/>
-          <w:szCs w:val="16"/>
-          <w:lang w:eastAsia="ja-JP" w:bidi="ar-SA"/>
-        </w:rPr>
-        <w:t xml:space="preserve"> Data Factory, Synapse Analytics, ML for orchestration, transformation, and model deployment.</w:t>
+        <w:rPr/>
+      </w:pPr>
+      <w:r>
+        <w:rPr>
+          <w:rFonts w:eastAsia="Times New Roman" w:cs="Times New Roman" w:ascii="Times New Roman" w:hAnsi="Times New Roman"/>
+          <w:b w:val="false"/>
+          <w:bCs w:val="false"/>
+          <w:color w:val="auto"/>
+          <w:kern w:val="0"/>
+          <w:sz w:val="16"/>
+          <w:szCs w:val="16"/>
+          <w:lang w:eastAsia="ja-JP" w:bidi="ar-SA"/>
+        </w:rPr>
+        <w:t>Azure Data Factory, Azure Synapse Analytics, Huawei Cloud Modelarts , AWS and GCP</w:t>
       </w:r>
     </w:p>
     <w:p>
@@ -6030,41 +5989,69 @@
           <w:numId w:val="1"/>
         </w:numPr>
         <w:suppressAutoHyphens w:val="true"/>
-        <w:overflowPunct w:val="false"/>
+        <w:overflowPunct w:val="true"/>
         <w:ind w:hanging="0" w:left="720" w:right="0"/>
         <w:rPr>
-          <w:b w:val="false"/>
-          <w:bCs w:val="false"/>
-          <w:color w:val="auto"/>
-          <w:kern w:val="0"/>
-          <w:sz w:val="16"/>
-          <w:szCs w:val="16"/>
-          <w:lang w:eastAsia="ja-JP" w:bidi="ar-SA"/>
-        </w:rPr>
-      </w:pPr>
-      <w:r>
-        <w:rPr>
-          <w:b/>
-          <w:bCs/>
-          <w:color w:val="auto"/>
-          <w:kern w:val="0"/>
-          <w:sz w:val="16"/>
-          <w:szCs w:val="16"/>
-          <w:lang w:eastAsia="ja-JP" w:bidi="ar-SA"/>
-        </w:rPr>
-        <w:t>Huawei Cloud:</w:t>
-      </w:r>
-      <w:r>
-        <w:rPr>
-          <w:b w:val="false"/>
-          <w:bCs w:val="false"/>
-          <w:color w:val="auto"/>
-          <w:kern w:val="0"/>
-          <w:sz w:val="16"/>
-          <w:szCs w:val="16"/>
-          <w:lang w:eastAsia="ja-JP" w:bidi="ar-SA"/>
-        </w:rPr>
-        <w:t xml:space="preserve"> Managed cloud-based ML workflows and data processing.</w:t>
+          <w:rFonts w:ascii="Times New Roman" w:hAnsi="Times New Roman" w:eastAsia="Times New Roman" w:cs="Times New Roman"/>
+          <w:b w:val="false"/>
+          <w:bCs w:val="false"/>
+          <w:color w:val="auto"/>
+          <w:kern w:val="0"/>
+          <w:sz w:val="16"/>
+          <w:szCs w:val="16"/>
+          <w:lang w:eastAsia="ja-JP" w:bidi="ar-SA"/>
+        </w:rPr>
+      </w:pPr>
+      <w:r>
+        <w:rPr>
+          <w:rFonts w:eastAsia="Times New Roman" w:cs="Times New Roman" w:ascii="Times New Roman" w:hAnsi="Times New Roman"/>
+          <w:b w:val="false"/>
+          <w:bCs w:val="false"/>
+          <w:color w:val="auto"/>
+          <w:kern w:val="0"/>
+          <w:sz w:val="16"/>
+          <w:szCs w:val="16"/>
+          <w:lang w:eastAsia="ja-JP" w:bidi="ar-SA"/>
+        </w:rPr>
+        <w:t xml:space="preserve">N8N, Lightning AI, Together AI, Dify, pinecone, </w:t>
+      </w:r>
+      <w:r>
+        <w:rPr>
+          <w:rFonts w:eastAsia="Times New Roman" w:cs="Times New Roman" w:ascii="Times New Roman" w:hAnsi="Times New Roman"/>
+          <w:b w:val="false"/>
+          <w:bCs w:val="false"/>
+          <w:color w:val="auto"/>
+          <w:kern w:val="0"/>
+          <w:sz w:val="16"/>
+          <w:szCs w:val="16"/>
+          <w:lang w:eastAsia="ja-JP" w:bidi="ar-SA"/>
+        </w:rPr>
+        <w:t>OpenRouter</w:t>
+      </w:r>
+    </w:p>
+    <w:p>
+      <w:pPr>
+        <w:pStyle w:val="Heading3"/>
+        <w:suppressLineNumbers w:val="0"/>
+        <w:bidi w:val="0"/>
+        <w:spacing w:lineRule="auto" w:line="276" w:before="0" w:after="0"/>
+        <w:ind w:hanging="0" w:left="0" w:right="0"/>
+        <w:jc w:val="both"/>
+        <w:rPr>
+          <w:sz w:val="24"/>
+          <w:szCs w:val="24"/>
+        </w:rPr>
+      </w:pPr>
+      <w:r>
+        <w:rPr>
+          <w:rFonts w:eastAsia="Times New Roman" w:cs="Times New Roman" w:ascii="Times New Roman" w:hAnsi="Times New Roman"/>
+          <w:b/>
+          <w:bCs/>
+          <w:sz w:val="24"/>
+          <w:szCs w:val="24"/>
+          <w:lang w:val="en-US"/>
+        </w:rPr>
+        <w:t>Data Analysis</w:t>
       </w:r>
     </w:p>
     <w:p>
@@ -6076,89 +6063,22 @@
           <w:numId w:val="1"/>
         </w:numPr>
         <w:suppressAutoHyphens w:val="true"/>
-        <w:overflowPunct w:val="false"/>
+        <w:overflowPunct w:val="true"/>
         <w:ind w:hanging="0" w:left="720" w:right="0"/>
-        <w:rPr>
-          <w:b w:val="false"/>
-          <w:bCs w:val="false"/>
-          <w:color w:val="auto"/>
-          <w:kern w:val="0"/>
-          <w:sz w:val="16"/>
-          <w:szCs w:val="16"/>
-          <w:lang w:eastAsia="ja-JP" w:bidi="ar-SA"/>
-        </w:rPr>
-      </w:pPr>
-      <w:r>
-        <w:rPr>
-          <w:b/>
-          <w:bCs/>
-          <w:color w:val="auto"/>
-          <w:kern w:val="0"/>
-          <w:sz w:val="16"/>
-          <w:szCs w:val="16"/>
-          <w:lang w:eastAsia="ja-JP" w:bidi="ar-SA"/>
-        </w:rPr>
-        <w:t>Automation Tools:</w:t>
-      </w:r>
-      <w:r>
-        <w:rPr>
-          <w:b w:val="false"/>
-          <w:bCs w:val="false"/>
-          <w:color w:val="auto"/>
-          <w:kern w:val="0"/>
-          <w:sz w:val="16"/>
-          <w:szCs w:val="16"/>
-          <w:lang w:eastAsia="ja-JP" w:bidi="ar-SA"/>
-        </w:rPr>
-        <w:t xml:space="preserve"> </w:t>
-      </w:r>
-      <w:r>
-        <w:rPr>
-          <w:b/>
-          <w:bCs/>
-          <w:color w:val="auto"/>
-          <w:kern w:val="0"/>
-          <w:sz w:val="16"/>
-          <w:szCs w:val="16"/>
-          <w:lang w:eastAsia="ja-JP" w:bidi="ar-SA"/>
-        </w:rPr>
-        <w:t>N8N</w:t>
-      </w:r>
-      <w:r>
-        <w:rPr>
-          <w:b w:val="false"/>
-          <w:bCs w:val="false"/>
-          <w:color w:val="auto"/>
-          <w:kern w:val="0"/>
-          <w:sz w:val="16"/>
-          <w:szCs w:val="16"/>
-          <w:lang w:eastAsia="ja-JP" w:bidi="ar-SA"/>
-        </w:rPr>
-        <w:t xml:space="preserve">, </w:t>
-      </w:r>
-      <w:r>
-        <w:rPr>
-          <w:b/>
-          <w:bCs/>
-          <w:color w:val="auto"/>
-          <w:kern w:val="0"/>
-          <w:sz w:val="16"/>
-          <w:szCs w:val="16"/>
-          <w:lang w:eastAsia="ja-JP" w:bidi="ar-SA"/>
-        </w:rPr>
-        <w:t>Together AI</w:t>
-      </w:r>
-      <w:r>
-        <w:rPr>
-          <w:b w:val="false"/>
-          <w:bCs w:val="false"/>
-          <w:color w:val="auto"/>
-          <w:kern w:val="0"/>
-          <w:sz w:val="16"/>
-          <w:szCs w:val="16"/>
-          <w:lang w:eastAsia="ja-JP" w:bidi="ar-SA"/>
-        </w:rPr>
-        <w:t xml:space="preserve"> for workflow automation and scalable AI solutions.</w:t>
+        <w:rPr/>
+      </w:pPr>
+      <w:r>
+        <w:rPr>
+          <w:rFonts w:eastAsia="Times New Roman" w:cs="Times New Roman" w:ascii="Times New Roman" w:hAnsi="Times New Roman"/>
+          <w:b w:val="false"/>
+          <w:bCs w:val="false"/>
+          <w:color w:val="auto"/>
+          <w:kern w:val="0"/>
+          <w:sz w:val="16"/>
+          <w:szCs w:val="16"/>
+          <w:lang w:eastAsia="ja-JP" w:bidi="ar-SA"/>
+        </w:rPr>
+        <w:t>Microsoft SQL Server Business Intelligence (BI),  Power BI, Tableau,  Excel, SQL and Python</w:t>
       </w:r>
     </w:p>
     <w:p>
@@ -6170,20 +6090,138 @@
         <w:ind w:hanging="0" w:left="0" w:right="0"/>
         <w:jc w:val="both"/>
         <w:rPr>
+          <w:rFonts w:ascii="Times New Roman" w:hAnsi="Times New Roman" w:eastAsia="Times New Roman" w:cs="Times New Roman"/>
+          <w:b/>
+          <w:bCs/>
+          <w:sz w:val="20"/>
+          <w:szCs w:val="20"/>
+          <w:lang w:val="en-US"/>
+        </w:rPr>
+      </w:pPr>
+      <w:r>
+        <w:rPr>
+          <w:rFonts w:eastAsia="Times New Roman" w:cs="Times New Roman" w:ascii="Times New Roman" w:hAnsi="Times New Roman"/>
+          <w:b/>
+          <w:bCs/>
           <w:sz w:val="24"/>
           <w:szCs w:val="24"/>
-        </w:rPr>
-      </w:pPr>
-      <w:r>
-        <w:rPr>
-          <w:rFonts w:eastAsia="Times New Roman" w:cs="Times New Roman" w:ascii="Times New Roman" w:hAnsi="Times New Roman"/>
-          <w:b/>
-          <w:bCs/>
+          <w:lang w:val="en-US"/>
+        </w:rPr>
+        <w:t>Soft Skills</w:t>
+      </w:r>
+      <w:r>
+        <w:rPr>
+          <w:rFonts w:eastAsia="Times New Roman" w:cs="Times New Roman" w:ascii="Times New Roman" w:hAnsi="Times New Roman"/>
+          <w:b/>
+          <w:bCs/>
+          <w:sz w:val="20"/>
+          <w:szCs w:val="20"/>
+          <w:lang w:val="en-US"/>
+        </w:rPr>
+        <w:t xml:space="preserve"> </w:t>
+      </w:r>
+    </w:p>
+    <w:p>
+      <w:pPr>
+        <w:pStyle w:val="ListParagraph"/>
+        <w:numPr>
+          <w:ilvl w:val="0"/>
+          <w:numId w:val="0"/>
+        </w:numPr>
+        <w:bidi w:val="0"/>
+        <w:ind w:hanging="0" w:left="720" w:right="0"/>
+        <w:rPr>
+          <w:sz w:val="16"/>
+          <w:szCs w:val="16"/>
+          <w:lang w:val="en-US"/>
+        </w:rPr>
+      </w:pPr>
+      <w:r>
+        <w:rPr>
+          <w:sz w:val="16"/>
+          <w:szCs w:val="16"/>
+          <w:lang w:val="en-US"/>
+        </w:rPr>
+        <w:t>Leadership | E</w:t>
+      </w:r>
+      <w:r>
+        <w:rPr>
+          <w:rFonts w:eastAsia="DejaVu Sans" w:cs="Noto Sans Arabic"/>
+          <w:b/>
+          <w:bCs/>
+          <w:color w:val="auto"/>
+          <w:kern w:val="0"/>
+          <w:sz w:val="16"/>
+          <w:szCs w:val="16"/>
+          <w:lang w:val="en-US" w:eastAsia="ja-JP" w:bidi="ar-SA"/>
+        </w:rPr>
+        <w:t xml:space="preserve">motional Intelligence | Communication | Team Working | Problem Solving | </w:t>
+      </w:r>
+      <w:r>
+        <w:rPr>
+          <w:rStyle w:val="Strong"/>
+          <w:rFonts w:eastAsia="DejaVu Sans" w:cs="Noto Sans Arabic"/>
+          <w:b/>
+          <w:bCs/>
+          <w:color w:val="auto"/>
+          <w:kern w:val="0"/>
+          <w:sz w:val="16"/>
+          <w:szCs w:val="16"/>
+          <w:lang w:val="en-US" w:eastAsia="ja-JP" w:bidi="ar-SA"/>
+        </w:rPr>
+        <w:t>Adaptability &amp; Flexibility</w:t>
+      </w:r>
+      <w:r>
+        <w:rPr>
+          <w:rFonts w:eastAsia="DejaVu Sans" w:cs="Noto Sans Arabic"/>
+          <w:b/>
+          <w:bCs/>
+          <w:color w:val="auto"/>
+          <w:kern w:val="0"/>
+          <w:sz w:val="16"/>
+          <w:szCs w:val="16"/>
+          <w:lang w:val="en-US" w:eastAsia="ja-JP" w:bidi="ar-SA"/>
+        </w:rPr>
+        <w:t xml:space="preserve"> </w:t>
+      </w:r>
+      <w:r>
+        <w:rPr>
+          <w:rStyle w:val="Strong"/>
+          <w:rFonts w:eastAsia="DejaVu Sans" w:cs="Noto Sans Arabic"/>
+          <w:b/>
+          <w:bCs/>
+          <w:color w:val="auto"/>
+          <w:kern w:val="0"/>
+          <w:sz w:val="16"/>
+          <w:szCs w:val="16"/>
+          <w:lang w:val="en-US" w:eastAsia="ja-JP" w:bidi="ar-SA"/>
+        </w:rPr>
+        <w:t xml:space="preserve">Mentorship &amp; Coaching | Persuasion &amp; Influence  | Critical Thinking  | Storytelling </w:t>
+      </w:r>
+    </w:p>
+    <w:p>
+      <w:pPr>
+        <w:pStyle w:val="Heading3"/>
+        <w:suppressLineNumbers w:val="0"/>
+        <w:bidi w:val="0"/>
+        <w:spacing w:lineRule="auto" w:line="276" w:before="0" w:after="0"/>
+        <w:ind w:hanging="0" w:left="0" w:right="0"/>
+        <w:jc w:val="both"/>
+        <w:rPr>
           <w:sz w:val="24"/>
           <w:szCs w:val="24"/>
-          <w:lang w:val="en-US"/>
-        </w:rPr>
-        <w:t>Version Control &amp; Deployment</w:t>
+        </w:rPr>
+      </w:pPr>
+      <w:r>
+        <w:rPr>
+          <w:rFonts w:eastAsia="Times New Roman" w:cs="Times New Roman" w:ascii="Times New Roman" w:hAnsi="Times New Roman"/>
+          <w:b/>
+          <w:bCs/>
+          <w:sz w:val="24"/>
+          <w:szCs w:val="24"/>
+          <w:lang w:val="en-US"/>
+        </w:rPr>
+        <w:t>Languages</w:t>
       </w:r>
     </w:p>
     <w:p>
@@ -6195,487 +6233,7 @@
           <w:numId w:val="0"/>
         </w:numPr>
         <w:suppressAutoHyphens w:val="true"/>
-        <w:overflowPunct w:val="false"/>
-        <w:ind w:hanging="0" w:left="720" w:right="0"/>
-        <w:rPr>
-          <w:b w:val="false"/>
-          <w:bCs w:val="false"/>
-        </w:rPr>
-      </w:pPr>
-      <w:r>
-        <w:rPr>
-          <w:b w:val="false"/>
-          <w:bCs w:val="false"/>
-          <w:color w:val="auto"/>
-          <w:kern w:val="0"/>
-          <w:sz w:val="16"/>
-          <w:szCs w:val="16"/>
-          <w:lang w:eastAsia="ja-JP" w:bidi="ar-SA"/>
-        </w:rPr>
-        <w:t xml:space="preserve">Proficient in </w:t>
-      </w:r>
-      <w:r>
-        <w:rPr>
-          <w:b/>
-          <w:bCs/>
-          <w:color w:val="auto"/>
-          <w:kern w:val="0"/>
-          <w:sz w:val="16"/>
-          <w:szCs w:val="16"/>
-          <w:lang w:eastAsia="ja-JP" w:bidi="ar-SA"/>
-        </w:rPr>
-        <w:t>Git</w:t>
-      </w:r>
-      <w:r>
-        <w:rPr>
-          <w:b w:val="false"/>
-          <w:bCs w:val="false"/>
-          <w:color w:val="auto"/>
-          <w:kern w:val="0"/>
-          <w:sz w:val="16"/>
-          <w:szCs w:val="16"/>
-          <w:lang w:eastAsia="ja-JP" w:bidi="ar-SA"/>
-        </w:rPr>
-        <w:t xml:space="preserve">, </w:t>
-      </w:r>
-      <w:r>
-        <w:rPr>
-          <w:b/>
-          <w:bCs/>
-          <w:color w:val="auto"/>
-          <w:kern w:val="0"/>
-          <w:sz w:val="16"/>
-          <w:szCs w:val="16"/>
-          <w:lang w:eastAsia="ja-JP" w:bidi="ar-SA"/>
-        </w:rPr>
-        <w:t>GitHub</w:t>
-      </w:r>
-      <w:r>
-        <w:rPr>
-          <w:b w:val="false"/>
-          <w:bCs w:val="false"/>
-          <w:color w:val="auto"/>
-          <w:kern w:val="0"/>
-          <w:sz w:val="16"/>
-          <w:szCs w:val="16"/>
-          <w:lang w:eastAsia="ja-JP" w:bidi="ar-SA"/>
-        </w:rPr>
-        <w:t xml:space="preserve">, and </w:t>
-      </w:r>
-      <w:r>
-        <w:rPr>
-          <w:b/>
-          <w:bCs/>
-          <w:color w:val="auto"/>
-          <w:kern w:val="0"/>
-          <w:sz w:val="16"/>
-          <w:szCs w:val="16"/>
-          <w:lang w:eastAsia="ja-JP" w:bidi="ar-SA"/>
-        </w:rPr>
-        <w:t>Docker</w:t>
-      </w:r>
-      <w:r>
-        <w:rPr>
-          <w:b w:val="false"/>
-          <w:bCs w:val="false"/>
-          <w:color w:val="auto"/>
-          <w:kern w:val="0"/>
-          <w:sz w:val="16"/>
-          <w:szCs w:val="16"/>
-          <w:lang w:eastAsia="ja-JP" w:bidi="ar-SA"/>
-        </w:rPr>
-        <w:t xml:space="preserve"> for </w:t>
-      </w:r>
-      <w:r>
-        <w:rPr>
-          <w:b/>
-          <w:bCs/>
-          <w:color w:val="auto"/>
-          <w:kern w:val="0"/>
-          <w:sz w:val="16"/>
-          <w:szCs w:val="16"/>
-          <w:lang w:eastAsia="ja-JP" w:bidi="ar-SA"/>
-        </w:rPr>
-        <w:t>version control</w:t>
-      </w:r>
-      <w:r>
-        <w:rPr>
-          <w:b w:val="false"/>
-          <w:bCs w:val="false"/>
-          <w:color w:val="auto"/>
-          <w:kern w:val="0"/>
-          <w:sz w:val="16"/>
-          <w:szCs w:val="16"/>
-          <w:lang w:eastAsia="ja-JP" w:bidi="ar-SA"/>
-        </w:rPr>
-        <w:t xml:space="preserve">, </w:t>
-      </w:r>
-      <w:r>
-        <w:rPr>
-          <w:b/>
-          <w:bCs/>
-          <w:color w:val="auto"/>
-          <w:kern w:val="0"/>
-          <w:sz w:val="16"/>
-          <w:szCs w:val="16"/>
-          <w:lang w:eastAsia="ja-JP" w:bidi="ar-SA"/>
-        </w:rPr>
-        <w:t xml:space="preserve">code management, </w:t>
-      </w:r>
-      <w:r>
-        <w:rPr>
-          <w:b w:val="false"/>
-          <w:bCs w:val="false"/>
-          <w:color w:val="auto"/>
-          <w:kern w:val="0"/>
-          <w:sz w:val="16"/>
-          <w:szCs w:val="16"/>
-          <w:lang w:eastAsia="ja-JP" w:bidi="ar-SA"/>
-        </w:rPr>
-        <w:t>and</w:t>
-      </w:r>
-      <w:r>
-        <w:rPr>
-          <w:b/>
-          <w:bCs/>
-          <w:color w:val="auto"/>
-          <w:kern w:val="0"/>
-          <w:sz w:val="16"/>
-          <w:szCs w:val="16"/>
-          <w:lang w:eastAsia="ja-JP" w:bidi="ar-SA"/>
-        </w:rPr>
-        <w:t xml:space="preserve"> containerization</w:t>
-      </w:r>
-    </w:p>
-    <w:p>
-      <w:pPr>
-        <w:pStyle w:val="Heading3"/>
-        <w:suppressLineNumbers w:val="0"/>
-        <w:bidi w:val="0"/>
-        <w:spacing w:lineRule="auto" w:line="276" w:before="0" w:after="0"/>
-        <w:ind w:hanging="0" w:left="0" w:right="0"/>
-        <w:jc w:val="both"/>
-        <w:rPr>
-          <w:sz w:val="24"/>
-          <w:szCs w:val="24"/>
-        </w:rPr>
-      </w:pPr>
-      <w:r>
-        <w:rPr>
-          <w:rFonts w:eastAsia="Times New Roman" w:cs="Times New Roman" w:ascii="Times New Roman" w:hAnsi="Times New Roman"/>
-          <w:b/>
-          <w:bCs/>
-          <w:sz w:val="24"/>
-          <w:szCs w:val="24"/>
-          <w:lang w:val="en-US"/>
-        </w:rPr>
-        <w:t>Data Pipeline Development &amp; Data Analysis</w:t>
-      </w:r>
-    </w:p>
-    <w:p>
-      <w:pPr>
-        <w:pStyle w:val="ListParagraph"/>
-        <w:widowControl/>
-        <w:numPr>
-          <w:ilvl w:val="0"/>
-          <w:numId w:val="1"/>
-        </w:numPr>
-        <w:suppressAutoHyphens w:val="true"/>
-        <w:overflowPunct w:val="false"/>
-        <w:ind w:hanging="0" w:left="720" w:right="0"/>
-        <w:rPr>
-          <w:b w:val="false"/>
-          <w:bCs w:val="false"/>
-          <w:color w:val="auto"/>
-          <w:kern w:val="0"/>
-          <w:sz w:val="16"/>
-          <w:szCs w:val="16"/>
-          <w:lang w:eastAsia="ja-JP" w:bidi="ar-SA"/>
-        </w:rPr>
-      </w:pPr>
-      <w:r>
-        <w:rPr>
-          <w:b/>
-          <w:bCs/>
-          <w:color w:val="auto"/>
-          <w:kern w:val="0"/>
-          <w:sz w:val="16"/>
-          <w:szCs w:val="16"/>
-          <w:lang w:eastAsia="ja-JP" w:bidi="ar-SA"/>
-        </w:rPr>
-        <w:t>ETL/ELT:</w:t>
-      </w:r>
-      <w:r>
-        <w:rPr>
-          <w:b w:val="false"/>
-          <w:bCs w:val="false"/>
-          <w:color w:val="auto"/>
-          <w:kern w:val="0"/>
-          <w:sz w:val="16"/>
-          <w:szCs w:val="16"/>
-          <w:lang w:eastAsia="ja-JP" w:bidi="ar-SA"/>
-        </w:rPr>
-        <w:t xml:space="preserve"> SSIS, SSRS, SSAS for data integration and reporting.</w:t>
-      </w:r>
-    </w:p>
-    <w:p>
-      <w:pPr>
-        <w:pStyle w:val="ListParagraph"/>
-        <w:widowControl/>
-        <w:numPr>
-          <w:ilvl w:val="0"/>
-          <w:numId w:val="1"/>
-        </w:numPr>
-        <w:suppressAutoHyphens w:val="true"/>
-        <w:overflowPunct w:val="false"/>
-        <w:ind w:hanging="0" w:left="720" w:right="0"/>
-        <w:rPr>
-          <w:b w:val="false"/>
-          <w:bCs w:val="false"/>
-          <w:color w:val="auto"/>
-          <w:kern w:val="0"/>
-          <w:sz w:val="16"/>
-          <w:szCs w:val="16"/>
-          <w:lang w:eastAsia="ja-JP" w:bidi="ar-SA"/>
-        </w:rPr>
-      </w:pPr>
-      <w:r>
-        <w:rPr>
-          <w:b/>
-          <w:bCs/>
-          <w:color w:val="auto"/>
-          <w:kern w:val="0"/>
-          <w:sz w:val="16"/>
-          <w:szCs w:val="16"/>
-          <w:lang w:eastAsia="ja-JP" w:bidi="ar-SA"/>
-        </w:rPr>
-        <w:t xml:space="preserve">BI &amp; Visualization: </w:t>
-      </w:r>
-      <w:r>
-        <w:rPr>
-          <w:b w:val="false"/>
-          <w:bCs w:val="false"/>
-          <w:color w:val="auto"/>
-          <w:kern w:val="0"/>
-          <w:sz w:val="16"/>
-          <w:szCs w:val="16"/>
-          <w:lang w:eastAsia="ja-JP" w:bidi="ar-SA"/>
-        </w:rPr>
-        <w:t>Power BI, Excel for dashboards and actionable insights.</w:t>
-      </w:r>
-    </w:p>
-    <w:p>
-      <w:pPr>
-        <w:pStyle w:val="Heading3"/>
-        <w:suppressLineNumbers w:val="0"/>
-        <w:bidi w:val="0"/>
-        <w:spacing w:lineRule="auto" w:line="276" w:before="0" w:after="0"/>
-        <w:ind w:hanging="0" w:left="0" w:right="0"/>
-        <w:jc w:val="both"/>
-        <w:rPr>
-          <w:sz w:val="24"/>
-          <w:szCs w:val="24"/>
-        </w:rPr>
-      </w:pPr>
-      <w:r>
-        <w:rPr>
-          <w:rFonts w:eastAsia="Times New Roman" w:cs="Times New Roman" w:ascii="Times New Roman" w:hAnsi="Times New Roman"/>
-          <w:b/>
-          <w:bCs/>
-          <w:sz w:val="24"/>
-          <w:szCs w:val="24"/>
-          <w:lang w:val="en-US"/>
-        </w:rPr>
-        <w:t>Other Tech Skills</w:t>
-      </w:r>
-    </w:p>
-    <w:p>
-      <w:pPr>
-        <w:pStyle w:val="ListParagraph"/>
-        <w:widowControl/>
-        <w:numPr>
-          <w:ilvl w:val="0"/>
-          <w:numId w:val="0"/>
-        </w:numPr>
-        <w:suppressAutoHyphens w:val="true"/>
-        <w:overflowPunct w:val="false"/>
-        <w:ind w:hanging="0" w:left="720" w:right="0"/>
-        <w:rPr>
-          <w:b/>
-          <w:bCs/>
-          <w:color w:val="auto"/>
-          <w:kern w:val="0"/>
-          <w:sz w:val="16"/>
-          <w:szCs w:val="16"/>
-          <w:lang w:eastAsia="ja-JP" w:bidi="ar-SA"/>
-        </w:rPr>
-      </w:pPr>
-      <w:r>
-        <w:rPr>
-          <w:b/>
-          <w:bCs/>
-          <w:color w:val="auto"/>
-          <w:kern w:val="0"/>
-          <w:sz w:val="16"/>
-          <w:szCs w:val="16"/>
-          <w:lang w:eastAsia="ja-JP" w:bidi="ar-SA"/>
-        </w:rPr>
-        <w:t xml:space="preserve">Terminal/CLI  | Code Quality | Agile/CI-CD | Security &amp; Best Practices </w:t>
-      </w:r>
-    </w:p>
-    <w:p>
-      <w:pPr>
-        <w:pStyle w:val="Heading3"/>
-        <w:suppressLineNumbers w:val="0"/>
-        <w:bidi w:val="0"/>
-        <w:spacing w:lineRule="auto" w:line="276" w:before="0" w:after="0"/>
-        <w:ind w:hanging="0" w:left="0" w:right="0"/>
-        <w:jc w:val="both"/>
-        <w:rPr>
-          <w:rFonts w:ascii="Times New Roman" w:hAnsi="Times New Roman" w:eastAsia="Times New Roman" w:cs="Times New Roman"/>
-          <w:b/>
-          <w:bCs/>
-          <w:sz w:val="20"/>
-          <w:szCs w:val="20"/>
-          <w:lang w:val="en-US"/>
-        </w:rPr>
-      </w:pPr>
-      <w:r>
-        <w:rPr>
-          <w:rFonts w:eastAsia="Times New Roman" w:cs="Times New Roman" w:ascii="Times New Roman" w:hAnsi="Times New Roman"/>
-          <w:b/>
-          <w:bCs/>
-          <w:sz w:val="24"/>
-          <w:szCs w:val="24"/>
-          <w:lang w:val="en-US"/>
-        </w:rPr>
-        <w:t>Soft Skills</w:t>
-      </w:r>
-      <w:r>
-        <w:rPr>
-          <w:rFonts w:eastAsia="Times New Roman" w:cs="Times New Roman" w:ascii="Times New Roman" w:hAnsi="Times New Roman"/>
-          <w:b/>
-          <w:bCs/>
-          <w:sz w:val="20"/>
-          <w:szCs w:val="20"/>
-          <w:lang w:val="en-US"/>
-        </w:rPr>
-        <w:t xml:space="preserve"> </w:t>
-      </w:r>
-    </w:p>
-    <w:p>
-      <w:pPr>
-        <w:pStyle w:val="ListParagraph"/>
-        <w:numPr>
-          <w:ilvl w:val="0"/>
-          <w:numId w:val="0"/>
-        </w:numPr>
-        <w:bidi w:val="0"/>
-        <w:ind w:hanging="0" w:left="720" w:right="0"/>
-        <w:rPr>
-          <w:sz w:val="16"/>
-          <w:szCs w:val="16"/>
-          <w:lang w:val="en-US"/>
-        </w:rPr>
-      </w:pPr>
-      <w:r>
-        <w:rPr>
-          <w:sz w:val="16"/>
-          <w:szCs w:val="16"/>
-          <w:lang w:val="en-US"/>
-        </w:rPr>
-        <w:t>Leadership | E</w:t>
-      </w:r>
-      <w:r>
-        <w:rPr>
-          <w:rFonts w:eastAsia="DejaVu Sans" w:cs="Noto Sans Arabic"/>
-          <w:b/>
-          <w:bCs/>
-          <w:color w:val="auto"/>
-          <w:kern w:val="0"/>
-          <w:sz w:val="16"/>
-          <w:szCs w:val="16"/>
-          <w:lang w:val="en-US" w:eastAsia="ja-JP" w:bidi="ar-SA"/>
-        </w:rPr>
-        <w:t xml:space="preserve">motional Intelligence | Communication | Team Working | Problem Solving | </w:t>
-      </w:r>
-      <w:r>
-        <w:rPr>
-          <w:rStyle w:val="Strong"/>
-          <w:rFonts w:eastAsia="DejaVu Sans" w:cs="Noto Sans Arabic"/>
-          <w:b/>
-          <w:bCs/>
-          <w:color w:val="auto"/>
-          <w:kern w:val="0"/>
-          <w:sz w:val="16"/>
-          <w:szCs w:val="16"/>
-          <w:lang w:val="en-US" w:eastAsia="ja-JP" w:bidi="ar-SA"/>
-        </w:rPr>
-        <w:t>Adaptability &amp; Flexibility</w:t>
-      </w:r>
-      <w:r>
-        <w:rPr>
-          <w:rFonts w:eastAsia="DejaVu Sans" w:cs="Noto Sans Arabic"/>
-          <w:b/>
-          <w:bCs/>
-          <w:color w:val="auto"/>
-          <w:kern w:val="0"/>
-          <w:sz w:val="16"/>
-          <w:szCs w:val="16"/>
-          <w:lang w:val="en-US" w:eastAsia="ja-JP" w:bidi="ar-SA"/>
-        </w:rPr>
-        <w:t xml:space="preserve"> </w:t>
-      </w:r>
-      <w:r>
-        <w:rPr>
-          <w:rStyle w:val="Strong"/>
-          <w:rFonts w:eastAsia="DejaVu Sans" w:cs="Noto Sans Arabic"/>
-          <w:b/>
-          <w:bCs/>
-          <w:color w:val="auto"/>
-          <w:kern w:val="0"/>
-          <w:sz w:val="16"/>
-          <w:szCs w:val="16"/>
-          <w:lang w:val="en-US" w:eastAsia="ja-JP" w:bidi="ar-SA"/>
-        </w:rPr>
-        <w:t xml:space="preserve">Mentorship &amp; Coaching | Persuasion &amp; Influence  | Critical Thinking  | Storytelling </w:t>
-      </w:r>
-    </w:p>
-    <w:p>
-      <w:pPr>
-        <w:pStyle w:val="Heading3"/>
-        <w:suppressLineNumbers w:val="0"/>
-        <w:bidi w:val="0"/>
-        <w:spacing w:lineRule="auto" w:line="276" w:before="0" w:after="0"/>
-        <w:ind w:hanging="0" w:left="0" w:right="0"/>
-        <w:jc w:val="both"/>
-        <w:rPr>
-          <w:sz w:val="24"/>
-          <w:szCs w:val="24"/>
-        </w:rPr>
-      </w:pPr>
-      <w:r>
-        <w:rPr>
-          <w:rFonts w:eastAsia="Times New Roman" w:cs="Times New Roman" w:ascii="Times New Roman" w:hAnsi="Times New Roman"/>
-          <w:b/>
-          <w:bCs/>
-          <w:sz w:val="24"/>
-          <w:szCs w:val="24"/>
-          <w:lang w:val="en-US"/>
-        </w:rPr>
-        <w:t>Languages</w:t>
-      </w:r>
-    </w:p>
-    <w:p>
-      <w:pPr>
-        <w:pStyle w:val="ListParagraph"/>
-        <w:widowControl/>
-        <w:numPr>
-          <w:ilvl w:val="0"/>
-          <w:numId w:val="0"/>
-        </w:numPr>
-        <w:suppressAutoHyphens w:val="true"/>
-        <w:overflowPunct w:val="false"/>
+        <w:overflowPunct w:val="true"/>
         <w:ind w:hanging="0" w:left="720" w:right="0"/>
         <w:rPr/>
       </w:pPr>
@@ -6690,7 +6248,33 @@
           <w:szCs w:val="16"/>
           <w:lang w:eastAsia="ja-JP" w:bidi="ar-SA"/>
         </w:rPr>
-        <w:t>English: B2 ( EF-TEST - 4 Skills – 90MIN Test ) | German: A1 (Beginner)</w:t>
+        <w:t>English: B2</w:t>
+      </w:r>
+      <w:r>
+        <w:rPr>
+          <w:rStyle w:val="Strong"/>
+          <w:b/>
+          <w:bCs/>
+          <w:color w:val="auto"/>
+          <w:kern w:val="0"/>
+          <w:sz w:val="16"/>
+          <w:szCs w:val="16"/>
+          <w:lang w:eastAsia="ja-JP" w:bidi="ar-SA"/>
+        </w:rPr>
+        <w:t>+</w:t>
+      </w:r>
+      <w:r>
+        <w:rPr>
+          <w:rStyle w:val="Strong"/>
+          <w:b/>
+          <w:bCs/>
+          <w:color w:val="auto"/>
+          <w:kern w:val="0"/>
+          <w:sz w:val="16"/>
+          <w:szCs w:val="16"/>
+          <w:lang w:eastAsia="ja-JP" w:bidi="ar-SA"/>
+        </w:rPr>
+        <w:t xml:space="preserve"> ( EF-TEST - 4 Skills – 90MIN Test ) | German: A1 (Beginner)</w:t>
       </w:r>
     </w:p>
     <w:sectPr>
@@ -6985,143 +6569,6 @@
   <w:abstractNum w:abstractNumId="3">
     <w:lvl w:ilvl="0">
       <w:start w:val="1"/>
-      <w:numFmt w:val="bullet"/>
-      <w:lvlText w:val=""/>
-      <w:lvlJc w:val="left"/>
-      <w:pPr>
-        <w:tabs>
-          <w:tab w:val="num" w:pos="1440"/>
-        </w:tabs>
-        <w:ind w:left="1440" w:hanging="360"/>
-      </w:pPr>
-      <w:rPr>
-        <w:rFonts w:ascii="Symbol" w:hAnsi="Symbol" w:cs="Symbol" w:hint="default"/>
-      </w:rPr>
-    </w:lvl>
-    <w:lvl w:ilvl="1">
-      <w:start w:val="1"/>
-      <w:numFmt w:val="bullet"/>
-      <w:lvlText w:val="◦"/>
-      <w:lvlJc w:val="left"/>
-      <w:pPr>
-        <w:tabs>
-          <w:tab w:val="num" w:pos="1800"/>
-        </w:tabs>
-        <w:ind w:left="1800" w:hanging="360"/>
-      </w:pPr>
-      <w:rPr>
-        <w:rFonts w:ascii="OpenSymbol" w:hAnsi="OpenSymbol" w:cs="OpenSymbol" w:hint="default"/>
-      </w:rPr>
-    </w:lvl>
-    <w:lvl w:ilvl="2">
-      <w:start w:val="1"/>
-      <w:numFmt w:val="bullet"/>
-      <w:lvlText w:val="▪"/>
-      <w:lvlJc w:val="left"/>
-      <w:pPr>
-        <w:tabs>
-          <w:tab w:val="num" w:pos="2160"/>
-        </w:tabs>
-        <w:ind w:left="2160" w:hanging="360"/>
-      </w:pPr>
-      <w:rPr>
-        <w:rFonts w:ascii="OpenSymbol" w:hAnsi="OpenSymbol" w:cs="OpenSymbol" w:hint="default"/>
-      </w:rPr>
-    </w:lvl>
-    <w:lvl w:ilvl="3">
-      <w:start w:val="1"/>
-      <w:numFmt w:val="bullet"/>
-      <w:lvlText w:val=""/>
-      <w:lvlJc w:val="left"/>
-      <w:pPr>
-        <w:tabs>
-          <w:tab w:val="num" w:pos="2520"/>
-        </w:tabs>
-        <w:ind w:left="2520" w:hanging="360"/>
-      </w:pPr>
-      <w:rPr>
-        <w:rFonts w:ascii="Symbol" w:hAnsi="Symbol" w:cs="Symbol" w:hint="default"/>
-      </w:rPr>
-    </w:lvl>
-    <w:lvl w:ilvl="4">
-      <w:start w:val="1"/>
-      <w:numFmt w:val="bullet"/>
-      <w:lvlText w:val="◦"/>
-      <w:lvlJc w:val="left"/>
-      <w:pPr>
-        <w:tabs>
-          <w:tab w:val="num" w:pos="2880"/>
-        </w:tabs>
-        <w:ind w:left="2880" w:hanging="360"/>
-      </w:pPr>
-      <w:rPr>
-        <w:rFonts w:ascii="OpenSymbol" w:hAnsi="OpenSymbol" w:cs="OpenSymbol" w:hint="default"/>
-      </w:rPr>
-    </w:lvl>
-    <w:lvl w:ilvl="5">
-      <w:start w:val="1"/>
-      <w:numFmt w:val="bullet"/>
-      <w:lvlText w:val="▪"/>
-      <w:lvlJc w:val="left"/>
-      <w:pPr>
-        <w:tabs>
-          <w:tab w:val="num" w:pos="3240"/>
-        </w:tabs>
-        <w:ind w:left="3240" w:hanging="360"/>
-      </w:pPr>
-      <w:rPr>
-        <w:rFonts w:ascii="OpenSymbol" w:hAnsi="OpenSymbol" w:cs="OpenSymbol" w:hint="default"/>
-      </w:rPr>
-    </w:lvl>
-    <w:lvl w:ilvl="6">
-      <w:start w:val="1"/>
-      <w:numFmt w:val="bullet"/>
-      <w:lvlText w:val=""/>
-      <w:lvlJc w:val="left"/>
-      <w:pPr>
-        <w:tabs>
-          <w:tab w:val="num" w:pos="3600"/>
-        </w:tabs>
-        <w:ind w:left="3600" w:hanging="360"/>
-      </w:pPr>
-      <w:rPr>
-        <w:rFonts w:ascii="Symbol" w:hAnsi="Symbol" w:cs="Symbol" w:hint="default"/>
-      </w:rPr>
-    </w:lvl>
-    <w:lvl w:ilvl="7">
-      <w:start w:val="1"/>
-      <w:numFmt w:val="bullet"/>
-      <w:lvlText w:val="◦"/>
-      <w:lvlJc w:val="left"/>
-      <w:pPr>
-        <w:tabs>
-          <w:tab w:val="num" w:pos="3960"/>
-        </w:tabs>
-        <w:ind w:left="3960" w:hanging="360"/>
-      </w:pPr>
-      <w:rPr>
-        <w:rFonts w:ascii="OpenSymbol" w:hAnsi="OpenSymbol" w:cs="OpenSymbol" w:hint="default"/>
-      </w:rPr>
-    </w:lvl>
-    <w:lvl w:ilvl="8">
-      <w:start w:val="1"/>
-      <w:numFmt w:val="bullet"/>
-      <w:lvlText w:val="▪"/>
-      <w:lvlJc w:val="left"/>
-      <w:pPr>
-        <w:tabs>
-          <w:tab w:val="num" w:pos="4320"/>
-        </w:tabs>
-        <w:ind w:left="4320" w:hanging="360"/>
-      </w:pPr>
-      <w:rPr>
-        <w:rFonts w:ascii="OpenSymbol" w:hAnsi="OpenSymbol" w:cs="OpenSymbol" w:hint="default"/>
-      </w:rPr>
-    </w:lvl>
-  </w:abstractNum>
-  <w:abstractNum w:abstractNumId="4">
-    <w:lvl w:ilvl="0">
-      <w:start w:val="1"/>
       <w:numFmt w:val="none"/>
       <w:suff w:val="nothing"/>
       <w:lvlText w:val=""/>
@@ -7246,9 +6693,6 @@
   </w:num>
   <w:num w:numId="3">
     <w:abstractNumId w:val="3"/>
-  </w:num>
-  <w:num w:numId="4">
-    <w:abstractNumId w:val="4"/>
   </w:num>
 </w:numbering>
 </file>
@@ -7276,7 +6720,7 @@
     <w:pPr>
       <w:widowControl/>
       <w:suppressAutoHyphens w:val="true"/>
-      <w:overflowPunct w:val="false"/>
+      <w:overflowPunct w:val="true"/>
       <w:bidi w:val="0"/>
       <w:spacing w:lineRule="auto" w:line="276" w:before="0" w:after="160"/>
       <w:jc w:val="left"/>
@@ -7857,6 +7301,19 @@
     <w:pPr/>
     <w:rPr/>
   </w:style>
+  <w:style w:type="paragraph" w:styleId="PreformattedText">
+    <w:name w:val="Preformatted Text"/>
+    <w:basedOn w:val="Normal"/>
+    <w:qFormat/>
+    <w:pPr>
+      <w:spacing w:before="0" w:after="0"/>
+    </w:pPr>
+    <w:rPr>
+      <w:rFonts w:ascii="Liberation Mono" w:hAnsi="Liberation Mono" w:eastAsia="Noto Sans Mono CJK JP" w:cs="Liberation Mono"/>
+      <w:sz w:val="20"/>
+      <w:szCs w:val="20"/>
+    </w:rPr>
+  </w:style>
   <w:style w:type="numbering" w:styleId="NoList">
     <w:name w:val="No List"/>
     <w:qFormat/>

--- a/Resume/MohamedAtwan-AI_Engineer.docx
+++ b/Resume/MohamedAtwan-AI_Engineer.docx
@@ -257,6 +257,8 @@
         <w:rPr>
           <w:rStyle w:val="Hyperlink"/>
           <w:rFonts w:eastAsia="Times New Roman" w:cs="Times New Roman" w:ascii="Times New Roman" w:hAnsi="Times New Roman"/>
+          <w:b w:val="false"/>
+          <w:bCs w:val="false"/>
           <w:color w:themeColor="text1" w:val="000000"/>
           <w:sz w:val="12"/>
           <w:szCs w:val="12"/>
@@ -272,6 +274,42 @@
         <w:rPr>
           <w:rStyle w:val="Hyperlink"/>
           <w:rFonts w:eastAsia="Times New Roman" w:cs="Times New Roman" w:ascii="Times New Roman" w:hAnsi="Times New Roman"/>
+          <w:b w:val="false"/>
+          <w:bCs w:val="false"/>
+          <w:color w:themeColor="text1" w:val="000000"/>
+          <w:kern w:val="0"/>
+          <w:sz w:val="12"/>
+          <w:szCs w:val="12"/>
+          <w:u w:val="none"/>
+          <w:lang w:val="en-US" w:eastAsia="ja-JP" w:bidi="ar-SA"/>
+        </w:rPr>
+        <w:tab/>
+        <w:tab/>
+        <w:tab/>
+        <w:tab/>
+        <w:tab/>
+        <w:tab/>
+        <w:tab/>
+        <w:t xml:space="preserve"> </w:t>
+      </w:r>
+      <w:r>
+        <w:rPr>
+          <w:rStyle w:val="Hyperlink"/>
+          <w:b/>
+          <w:bCs/>
+          <w:color w:val="auto"/>
+          <w:kern w:val="0"/>
+          <w:sz w:val="12"/>
+          <w:szCs w:val="12"/>
+          <w:u w:val="none"/>
+          <w:lang w:val="en-US" w:eastAsia="ja-JP" w:bidi="ar-SA"/>
+        </w:rPr>
+        <w:t xml:space="preserve">GITHUB </w:t>
+      </w:r>
+      <w:r>
+        <w:rPr>
+          <w:rStyle w:val="Hyperlink"/>
+          <w:rFonts w:eastAsia="Times New Roman" w:cs="Times New Roman" w:ascii="Times New Roman" w:hAnsi="Times New Roman"/>
           <w:b/>
           <w:bCs/>
           <w:color w:themeColor="text1" w:val="000000"/>
@@ -280,60 +318,8 @@
           <w:u w:val="none"/>
           <w:lang w:val="en-US"/>
         </w:rPr>
-        <w:tab/>
-        <w:tab/>
-        <w:tab/>
-        <w:tab/>
-        <w:tab/>
-        <w:tab/>
-        <w:tab/>
-        <w:t xml:space="preserve"> Kaggle       :</w:t>
-      </w:r>
-      <w:hyperlink r:id="rId6">
-        <w:r>
-          <w:rPr>
-            <w:rStyle w:val="Hyperlink"/>
-            <w:rFonts w:eastAsia="Times New Roman" w:cs="Times New Roman" w:ascii="Times New Roman" w:hAnsi="Times New Roman"/>
-            <w:b/>
-            <w:bCs/>
-            <w:color w:themeColor="text1" w:val="000000"/>
-            <w:sz w:val="12"/>
-            <w:szCs w:val="12"/>
-            <w:u w:val="none"/>
-            <w:lang w:val="en-US"/>
-          </w:rPr>
-          <w:t xml:space="preserve"> </w:t>
-        </w:r>
-        <w:r>
-          <w:rPr>
-            <w:rStyle w:val="Hyperlink"/>
-            <w:rFonts w:eastAsia="Times New Roman" w:cs="Times New Roman" w:ascii="Times New Roman" w:hAnsi="Times New Roman"/>
-            <w:b w:val="false"/>
-            <w:bCs w:val="false"/>
-            <w:color w:themeColor="hyperlink" w:val="0563C1"/>
-            <w:sz w:val="12"/>
-            <w:szCs w:val="12"/>
-            <w:u w:val="single"/>
-            <w:lang w:val="en-US"/>
-          </w:rPr>
-          <w:t>kaggle.com/mo7amed3twa</w:t>
-        </w:r>
-        <w:r>
-          <w:rPr>
-            <w:rStyle w:val="Hyperlink"/>
-            <w:rFonts w:eastAsia="Times New Roman" w:cs="Times New Roman" w:ascii="Times New Roman" w:hAnsi="Times New Roman"/>
-            <w:b w:val="false"/>
-            <w:bCs w:val="false"/>
-            <w:color w:themeColor="text1" w:val="000000"/>
-            <w:sz w:val="12"/>
-            <w:szCs w:val="12"/>
-            <w:u w:val="none"/>
-            <w:lang w:val="en-US"/>
-          </w:rPr>
-          <w:t>n</w:t>
-          <w:tab/>
-        </w:r>
-      </w:hyperlink>
+        <w:t xml:space="preserve">  :</w:t>
+      </w:r>
       <w:r>
         <w:rPr>
           <w:rStyle w:val="Hyperlink"/>
@@ -346,76 +332,9 @@
           <w:u w:val="none"/>
           <w:lang w:val="en-US"/>
         </w:rPr>
-        <w:tab/>
-        <w:tab/>
-        <w:tab/>
-        <w:tab/>
-      </w:r>
-      <w:r>
-        <w:rPr>
-          <w:rStyle w:val="Hyperlink"/>
-          <w:rFonts w:eastAsia="Times New Roman" w:cs="Times New Roman" w:ascii="Times New Roman" w:hAnsi="Times New Roman"/>
-          <w:b w:val="false"/>
-          <w:bCs w:val="false"/>
-          <w:color w:themeColor="text1" w:val="000000"/>
-          <w:kern w:val="0"/>
-          <w:sz w:val="12"/>
-          <w:szCs w:val="12"/>
-          <w:u w:val="none"/>
-          <w:lang w:val="en-US" w:eastAsia="ja-JP" w:bidi="ar-SA"/>
-        </w:rPr>
-        <w:tab/>
-        <w:tab/>
-        <w:tab/>
-        <w:tab/>
-        <w:tab/>
-        <w:tab/>
-        <w:tab/>
         <w:t xml:space="preserve"> </w:t>
       </w:r>
-      <w:r>
-        <w:rPr>
-          <w:rStyle w:val="Hyperlink"/>
-          <w:b/>
-          <w:bCs/>
-          <w:color w:val="auto"/>
-          <w:kern w:val="0"/>
-          <w:sz w:val="12"/>
-          <w:szCs w:val="12"/>
-          <w:u w:val="none"/>
-          <w:lang w:val="en-US" w:eastAsia="ja-JP" w:bidi="ar-SA"/>
-        </w:rPr>
-        <w:t xml:space="preserve">GITHUB </w:t>
-      </w:r>
-      <w:r>
-        <w:rPr>
-          <w:rStyle w:val="Hyperlink"/>
-          <w:rFonts w:eastAsia="Times New Roman" w:cs="Times New Roman" w:ascii="Times New Roman" w:hAnsi="Times New Roman"/>
-          <w:b/>
-          <w:bCs/>
-          <w:color w:themeColor="text1" w:val="000000"/>
-          <w:sz w:val="12"/>
-          <w:szCs w:val="12"/>
-          <w:u w:val="none"/>
-          <w:lang w:val="en-US"/>
-        </w:rPr>
-        <w:t xml:space="preserve">  :</w:t>
-      </w:r>
-      <w:r>
-        <w:rPr>
-          <w:rStyle w:val="Hyperlink"/>
-          <w:rFonts w:eastAsia="Times New Roman" w:cs="Times New Roman" w:ascii="Times New Roman" w:hAnsi="Times New Roman"/>
-          <w:b w:val="false"/>
-          <w:bCs w:val="false"/>
-          <w:color w:themeColor="text1" w:val="000000"/>
-          <w:sz w:val="12"/>
-          <w:szCs w:val="12"/>
-          <w:u w:val="none"/>
-          <w:lang w:val="en-US"/>
-        </w:rPr>
-        <w:t xml:space="preserve"> </w:t>
-      </w:r>
-      <w:hyperlink r:id="rId7">
+      <w:hyperlink r:id="rId6">
         <w:r>
           <w:rPr>
             <w:rStyle w:val="Hyperlink"/>
@@ -438,7 +357,7 @@
         <w:widowControl/>
         <w:suppressLineNumbers w:val="0"/>
         <w:suppressAutoHyphens w:val="true"/>
-        <w:overflowPunct w:val="true"/>
+        <w:overflowPunct w:val="false"/>
         <w:bidi w:val="0"/>
         <w:spacing w:lineRule="auto" w:line="276" w:before="120" w:after="0"/>
         <w:ind w:hanging="0" w:left="0" w:right="0"/>
@@ -473,7 +392,7 @@
         <w:pStyle w:val="Heading1"/>
         <w:widowControl/>
         <w:suppressAutoHyphens w:val="true"/>
-        <w:overflowPunct w:val="true"/>
+        <w:overflowPunct w:val="false"/>
         <w:bidi w:val="0"/>
         <w:spacing w:lineRule="exact" w:line="115" w:before="0" w:after="0"/>
         <w:ind w:hanging="0" w:left="0"/>
@@ -507,497 +426,141 @@
         <w:pStyle w:val="Normal"/>
         <w:spacing w:before="0" w:after="0"/>
         <w:rPr>
-          <w:rFonts w:ascii="Times New Roman" w:hAnsi="Times New Roman" w:eastAsia="Times New Roman" w:cs="Times New Roman"/>
-          <w:sz w:val="16"/>
-          <w:szCs w:val="16"/>
-          <w:lang w:val="en-US"/>
-        </w:rPr>
-      </w:pPr>
-      <w:r>
-        <w:rPr>
-          <w:rFonts w:eastAsia="Times New Roman" w:cs="Times New Roman" w:ascii="Times New Roman" w:hAnsi="Times New Roman"/>
-          <w:b/>
-          <w:bCs/>
-          <w:sz w:val="16"/>
-          <w:szCs w:val="16"/>
-          <w:lang w:val="en-US"/>
-        </w:rPr>
-        <w:t>Results-driven Data Scientist</w:t>
-      </w:r>
-      <w:r>
-        <w:rPr>
-          <w:rFonts w:eastAsia="Times New Roman" w:cs="Times New Roman" w:ascii="Times New Roman" w:hAnsi="Times New Roman"/>
-          <w:sz w:val="16"/>
-          <w:szCs w:val="16"/>
-          <w:lang w:val="en-US"/>
-        </w:rPr>
-        <w:t xml:space="preserve"> with </w:t>
-      </w:r>
-      <w:r>
-        <w:rPr>
-          <w:rFonts w:eastAsia="Times New Roman" w:cs="Times New Roman" w:ascii="Times New Roman" w:hAnsi="Times New Roman"/>
-          <w:b/>
-          <w:bCs/>
-          <w:sz w:val="16"/>
-          <w:szCs w:val="16"/>
-          <w:lang w:val="en-US"/>
-        </w:rPr>
-        <w:t>2 years</w:t>
-      </w:r>
-      <w:r>
-        <w:rPr>
-          <w:rFonts w:eastAsia="Times New Roman" w:cs="Times New Roman" w:ascii="Times New Roman" w:hAnsi="Times New Roman"/>
-          <w:sz w:val="16"/>
-          <w:szCs w:val="16"/>
-          <w:lang w:val="en-US"/>
-        </w:rPr>
-        <w:t xml:space="preserve"> of experience in </w:t>
-      </w:r>
-      <w:r>
-        <w:rPr>
-          <w:rFonts w:eastAsia="Times New Roman" w:cs="Times New Roman" w:ascii="Times New Roman" w:hAnsi="Times New Roman"/>
-          <w:b/>
-          <w:bCs/>
-          <w:sz w:val="16"/>
-          <w:szCs w:val="16"/>
-          <w:lang w:val="en-US"/>
-        </w:rPr>
-        <w:t>Machine Learning(ML), Deep Learning(DL), Natural Language Processing(NLP), and Data Science</w:t>
-      </w:r>
-      <w:r>
-        <w:rPr>
-          <w:rFonts w:eastAsia="Times New Roman" w:cs="Times New Roman" w:ascii="Times New Roman" w:hAnsi="Times New Roman"/>
-          <w:sz w:val="16"/>
-          <w:szCs w:val="16"/>
-          <w:lang w:val="en-US"/>
-        </w:rPr>
-        <w:t xml:space="preserve">, skilled in </w:t>
-      </w:r>
-      <w:r>
-        <w:rPr>
-          <w:rFonts w:eastAsia="Times New Roman" w:cs="Times New Roman" w:ascii="Times New Roman" w:hAnsi="Times New Roman"/>
-          <w:b/>
-          <w:bCs/>
-          <w:sz w:val="16"/>
-          <w:szCs w:val="16"/>
-          <w:lang w:val="en-US"/>
-        </w:rPr>
-        <w:t>extracting insights</w:t>
-      </w:r>
-      <w:r>
-        <w:rPr>
-          <w:rFonts w:eastAsia="Times New Roman" w:cs="Times New Roman" w:ascii="Times New Roman" w:hAnsi="Times New Roman"/>
-          <w:sz w:val="16"/>
-          <w:szCs w:val="16"/>
-          <w:lang w:val="en-US"/>
-        </w:rPr>
-        <w:t xml:space="preserve"> and </w:t>
-      </w:r>
-      <w:r>
-        <w:rPr>
-          <w:rFonts w:eastAsia="Times New Roman" w:cs="Times New Roman" w:ascii="Times New Roman" w:hAnsi="Times New Roman"/>
-          <w:b/>
-          <w:bCs/>
-          <w:sz w:val="16"/>
-          <w:szCs w:val="16"/>
-          <w:lang w:val="en-US"/>
-        </w:rPr>
-        <w:t xml:space="preserve">building data-driven solutions </w:t>
-      </w:r>
-      <w:r>
-        <w:rPr>
-          <w:rFonts w:eastAsia="Times New Roman" w:cs="Times New Roman" w:ascii="Times New Roman" w:hAnsi="Times New Roman"/>
-          <w:b w:val="false"/>
-          <w:bCs w:val="false"/>
-          <w:sz w:val="16"/>
-          <w:szCs w:val="16"/>
-          <w:lang w:val="en-US"/>
-        </w:rPr>
-        <w:t xml:space="preserve">with </w:t>
-      </w:r>
-      <w:r>
-        <w:rPr>
-          <w:rFonts w:eastAsia="Times New Roman" w:cs="Times New Roman" w:ascii="Times New Roman" w:hAnsi="Times New Roman"/>
-          <w:b w:val="false"/>
-          <w:bCs w:val="false"/>
-          <w:sz w:val="16"/>
-          <w:szCs w:val="16"/>
-          <w:u w:val="single"/>
-          <w:lang w:val="en-US"/>
-        </w:rPr>
-        <w:t>Focusing Now</w:t>
-      </w:r>
-      <w:r>
-        <w:rPr>
-          <w:rFonts w:eastAsia="Times New Roman" w:cs="Times New Roman" w:ascii="Times New Roman" w:hAnsi="Times New Roman"/>
-          <w:b w:val="false"/>
-          <w:bCs w:val="false"/>
-          <w:sz w:val="16"/>
-          <w:szCs w:val="16"/>
-          <w:u w:val="none"/>
-          <w:lang w:val="en-US"/>
-        </w:rPr>
-        <w:t xml:space="preserve"> </w:t>
-      </w:r>
-      <w:r>
-        <w:rPr>
-          <w:rFonts w:eastAsia="Times New Roman" w:cs="Times New Roman" w:ascii="Times New Roman" w:hAnsi="Times New Roman"/>
-          <w:b w:val="false"/>
-          <w:bCs w:val="false"/>
-          <w:sz w:val="16"/>
-          <w:szCs w:val="16"/>
-          <w:u w:val="none"/>
-          <w:lang w:val="en-US"/>
-        </w:rPr>
-        <w:t>On</w:t>
-      </w:r>
-      <w:r>
-        <w:rPr>
-          <w:rFonts w:eastAsia="Times New Roman" w:cs="Times New Roman" w:ascii="Times New Roman" w:hAnsi="Times New Roman"/>
-          <w:b w:val="false"/>
-          <w:bCs w:val="false"/>
-          <w:sz w:val="16"/>
-          <w:szCs w:val="16"/>
-          <w:lang w:val="en-US"/>
-        </w:rPr>
-        <w:t xml:space="preserve"> </w:t>
-      </w:r>
-      <w:r>
-        <w:rPr>
-          <w:rFonts w:eastAsia="Times New Roman" w:cs="Times New Roman" w:ascii="Times New Roman" w:hAnsi="Times New Roman"/>
-          <w:b/>
-          <w:bCs/>
-          <w:sz w:val="16"/>
-          <w:szCs w:val="16"/>
-          <w:lang w:val="en-US"/>
-        </w:rPr>
-        <w:t xml:space="preserve">The AGENTIC AI &amp; LLMS. </w:t>
-      </w:r>
-    </w:p>
-    <w:p>
-      <w:pPr>
-        <w:pStyle w:val="Normal"/>
-        <w:spacing w:lineRule="exact" w:line="29" w:before="0" w:after="0"/>
-        <w:rPr/>
-      </w:pPr>
-      <w:r>
-        <w:rPr/>
-      </w:r>
-    </w:p>
-    <w:p>
-      <w:pPr>
-        <w:pStyle w:val="Normal"/>
-        <w:spacing w:before="0" w:after="0"/>
-        <w:jc w:val="left"/>
-        <w:rPr/>
-      </w:pPr>
-      <w:r>
-        <w:rPr>
-          <w:rFonts w:eastAsia="Times New Roman" w:cs="Times New Roman" w:ascii="Times New Roman" w:hAnsi="Times New Roman"/>
-          <w:b/>
-          <w:bCs/>
-          <w:sz w:val="16"/>
-          <w:szCs w:val="16"/>
-          <w:lang w:val="en-US"/>
-        </w:rPr>
-        <w:t>Proven track record of</w:t>
-      </w:r>
-      <w:r>
-        <w:rPr>
-          <w:rFonts w:eastAsia="Times New Roman" w:cs="Times New Roman" w:ascii="Times New Roman" w:hAnsi="Times New Roman"/>
-          <w:b w:val="false"/>
-          <w:bCs w:val="false"/>
-          <w:sz w:val="16"/>
-          <w:szCs w:val="16"/>
-          <w:lang w:val="en-US"/>
-        </w:rPr>
-        <w:t xml:space="preserve"> </w:t>
-      </w:r>
-      <w:r>
-        <w:rPr>
-          <w:rFonts w:eastAsia="Times New Roman" w:cs="Times New Roman" w:ascii="Times New Roman" w:hAnsi="Times New Roman"/>
-          <w:b/>
-          <w:bCs/>
-          <w:sz w:val="16"/>
-          <w:szCs w:val="16"/>
-          <w:u w:val="single"/>
-          <w:lang w:val="en-US"/>
-        </w:rPr>
-        <w:t>Leading a Team to a top 5</w:t>
-      </w:r>
-      <w:r>
-        <w:rPr>
-          <w:rFonts w:eastAsia="Times New Roman" w:cs="Times New Roman" w:ascii="Times New Roman" w:hAnsi="Times New Roman"/>
-          <w:b/>
-          <w:bCs/>
-          <w:sz w:val="16"/>
-          <w:szCs w:val="16"/>
-          <w:lang w:val="en-US"/>
-        </w:rPr>
-        <w:t xml:space="preserve"> in MTC-AIC2 AI Competition </w:t>
-      </w:r>
-      <w:r>
-        <w:rPr>
-          <w:rFonts w:eastAsia="Times New Roman" w:cs="Times New Roman" w:ascii="Times New Roman" w:hAnsi="Times New Roman"/>
-          <w:b w:val="false"/>
-          <w:bCs w:val="false"/>
-          <w:sz w:val="16"/>
-          <w:szCs w:val="16"/>
-          <w:lang w:val="en-US"/>
-        </w:rPr>
-        <w:t xml:space="preserve">by leveraging </w:t>
-      </w:r>
-      <w:r>
-        <w:rPr>
-          <w:rFonts w:eastAsia="Times New Roman" w:cs="Times New Roman" w:ascii="Times New Roman" w:hAnsi="Times New Roman"/>
-          <w:b/>
-          <w:bCs/>
-          <w:sz w:val="16"/>
-          <w:szCs w:val="16"/>
-          <w:lang w:val="en-US"/>
-        </w:rPr>
-        <w:t>Deep Learning</w:t>
-      </w:r>
-      <w:r>
-        <w:rPr>
-          <w:rFonts w:eastAsia="Times New Roman" w:cs="Times New Roman" w:ascii="Times New Roman" w:hAnsi="Times New Roman"/>
-          <w:b w:val="false"/>
-          <w:bCs w:val="false"/>
-          <w:sz w:val="16"/>
-          <w:szCs w:val="16"/>
-          <w:lang w:val="en-US"/>
-        </w:rPr>
-        <w:t xml:space="preserve"> and</w:t>
-      </w:r>
-      <w:r>
-        <w:rPr>
-          <w:rFonts w:eastAsia="Times New Roman" w:cs="Times New Roman" w:ascii="Times New Roman" w:hAnsi="Times New Roman"/>
-          <w:b/>
-          <w:bCs/>
-          <w:sz w:val="16"/>
-          <w:szCs w:val="16"/>
-          <w:lang w:val="en-US"/>
-        </w:rPr>
-        <w:t xml:space="preserve"> advanced modeling techniques in Speech Recognition Systems.</w:t>
-      </w:r>
-      <w:r>
-        <w:rPr>
-          <w:rFonts w:eastAsia="Times New Roman" w:cs="Times New Roman" w:ascii="Times New Roman" w:hAnsi="Times New Roman"/>
-          <w:b w:val="false"/>
-          <w:bCs w:val="false"/>
-          <w:sz w:val="16"/>
-          <w:szCs w:val="16"/>
-          <w:lang w:val="en-US"/>
-        </w:rPr>
-        <w:t xml:space="preserve"> And </w:t>
-      </w:r>
-      <w:r>
-        <w:rPr>
-          <w:rFonts w:eastAsia="Times New Roman" w:cs="Times New Roman" w:ascii="Times New Roman" w:hAnsi="Times New Roman"/>
-          <w:b/>
-          <w:bCs/>
-          <w:sz w:val="16"/>
-          <w:szCs w:val="16"/>
-          <w:u w:val="single"/>
-          <w:lang w:val="en-US"/>
-        </w:rPr>
-        <w:t>Leading Other Team to Top 8</w:t>
-      </w:r>
-      <w:r>
-        <w:rPr>
-          <w:rFonts w:eastAsia="Times New Roman" w:cs="Times New Roman" w:ascii="Times New Roman" w:hAnsi="Times New Roman"/>
-          <w:b/>
-          <w:bCs/>
-          <w:sz w:val="16"/>
-          <w:szCs w:val="16"/>
-          <w:lang w:val="en-US"/>
-        </w:rPr>
-        <w:t xml:space="preserve"> in Huawei Spark Infinity North Africa 24 Competition </w:t>
-      </w:r>
-      <w:r>
-        <w:rPr>
-          <w:rFonts w:eastAsia="Times New Roman" w:cs="Times New Roman" w:ascii="Times New Roman" w:hAnsi="Times New Roman"/>
-          <w:b w:val="false"/>
-          <w:bCs w:val="false"/>
-          <w:sz w:val="16"/>
-          <w:szCs w:val="16"/>
-          <w:lang w:val="en-US"/>
-        </w:rPr>
-        <w:t xml:space="preserve">by leveraging </w:t>
-      </w:r>
-      <w:r>
-        <w:rPr>
-          <w:rFonts w:eastAsia="Times New Roman" w:cs="Times New Roman" w:ascii="Times New Roman" w:hAnsi="Times New Roman"/>
-          <w:b/>
-          <w:bCs/>
-          <w:sz w:val="16"/>
-          <w:szCs w:val="16"/>
-          <w:lang w:val="en-US"/>
-        </w:rPr>
-        <w:t>AI Techniques In Our Supply Chain Solution</w:t>
-      </w:r>
-      <w:r>
-        <w:rPr>
-          <w:rFonts w:eastAsia="Times New Roman" w:cs="Times New Roman" w:ascii="Times New Roman" w:hAnsi="Times New Roman"/>
-          <w:b w:val="false"/>
-          <w:bCs w:val="false"/>
-          <w:sz w:val="16"/>
-          <w:szCs w:val="16"/>
-          <w:lang w:val="en-US"/>
-        </w:rPr>
-        <w:t xml:space="preserve"> That We Introduced it.</w:t>
-      </w:r>
-      <w:r>
-        <w:rPr>
-          <w:rFonts w:eastAsia="Times New Roman" w:cs="Times New Roman" w:ascii="Times New Roman" w:hAnsi="Times New Roman"/>
-          <w:b/>
-          <w:bCs/>
-          <w:sz w:val="16"/>
-          <w:szCs w:val="16"/>
-          <w:lang w:val="en-US"/>
-        </w:rPr>
-        <w:t xml:space="preserve"> </w:t>
-      </w:r>
-    </w:p>
-    <w:p>
-      <w:pPr>
-        <w:pStyle w:val="Normal"/>
-        <w:spacing w:lineRule="exact" w:line="29" w:before="0" w:after="0"/>
-        <w:jc w:val="left"/>
-        <w:rPr>
-          <w:rFonts w:ascii="Times New Roman" w:hAnsi="Times New Roman" w:eastAsia="Times New Roman" w:cs="Times New Roman"/>
-          <w:b/>
-          <w:bCs/>
-          <w:sz w:val="16"/>
-          <w:szCs w:val="16"/>
-          <w:lang w:val="en-US"/>
-        </w:rPr>
-      </w:pPr>
-      <w:r>
-        <w:rPr>
-          <w:rFonts w:eastAsia="Times New Roman" w:cs="Times New Roman" w:ascii="Times New Roman" w:hAnsi="Times New Roman"/>
-          <w:b/>
-          <w:bCs/>
-          <w:sz w:val="16"/>
-          <w:szCs w:val="16"/>
-          <w:lang w:val="en-US"/>
-        </w:rPr>
-      </w:r>
-    </w:p>
-    <w:p>
-      <w:pPr>
-        <w:pStyle w:val="Normal"/>
-        <w:bidi w:val="0"/>
-        <w:spacing w:before="0" w:after="0"/>
-        <w:jc w:val="left"/>
-        <w:rPr>
-          <w:rFonts w:ascii="Times New Roman" w:hAnsi="Times New Roman" w:eastAsia="Times New Roman" w:cs="Times New Roman"/>
-          <w:sz w:val="16"/>
-          <w:szCs w:val="16"/>
-          <w:lang w:val="en-US"/>
-        </w:rPr>
-      </w:pPr>
-      <w:r>
-        <w:rPr>
-          <w:rFonts w:eastAsia="Times New Roman" w:cs="Times New Roman" w:ascii="Times New Roman" w:hAnsi="Times New Roman"/>
-          <w:sz w:val="16"/>
-          <w:szCs w:val="16"/>
-          <w:lang w:val="en-US"/>
-        </w:rPr>
-        <w:t xml:space="preserve">NOW Actively engaged in </w:t>
-      </w:r>
-      <w:r>
-        <w:rPr>
-          <w:rFonts w:eastAsia="Times New Roman" w:cs="Times New Roman" w:ascii="Times New Roman" w:hAnsi="Times New Roman"/>
-          <w:b/>
-          <w:bCs/>
-          <w:sz w:val="16"/>
-          <w:szCs w:val="16"/>
-          <w:lang w:val="en-US"/>
-        </w:rPr>
-        <w:t>community knowledge-sharing</w:t>
-      </w:r>
-      <w:r>
-        <w:rPr>
-          <w:rFonts w:eastAsia="Times New Roman" w:cs="Times New Roman" w:ascii="Times New Roman" w:hAnsi="Times New Roman"/>
-          <w:sz w:val="16"/>
-          <w:szCs w:val="16"/>
-          <w:lang w:val="en-US"/>
-        </w:rPr>
-        <w:t xml:space="preserve"> as </w:t>
-      </w:r>
-      <w:r>
-        <w:rPr>
-          <w:rFonts w:eastAsia="Times New Roman" w:cs="Times New Roman" w:ascii="Times New Roman" w:hAnsi="Times New Roman"/>
-          <w:b/>
-          <w:bCs/>
-          <w:sz w:val="16"/>
-          <w:szCs w:val="16"/>
-          <w:lang w:val="en-US"/>
-        </w:rPr>
-        <w:t>Huawei Cloud Developers Group (HCDG) Organizer</w:t>
-      </w:r>
-      <w:r>
-        <w:rPr>
-          <w:rFonts w:eastAsia="Times New Roman" w:cs="Times New Roman" w:ascii="Times New Roman" w:hAnsi="Times New Roman"/>
-          <w:sz w:val="16"/>
-          <w:szCs w:val="16"/>
-          <w:lang w:val="en-US"/>
-        </w:rPr>
-        <w:t xml:space="preserve">, with a focus on fostering </w:t>
-      </w:r>
-      <w:r>
-        <w:rPr>
-          <w:rFonts w:eastAsia="Times New Roman" w:cs="Times New Roman" w:ascii="Times New Roman" w:hAnsi="Times New Roman"/>
-          <w:b/>
-          <w:bCs/>
-          <w:sz w:val="16"/>
-          <w:szCs w:val="16"/>
-          <w:lang w:val="en-US"/>
-        </w:rPr>
-        <w:t xml:space="preserve">collaboration </w:t>
-      </w:r>
-      <w:r>
-        <w:rPr>
-          <w:rFonts w:eastAsia="Times New Roman" w:cs="Times New Roman" w:ascii="Times New Roman" w:hAnsi="Times New Roman"/>
-          <w:sz w:val="16"/>
-          <w:szCs w:val="16"/>
-          <w:lang w:val="en-US"/>
-        </w:rPr>
-        <w:t xml:space="preserve">and </w:t>
-      </w:r>
-      <w:r>
-        <w:rPr>
-          <w:rFonts w:eastAsia="Times New Roman" w:cs="Times New Roman" w:ascii="Times New Roman" w:hAnsi="Times New Roman"/>
-          <w:b/>
-          <w:bCs/>
-          <w:sz w:val="16"/>
-          <w:szCs w:val="16"/>
-          <w:lang w:val="en-US"/>
-        </w:rPr>
-        <w:t xml:space="preserve">innovation </w:t>
-      </w:r>
-      <w:r>
-        <w:rPr>
-          <w:rFonts w:eastAsia="Times New Roman" w:cs="Times New Roman" w:ascii="Times New Roman" w:hAnsi="Times New Roman"/>
-          <w:b w:val="false"/>
-          <w:bCs w:val="false"/>
-          <w:sz w:val="16"/>
-          <w:szCs w:val="16"/>
-          <w:lang w:val="en-US"/>
-        </w:rPr>
-        <w:t>in</w:t>
-      </w:r>
-      <w:r>
-        <w:rPr>
-          <w:rFonts w:eastAsia="Times New Roman" w:cs="Times New Roman" w:ascii="Times New Roman" w:hAnsi="Times New Roman"/>
-          <w:b/>
-          <w:bCs/>
-          <w:sz w:val="16"/>
-          <w:szCs w:val="16"/>
-          <w:lang w:val="en-US"/>
-        </w:rPr>
-        <w:t xml:space="preserve"> data science, AI and Cloud Computing Areas.</w:t>
+          <w:b w:val="false"/>
+          <w:bCs w:val="false"/>
+        </w:rPr>
+      </w:pPr>
+      <w:r>
+        <w:rPr>
+          <w:rFonts w:eastAsia="Times New Roman" w:cs="Times New Roman" w:ascii="Times New Roman" w:hAnsi="Times New Roman"/>
+          <w:b/>
+          <w:bCs/>
+          <w:sz w:val="16"/>
+          <w:szCs w:val="16"/>
+          <w:lang w:val="en-US"/>
+        </w:rPr>
+        <w:t>AI Engineer with 2 years experience</w:t>
+      </w:r>
+      <w:r>
+        <w:rPr>
+          <w:rFonts w:eastAsia="Times New Roman" w:cs="Times New Roman" w:ascii="Times New Roman" w:hAnsi="Times New Roman"/>
+          <w:b w:val="false"/>
+          <w:bCs w:val="false"/>
+          <w:sz w:val="16"/>
+          <w:szCs w:val="16"/>
+          <w:lang w:val="en-US"/>
+        </w:rPr>
+        <w:t xml:space="preserve">: </w:t>
+      </w:r>
+      <w:r>
+        <w:rPr>
+          <w:rFonts w:eastAsia="Times New Roman" w:cs="Times New Roman" w:ascii="Times New Roman" w:hAnsi="Times New Roman"/>
+          <w:b/>
+          <w:bCs/>
+          <w:sz w:val="16"/>
+          <w:szCs w:val="16"/>
+          <w:lang w:val="en-US"/>
+        </w:rPr>
+        <w:t>Agentic AI &amp; LLMs, Deep Learning, NLP</w:t>
+      </w:r>
+      <w:r>
+        <w:rPr>
+          <w:rFonts w:eastAsia="Times New Roman" w:cs="Times New Roman" w:ascii="Times New Roman" w:hAnsi="Times New Roman"/>
+          <w:b w:val="false"/>
+          <w:bCs w:val="false"/>
+          <w:sz w:val="16"/>
+          <w:szCs w:val="16"/>
+          <w:lang w:val="en-US"/>
+        </w:rPr>
+        <w:t xml:space="preserve">. I build autonomous agents that extract insights and power intelligent, data-driven decisions. Proven track record of leading a team to a </w:t>
+      </w:r>
+      <w:r>
+        <w:rPr>
+          <w:rFonts w:eastAsia="Times New Roman" w:cs="Times New Roman" w:ascii="Times New Roman" w:hAnsi="Times New Roman"/>
+          <w:b/>
+          <w:bCs/>
+          <w:sz w:val="16"/>
+          <w:szCs w:val="16"/>
+          <w:lang w:val="en-US"/>
+        </w:rPr>
+        <w:t>top 5 in the MTC-AIC2 AI Competition</w:t>
+      </w:r>
+      <w:r>
+        <w:rPr>
+          <w:rFonts w:eastAsia="Times New Roman" w:cs="Times New Roman" w:ascii="Times New Roman" w:hAnsi="Times New Roman"/>
+          <w:b w:val="false"/>
+          <w:bCs w:val="false"/>
+          <w:sz w:val="16"/>
+          <w:szCs w:val="16"/>
+          <w:lang w:val="en-US"/>
+        </w:rPr>
+        <w:t xml:space="preserve"> by leveraging Deep Learning and advanced modeling techniques in Speech Recognition Systems. And leading another team to a </w:t>
+      </w:r>
+      <w:r>
+        <w:rPr>
+          <w:rFonts w:eastAsia="Times New Roman" w:cs="Times New Roman" w:ascii="Times New Roman" w:hAnsi="Times New Roman"/>
+          <w:b/>
+          <w:bCs/>
+          <w:sz w:val="16"/>
+          <w:szCs w:val="16"/>
+          <w:lang w:val="en-US"/>
+        </w:rPr>
+        <w:t>top 8 in the Huawei Spark Infinity North Africa 24 Competition</w:t>
+      </w:r>
+      <w:r>
+        <w:rPr>
+          <w:rFonts w:eastAsia="Times New Roman" w:cs="Times New Roman" w:ascii="Times New Roman" w:hAnsi="Times New Roman"/>
+          <w:b w:val="false"/>
+          <w:bCs w:val="false"/>
+          <w:sz w:val="16"/>
+          <w:szCs w:val="16"/>
+          <w:lang w:val="en-US"/>
+        </w:rPr>
+        <w:t xml:space="preserve"> by leveraging AI techniques in our Supply Chain Solution that we introduced. Currently, </w:t>
+      </w:r>
+      <w:r>
+        <w:rPr>
+          <w:rFonts w:eastAsia="Times New Roman" w:cs="Times New Roman" w:ascii="Times New Roman" w:hAnsi="Times New Roman"/>
+          <w:b/>
+          <w:bCs/>
+          <w:sz w:val="16"/>
+          <w:szCs w:val="16"/>
+          <w:lang w:val="en-US"/>
+        </w:rPr>
+        <w:t>I serve as an AI Engineer at Huawei</w:t>
+      </w:r>
+      <w:r>
+        <w:rPr>
+          <w:rFonts w:eastAsia="Times New Roman" w:cs="Times New Roman" w:ascii="Times New Roman" w:hAnsi="Times New Roman"/>
+          <w:b w:val="false"/>
+          <w:bCs w:val="false"/>
+          <w:sz w:val="16"/>
+          <w:szCs w:val="16"/>
+          <w:lang w:val="en-US"/>
+        </w:rPr>
+        <w:t xml:space="preserve"> and an </w:t>
+      </w:r>
+      <w:r>
+        <w:rPr>
+          <w:rFonts w:eastAsia="Times New Roman" w:cs="Times New Roman" w:ascii="Times New Roman" w:hAnsi="Times New Roman"/>
+          <w:b/>
+          <w:bCs/>
+          <w:sz w:val="16"/>
+          <w:szCs w:val="16"/>
+          <w:lang w:val="en-US"/>
+        </w:rPr>
+        <w:t>NLP Engineer Freelancer at Upwork, Khamsat, and LinkedIn</w:t>
+      </w:r>
+      <w:r>
+        <w:rPr>
+          <w:rFonts w:eastAsia="Times New Roman" w:cs="Times New Roman" w:ascii="Times New Roman" w:hAnsi="Times New Roman"/>
+          <w:b w:val="false"/>
+          <w:bCs w:val="false"/>
+          <w:sz w:val="16"/>
+          <w:szCs w:val="16"/>
+          <w:lang w:val="en-US"/>
+        </w:rPr>
+        <w:t>, where I use my expertise in AI and NLP to lead impactful projects. Looking forward to being promoted to Technical Team Leader in the coming years to help pass on my experience, actively participate, and lead my team to the greatest successes.</w:t>
       </w:r>
     </w:p>
     <w:p>
@@ -1006,7 +569,7 @@
         <w:widowControl/>
         <w:suppressLineNumbers w:val="0"/>
         <w:suppressAutoHyphens w:val="true"/>
-        <w:overflowPunct w:val="true"/>
+        <w:overflowPunct w:val="false"/>
         <w:bidi w:val="0"/>
         <w:spacing w:lineRule="auto" w:line="276" w:before="120" w:after="0"/>
         <w:ind w:hanging="0" w:left="0" w:right="0"/>
@@ -1041,7 +604,7 @@
         <w:pStyle w:val="Heading1"/>
         <w:widowControl/>
         <w:suppressAutoHyphens w:val="true"/>
-        <w:overflowPunct w:val="true"/>
+        <w:overflowPunct w:val="false"/>
         <w:bidi w:val="0"/>
         <w:spacing w:lineRule="exact" w:line="115" w:before="0" w:after="0"/>
         <w:ind w:hanging="0" w:left="0"/>
@@ -1135,18 +698,7 @@
           <w:szCs w:val="18"/>
           <w:lang w:val="en-US" w:eastAsia="ja-JP" w:bidi="ar-SA"/>
         </w:rPr>
-        <w:t xml:space="preserve"> Kafr Elsheikh University - Faculty of A</w:t>
-      </w:r>
-      <w:r>
-        <w:rPr>
-          <w:b/>
-          <w:bCs/>
-          <w:color w:val="auto"/>
-          <w:sz w:val="18"/>
-          <w:szCs w:val="18"/>
-          <w:lang w:val="en-US" w:eastAsia="ja-JP" w:bidi="ar-SA"/>
-        </w:rPr>
-        <w:t xml:space="preserve">I </w:t>
+        <w:t xml:space="preserve"> Kafr Elsheikh University - Faculty of AI </w:t>
         <w:tab/>
         <w:tab/>
         <w:tab/>
@@ -1202,7 +754,7 @@
         <w:widowControl/>
         <w:suppressLineNumbers w:val="0"/>
         <w:suppressAutoHyphens w:val="true"/>
-        <w:overflowPunct w:val="true"/>
+        <w:overflowPunct w:val="false"/>
         <w:bidi w:val="0"/>
         <w:spacing w:lineRule="auto" w:line="276" w:before="120" w:after="0"/>
         <w:ind w:hanging="0" w:left="0" w:right="0"/>
@@ -1237,7 +789,7 @@
         <w:pStyle w:val="Heading1"/>
         <w:widowControl/>
         <w:suppressAutoHyphens w:val="true"/>
-        <w:overflowPunct w:val="true"/>
+        <w:overflowPunct w:val="false"/>
         <w:bidi w:val="0"/>
         <w:spacing w:lineRule="exact" w:line="115" w:before="0" w:after="0"/>
         <w:ind w:hanging="0" w:left="0"/>
@@ -1293,7 +845,7 @@
           <w:szCs w:val="20"/>
           <w:lang w:val="en-US" w:eastAsia="ja-JP" w:bidi="ar-SA"/>
         </w:rPr>
-        <w:t>Huawei Cloud Ecosystem</w:t>
+        <w:t xml:space="preserve">Huawei Cloud </w:t>
       </w:r>
     </w:p>
     <w:p>
@@ -1356,7 +908,7 @@
         </w:numPr>
         <w:suppressLineNumbers w:val="0"/>
         <w:suppressAutoHyphens w:val="true"/>
-        <w:overflowPunct w:val="true"/>
+        <w:overflowPunct w:val="false"/>
         <w:bidi w:val="0"/>
         <w:spacing w:lineRule="auto" w:line="276" w:before="0" w:after="0"/>
         <w:ind w:hanging="360" w:left="720" w:right="2700"/>
@@ -1366,7 +918,14 @@
       </w:pPr>
       <w:r>
         <w:rPr/>
-        <w:t>End-to-End AI Development: Design, build, and deploy full-cycle AI solutions leveraging Huawei Cloud’s advanced ecosystem—including ModelArts, Pangu Models, and cloud-native services.</w:t>
+        <w:t xml:space="preserve">End-to-End AI Development: </w:t>
+      </w:r>
+      <w:r>
+        <w:rPr>
+          <w:b w:val="false"/>
+          <w:bCs w:val="false"/>
+        </w:rPr>
+        <w:t>Design, build, and deploy full-cycle AI solutions leveraging Huawei Cloud’s advanced ecosystem—including ModelArts, PanguLargeModels, and other cloud services (ECS, OBS, CCE, ...).</w:t>
       </w:r>
     </w:p>
     <w:p>
@@ -1379,7 +938,7 @@
         </w:numPr>
         <w:suppressLineNumbers w:val="0"/>
         <w:suppressAutoHyphens w:val="true"/>
-        <w:overflowPunct w:val="true"/>
+        <w:overflowPunct w:val="false"/>
         <w:bidi w:val="0"/>
         <w:spacing w:lineRule="auto" w:line="276" w:before="0" w:after="0"/>
         <w:ind w:hanging="360" w:left="720" w:right="2700"/>
@@ -1389,7 +948,18 @@
       </w:pPr>
       <w:r>
         <w:rPr/>
-        <w:t>Lifecycle Management: Oversee the complete AI project lifecycle from data preparation, model training, and deployment to continuous monitoring, optimization, and performance tuning.</w:t>
+        <w:t xml:space="preserve">Lifecycle Management: </w:t>
+      </w:r>
+      <w:r>
+        <w:rPr>
+          <w:b w:val="false"/>
+          <w:bCs w:val="false"/>
+        </w:rPr>
+        <w:t>Oversee the complete AI project lifecycle from data preparation, model training, and deployment to continuous monitoring, optimization, and performance tuning</w:t>
+      </w:r>
+      <w:r>
+        <w:rPr/>
+        <w:t>.</w:t>
       </w:r>
     </w:p>
     <w:p>
@@ -1402,7 +972,7 @@
         </w:numPr>
         <w:suppressLineNumbers w:val="0"/>
         <w:suppressAutoHyphens w:val="true"/>
-        <w:overflowPunct w:val="true"/>
+        <w:overflowPunct w:val="false"/>
         <w:bidi w:val="0"/>
         <w:spacing w:lineRule="auto" w:line="276" w:before="0" w:after="0"/>
         <w:ind w:hanging="360" w:left="720" w:right="2700"/>
@@ -1412,7 +982,14 @@
       </w:pPr>
       <w:r>
         <w:rPr/>
-        <w:t>NLP &amp; Conversational AI: Develop and enhance NLP systems, intelligent chatbots, and automation solutions for customer-facing and internal projects.</w:t>
+        <w:t xml:space="preserve">NLP &amp; Conversational AI: </w:t>
+      </w:r>
+      <w:r>
+        <w:rPr>
+          <w:b w:val="false"/>
+          <w:bCs w:val="false"/>
+        </w:rPr>
+        <w:t>Develop and enhance NLP systems, intelligent chatbots, and automation solutions for customer-facing and internal projects.</w:t>
       </w:r>
     </w:p>
     <w:p>
@@ -1425,7 +1002,7 @@
         </w:numPr>
         <w:suppressLineNumbers w:val="0"/>
         <w:suppressAutoHyphens w:val="true"/>
-        <w:overflowPunct w:val="true"/>
+        <w:overflowPunct w:val="false"/>
         <w:bidi w:val="0"/>
         <w:spacing w:lineRule="auto" w:line="276" w:before="0" w:after="0"/>
         <w:ind w:hanging="360" w:left="720" w:right="2700"/>
@@ -1435,7 +1012,14 @@
       </w:pPr>
       <w:r>
         <w:rPr/>
-        <w:t>LLM Integration &amp; Tuning: Integrate and fine-tune large language models (LLMs) to power smart conversational workflows and AI-driven applications.</w:t>
+        <w:t xml:space="preserve">LLM Integration &amp; Tuning: </w:t>
+      </w:r>
+      <w:r>
+        <w:rPr>
+          <w:b w:val="false"/>
+          <w:bCs w:val="false"/>
+        </w:rPr>
+        <w:t>Integrate and fine-tune large language models (LLMs) to power smart conversational workflows and AI-driven applications.</w:t>
       </w:r>
     </w:p>
     <w:p>
@@ -1448,7 +1032,7 @@
         </w:numPr>
         <w:suppressLineNumbers w:val="0"/>
         <w:suppressAutoHyphens w:val="true"/>
-        <w:overflowPunct w:val="true"/>
+        <w:overflowPunct w:val="false"/>
         <w:bidi w:val="0"/>
         <w:spacing w:lineRule="auto" w:line="276" w:before="0" w:after="0"/>
         <w:ind w:hanging="360" w:left="720" w:right="2700"/>
@@ -1458,7 +1042,14 @@
       </w:pPr>
       <w:r>
         <w:rPr/>
-        <w:t>Tools &amp; Technologies: Proficient in Python, TensorFlow, PyTorch, MindSpore, Kubernetes, and core Huawei Cloud services (OBS, ModelArts) to build robust, scalable AI pipelines.</w:t>
+        <w:t xml:space="preserve">Tools &amp; Technologies: </w:t>
+      </w:r>
+      <w:r>
+        <w:rPr>
+          <w:b w:val="false"/>
+          <w:bCs w:val="false"/>
+        </w:rPr>
+        <w:t>Proficient in Python, TensorFlow, PyTorch, MindSpore, and core Huawei Cloud services (AgentArts, ModelArts) to build robust, scalable AI pipelines.</w:t>
       </w:r>
     </w:p>
     <w:p>
@@ -1471,7 +1062,7 @@
         </w:numPr>
         <w:suppressLineNumbers w:val="0"/>
         <w:suppressAutoHyphens w:val="true"/>
-        <w:overflowPunct w:val="true"/>
+        <w:overflowPunct w:val="false"/>
         <w:bidi w:val="0"/>
         <w:spacing w:lineRule="auto" w:line="276" w:before="0" w:after="0"/>
         <w:ind w:hanging="360" w:left="720" w:right="2700"/>
@@ -1481,7 +1072,14 @@
       </w:pPr>
       <w:r>
         <w:rPr/>
-        <w:t>Cross-functional Collaboration: Work closely with cross-functional teams to translate business requirements into technical implementations aligned with industry best practices.</w:t>
+        <w:t xml:space="preserve">Cross-functional Collaboration: </w:t>
+      </w:r>
+      <w:r>
+        <w:rPr>
+          <w:b w:val="false"/>
+          <w:bCs w:val="false"/>
+        </w:rPr>
+        <w:t>Work closely with cross-functional teams to translate business requirements into technical implementations aligned with industry best practices.</w:t>
       </w:r>
     </w:p>
     <w:p>
@@ -1494,7 +1092,7 @@
         </w:numPr>
         <w:suppressLineNumbers w:val="0"/>
         <w:suppressAutoHyphens w:val="true"/>
-        <w:overflowPunct w:val="true"/>
+        <w:overflowPunct w:val="false"/>
         <w:bidi w:val="0"/>
         <w:spacing w:lineRule="auto" w:line="276" w:before="0" w:after="0"/>
         <w:ind w:hanging="360" w:left="720" w:right="2700"/>
@@ -1504,7 +1102,14 @@
       </w:pPr>
       <w:r>
         <w:rPr/>
-        <w:t>Core Expertise: Cloud-based machine learning, large language model adaptation, MLOps workflows, AI automation, and driving AI innovation across regional projects.</w:t>
+        <w:t xml:space="preserve">Core Expertise: </w:t>
+      </w:r>
+      <w:r>
+        <w:rPr>
+          <w:b w:val="false"/>
+          <w:bCs w:val="false"/>
+        </w:rPr>
+        <w:t>Cloud-based machine learning, large language model adaptation, MLOps workflows, AI automation, and driving AI innovation across regional projects.</w:t>
       </w:r>
     </w:p>
     <w:p>
@@ -1517,7 +1122,7 @@
         </w:numPr>
         <w:suppressLineNumbers w:val="0"/>
         <w:suppressAutoHyphens w:val="true"/>
-        <w:overflowPunct w:val="true"/>
+        <w:overflowPunct w:val="false"/>
         <w:bidi w:val="0"/>
         <w:spacing w:lineRule="auto" w:line="276" w:before="0" w:after="0"/>
         <w:ind w:hanging="0" w:left="720" w:right="2700"/>
@@ -1825,7 +1430,7 @@
         <w:widowControl/>
         <w:suppressLineNumbers w:val="0"/>
         <w:suppressAutoHyphens w:val="true"/>
-        <w:overflowPunct w:val="true"/>
+        <w:overflowPunct w:val="false"/>
         <w:bidi w:val="0"/>
         <w:spacing w:lineRule="exact" w:line="346" w:before="0" w:after="0"/>
         <w:ind w:hanging="0" w:left="0" w:right="0"/>
@@ -1860,7 +1465,7 @@
         <w:pStyle w:val="Heading1"/>
         <w:widowControl/>
         <w:suppressAutoHyphens w:val="true"/>
-        <w:overflowPunct w:val="true"/>
+        <w:overflowPunct w:val="false"/>
         <w:bidi w:val="0"/>
         <w:spacing w:lineRule="exact" w:line="115" w:before="0" w:after="0"/>
         <w:ind w:hanging="0" w:left="0"/>
@@ -2391,7 +1996,7 @@
         <w:widowControl/>
         <w:suppressLineNumbers w:val="0"/>
         <w:suppressAutoHyphens w:val="true"/>
-        <w:overflowPunct w:val="true"/>
+        <w:overflowPunct w:val="false"/>
         <w:bidi w:val="0"/>
         <w:spacing w:lineRule="exact" w:line="346" w:before="0" w:after="0"/>
         <w:ind w:hanging="0" w:left="0" w:right="0"/>
@@ -2426,7 +2031,7 @@
         <w:pStyle w:val="Heading1"/>
         <w:widowControl/>
         <w:suppressAutoHyphens w:val="true"/>
-        <w:overflowPunct w:val="true"/>
+        <w:overflowPunct w:val="false"/>
         <w:bidi w:val="0"/>
         <w:spacing w:lineRule="exact" w:line="115" w:before="0" w:after="0"/>
         <w:ind w:hanging="0" w:left="0"/>
@@ -3390,7 +2995,7 @@
         </w:rPr>
         <w:tab/>
       </w:r>
-      <w:hyperlink r:id="rId8">
+      <w:hyperlink r:id="rId7">
         <w:r>
           <w:rPr>
             <w:rStyle w:val="Hyperlink"/>
@@ -3480,7 +3085,7 @@
           <w:tab w:val="left" w:pos="0" w:leader="none"/>
         </w:tabs>
         <w:suppressAutoHyphens w:val="true"/>
-        <w:overflowPunct w:val="true"/>
+        <w:overflowPunct w:val="false"/>
         <w:bidi w:val="0"/>
         <w:spacing w:before="0" w:after="0"/>
         <w:ind w:hanging="283" w:left="709"/>
@@ -3641,7 +3246,7 @@
           <w:tab w:val="left" w:pos="0" w:leader="none"/>
         </w:tabs>
         <w:suppressAutoHyphens w:val="true"/>
-        <w:overflowPunct w:val="true"/>
+        <w:overflowPunct w:val="false"/>
         <w:bidi w:val="0"/>
         <w:spacing w:before="0" w:after="0"/>
         <w:ind w:hanging="283" w:left="709"/>
@@ -3741,7 +3346,7 @@
           <w:tab w:val="left" w:pos="0" w:leader="none"/>
         </w:tabs>
         <w:suppressAutoHyphens w:val="true"/>
-        <w:overflowPunct w:val="true"/>
+        <w:overflowPunct w:val="false"/>
         <w:bidi w:val="0"/>
         <w:spacing w:before="0" w:after="0"/>
         <w:ind w:hanging="283" w:left="709"/>
@@ -3854,7 +3459,7 @@
           <w:tab w:val="left" w:pos="0" w:leader="none"/>
         </w:tabs>
         <w:suppressAutoHyphens w:val="true"/>
-        <w:overflowPunct w:val="true"/>
+        <w:overflowPunct w:val="false"/>
         <w:bidi w:val="0"/>
         <w:spacing w:before="0" w:after="0"/>
         <w:ind w:hanging="283" w:left="709"/>
@@ -3926,7 +3531,7 @@
           <w:tab w:val="left" w:pos="0" w:leader="none"/>
         </w:tabs>
         <w:suppressAutoHyphens w:val="true"/>
-        <w:overflowPunct w:val="true"/>
+        <w:overflowPunct w:val="false"/>
         <w:bidi w:val="0"/>
         <w:spacing w:before="0" w:after="0"/>
         <w:ind w:hanging="0" w:left="709"/>
@@ -3972,7 +3577,7 @@
         <w:t>Automatic Arabic Speech Recognition (MTC-AIC2 – 5th Place)</w:t>
         <w:tab/>
       </w:r>
-      <w:hyperlink r:id="rId9">
+      <w:hyperlink r:id="rId8">
         <w:r>
           <w:rPr>
             <w:rStyle w:val="Hyperlink"/>
@@ -4573,7 +4178,7 @@
         <w:widowControl/>
         <w:suppressLineNumbers w:val="0"/>
         <w:suppressAutoHyphens w:val="true"/>
-        <w:overflowPunct w:val="true"/>
+        <w:overflowPunct w:val="false"/>
         <w:bidi w:val="0"/>
         <w:spacing w:lineRule="auto" w:line="276" w:before="0" w:after="0"/>
         <w:ind w:hanging="0" w:left="0" w:right="0"/>
@@ -4604,7 +4209,7 @@
         <w:widowControl/>
         <w:suppressLineNumbers w:val="0"/>
         <w:suppressAutoHyphens w:val="true"/>
-        <w:overflowPunct w:val="true"/>
+        <w:overflowPunct w:val="false"/>
         <w:bidi w:val="0"/>
         <w:spacing w:lineRule="auto" w:line="276" w:before="0" w:after="0"/>
         <w:ind w:hanging="0" w:left="0" w:right="0"/>
@@ -4635,7 +4240,7 @@
         <w:pStyle w:val="Heading1"/>
         <w:widowControl/>
         <w:suppressAutoHyphens w:val="true"/>
-        <w:overflowPunct w:val="true"/>
+        <w:overflowPunct w:val="false"/>
         <w:bidi w:val="0"/>
         <w:spacing w:lineRule="exact" w:line="115" w:before="0" w:after="0"/>
         <w:ind w:hanging="0" w:left="0"/>
@@ -4670,7 +4275,7 @@
         <w:widowControl/>
         <w:suppressLineNumbers w:val="0"/>
         <w:suppressAutoHyphens w:val="true"/>
-        <w:overflowPunct w:val="true"/>
+        <w:overflowPunct w:val="false"/>
         <w:bidi w:val="0"/>
         <w:spacing w:lineRule="auto" w:line="276" w:before="0" w:after="0"/>
         <w:ind w:hanging="0" w:left="0" w:right="0"/>
@@ -4704,7 +4309,7 @@
         <w:widowControl/>
         <w:suppressLineNumbers w:val="0"/>
         <w:suppressAutoHyphens w:val="true"/>
-        <w:overflowPunct w:val="true"/>
+        <w:overflowPunct w:val="false"/>
         <w:bidi w:val="0"/>
         <w:spacing w:lineRule="auto" w:line="276" w:before="0" w:after="0"/>
         <w:ind w:hanging="0" w:left="0" w:right="0"/>
@@ -4806,7 +4411,253 @@
         <w:widowControl/>
         <w:suppressLineNumbers w:val="0"/>
         <w:suppressAutoHyphens w:val="true"/>
-        <w:overflowPunct w:val="true"/>
+        <w:overflowPunct w:val="false"/>
+        <w:bidi w:val="0"/>
+        <w:spacing w:lineRule="auto" w:line="276" w:before="0" w:after="0"/>
+        <w:ind w:hanging="0" w:left="0" w:right="0"/>
+        <w:jc w:val="both"/>
+        <w:rPr>
+          <w:rFonts w:ascii="Times New Roman" w:hAnsi="Times New Roman"/>
+          <w:kern w:val="0"/>
+          <w:sz w:val="20"/>
+          <w:szCs w:val="20"/>
+          <w:lang w:val="en-US" w:eastAsia="ja-JP" w:bidi="ar-SA"/>
+        </w:rPr>
+      </w:pPr>
+      <w:r>
+        <w:rPr>
+          <w:rFonts w:eastAsia="Times New Roman" w:cs="Times New Roman" w:ascii="Times New Roman" w:hAnsi="Times New Roman"/>
+          <w:b/>
+          <w:bCs/>
+          <w:color w:themeColor="accent1" w:themeShade="bf" w:val="0F4761"/>
+          <w:kern w:val="0"/>
+          <w:sz w:val="20"/>
+          <w:szCs w:val="20"/>
+          <w:lang w:val="en-US" w:eastAsia="ja-JP" w:bidi="ar-SA"/>
+        </w:rPr>
+        <w:t>HCCDP-AI – Huawei Cloud Certification</w:t>
+      </w:r>
+    </w:p>
+    <w:p>
+      <w:pPr>
+        <w:pStyle w:val="Normal"/>
+        <w:suppressLineNumbers w:val="0"/>
+        <w:spacing w:before="0" w:after="0"/>
+        <w:ind w:hanging="0" w:left="0" w:right="0"/>
+        <w:jc w:val="both"/>
+        <w:rPr>
+          <w:rFonts w:ascii="var artdeco-reset-typography-font-family-sans" w:hAnsi="var artdeco-reset-typography-font-family-sans" w:eastAsia="Times New Roman" w:cs="Times New Roman"/>
+          <w:b w:val="false"/>
+          <w:bCs/>
+          <w:sz w:val="20"/>
+          <w:szCs w:val="20"/>
+        </w:rPr>
+      </w:pPr>
+      <w:r>
+        <w:rPr>
+          <w:rFonts w:eastAsia="Times New Roman" w:cs="Times New Roman" w:ascii="var artdeco-reset-typography-font-family-sans" w:hAnsi="var artdeco-reset-typography-font-family-sans"/>
+          <w:b w:val="false"/>
+          <w:bCs/>
+          <w:i w:val="false"/>
+          <w:caps w:val="false"/>
+          <w:smallCaps w:val="false"/>
+          <w:color w:val="000000"/>
+          <w:spacing w:val="0"/>
+          <w:kern w:val="0"/>
+          <w:sz w:val="20"/>
+          <w:szCs w:val="20"/>
+          <w:shd w:fill="FFFFFF" w:val="clear"/>
+          <w:lang w:val="en-US" w:eastAsia="ja-JP" w:bidi="ar-SA"/>
+        </w:rPr>
+        <w:t>Issued Dec 2025 · Expires Dec 2028</w:t>
+      </w:r>
+      <w:r>
+        <w:rPr>
+          <w:rFonts w:eastAsia="Times New Roman" w:cs="Times New Roman" w:ascii="var artdeco-reset-typography-font-family-sans" w:hAnsi="var artdeco-reset-typography-font-family-sans"/>
+          <w:b w:val="false"/>
+          <w:bCs/>
+          <w:i w:val="false"/>
+          <w:caps w:val="false"/>
+          <w:smallCaps w:val="false"/>
+          <w:color w:themeColor="accent1" w:themeShade="bf" w:val="0F4761"/>
+          <w:spacing w:val="0"/>
+          <w:kern w:val="0"/>
+          <w:sz w:val="20"/>
+          <w:szCs w:val="20"/>
+          <w:shd w:fill="FFFFFF" w:val="clear"/>
+          <w:lang w:val="en-US" w:eastAsia="ja-JP" w:bidi="ar-SA"/>
+        </w:rPr>
+        <w:tab/>
+        <w:tab/>
+        <w:tab/>
+        <w:tab/>
+        <w:tab/>
+        <w:tab/>
+      </w:r>
+      <w:r>
+        <w:rPr>
+          <w:rFonts w:eastAsia="Times New Roman" w:cs="Times New Roman" w:ascii="var artdeco-reset-typography-font-family-sans" w:hAnsi="var artdeco-reset-typography-font-family-sans"/>
+          <w:b w:val="false"/>
+          <w:bCs/>
+          <w:i w:val="false"/>
+          <w:caps w:val="false"/>
+          <w:smallCaps w:val="false"/>
+          <w:color w:val="000000"/>
+          <w:spacing w:val="0"/>
+          <w:kern w:val="0"/>
+          <w:sz w:val="20"/>
+          <w:szCs w:val="20"/>
+          <w:shd w:fill="FFFFFF" w:val="clear"/>
+          <w:lang w:val="en-US" w:eastAsia="ja-JP" w:bidi="ar-SA"/>
+        </w:rPr>
+        <w:t>Credential ID : HWENDCAIDP954913</w:t>
+      </w:r>
+    </w:p>
+    <w:p>
+      <w:pPr>
+        <w:pStyle w:val="Normal"/>
+        <w:widowControl/>
+        <w:suppressLineNumbers w:val="0"/>
+        <w:suppressAutoHyphens w:val="true"/>
+        <w:overflowPunct w:val="false"/>
+        <w:bidi w:val="0"/>
+        <w:spacing w:lineRule="auto" w:line="276" w:before="0" w:after="0"/>
+        <w:ind w:hanging="0" w:left="0" w:right="0"/>
+        <w:jc w:val="both"/>
+        <w:rPr>
+          <w:rFonts w:ascii="Times New Roman" w:hAnsi="Times New Roman"/>
+          <w:kern w:val="0"/>
+          <w:sz w:val="20"/>
+          <w:szCs w:val="20"/>
+          <w:lang w:val="en-US" w:eastAsia="ja-JP" w:bidi="ar-SA"/>
+        </w:rPr>
+      </w:pPr>
+      <w:r>
+        <w:rPr>
+          <w:rFonts w:eastAsia="Times New Roman" w:cs="Times New Roman" w:ascii="Times New Roman" w:hAnsi="Times New Roman"/>
+          <w:b/>
+          <w:bCs/>
+          <w:color w:themeColor="accent1" w:themeShade="bf" w:val="0F4761"/>
+          <w:kern w:val="0"/>
+          <w:sz w:val="20"/>
+          <w:szCs w:val="20"/>
+          <w:lang w:val="en-US" w:eastAsia="ja-JP" w:bidi="ar-SA"/>
+        </w:rPr>
+        <w:t>HCCD</w:t>
+      </w:r>
+      <w:r>
+        <w:rPr>
+          <w:rFonts w:eastAsia="Times New Roman" w:cs="Times New Roman" w:ascii="Times New Roman" w:hAnsi="Times New Roman"/>
+          <w:b/>
+          <w:bCs/>
+          <w:i w:val="false"/>
+          <w:caps w:val="false"/>
+          <w:smallCaps w:val="false"/>
+          <w:color w:themeColor="accent1" w:themeShade="bf" w:val="0F4761"/>
+          <w:spacing w:val="0"/>
+          <w:kern w:val="0"/>
+          <w:sz w:val="20"/>
+          <w:szCs w:val="20"/>
+          <w:lang w:val="en-US" w:eastAsia="ja-JP" w:bidi="ar-SA"/>
+        </w:rPr>
+        <w:t xml:space="preserve">A-Big Data </w:t>
+      </w:r>
+      <w:r>
+        <w:rPr>
+          <w:rFonts w:eastAsia="Times New Roman" w:cs="Times New Roman" w:ascii="Times New Roman" w:hAnsi="Times New Roman"/>
+          <w:b/>
+          <w:bCs/>
+          <w:color w:themeColor="accent1" w:themeShade="bf" w:val="0F4761"/>
+          <w:kern w:val="0"/>
+          <w:sz w:val="20"/>
+          <w:szCs w:val="20"/>
+          <w:lang w:val="en-US" w:eastAsia="ja-JP" w:bidi="ar-SA"/>
+        </w:rPr>
+        <w:t xml:space="preserve"> – Huawei Cloud Certification</w:t>
+      </w:r>
+    </w:p>
+    <w:p>
+      <w:pPr>
+        <w:pStyle w:val="Normal"/>
+        <w:suppressLineNumbers w:val="0"/>
+        <w:spacing w:before="0" w:after="0"/>
+        <w:ind w:hanging="0" w:left="0" w:right="0"/>
+        <w:jc w:val="both"/>
+        <w:rPr>
+          <w:rFonts w:ascii="var artdeco-reset-typography-font-family-sans" w:hAnsi="var artdeco-reset-typography-font-family-sans" w:eastAsia="Times New Roman" w:cs="Times New Roman"/>
+          <w:b w:val="false"/>
+          <w:bCs/>
+          <w:sz w:val="20"/>
+          <w:szCs w:val="20"/>
+        </w:rPr>
+      </w:pPr>
+      <w:r>
+        <w:rPr>
+          <w:rFonts w:eastAsia="Times New Roman" w:cs="Times New Roman" w:ascii="var artdeco-reset-typography-font-family-sans" w:hAnsi="var artdeco-reset-typography-font-family-sans"/>
+          <w:b w:val="false"/>
+          <w:bCs/>
+          <w:i w:val="false"/>
+          <w:caps w:val="false"/>
+          <w:smallCaps w:val="false"/>
+          <w:color w:val="000000"/>
+          <w:spacing w:val="0"/>
+          <w:kern w:val="0"/>
+          <w:sz w:val="20"/>
+          <w:szCs w:val="20"/>
+          <w:shd w:fill="FFFFFF" w:val="clear"/>
+          <w:lang w:val="en-US" w:eastAsia="ja-JP" w:bidi="ar-SA"/>
+        </w:rPr>
+        <w:t>Issued Dec 2025 · Expires Dec 2028</w:t>
+      </w:r>
+      <w:r>
+        <w:rPr>
+          <w:rFonts w:eastAsia="Times New Roman" w:cs="Times New Roman" w:ascii="var artdeco-reset-typography-font-family-sans" w:hAnsi="var artdeco-reset-typography-font-family-sans"/>
+          <w:b w:val="false"/>
+          <w:bCs/>
+          <w:i w:val="false"/>
+          <w:caps w:val="false"/>
+          <w:smallCaps w:val="false"/>
+          <w:color w:themeColor="accent1" w:themeShade="bf" w:val="0F4761"/>
+          <w:spacing w:val="0"/>
+          <w:kern w:val="0"/>
+          <w:sz w:val="20"/>
+          <w:szCs w:val="20"/>
+          <w:shd w:fill="FFFFFF" w:val="clear"/>
+          <w:lang w:val="en-US" w:eastAsia="ja-JP" w:bidi="ar-SA"/>
+        </w:rPr>
+        <w:tab/>
+        <w:tab/>
+        <w:tab/>
+        <w:tab/>
+        <w:tab/>
+        <w:tab/>
+      </w:r>
+      <w:r>
+        <w:rPr>
+          <w:rFonts w:eastAsia="Times New Roman" w:cs="Times New Roman" w:ascii="var artdeco-reset-typography-font-family-sans" w:hAnsi="var artdeco-reset-typography-font-family-sans"/>
+          <w:b w:val="false"/>
+          <w:bCs/>
+          <w:i w:val="false"/>
+          <w:caps w:val="false"/>
+          <w:smallCaps w:val="false"/>
+          <w:color w:val="000000"/>
+          <w:spacing w:val="0"/>
+          <w:kern w:val="0"/>
+          <w:sz w:val="20"/>
+          <w:szCs w:val="20"/>
+          <w:shd w:fill="FFFFFF" w:val="clear"/>
+          <w:lang w:val="en-US" w:eastAsia="ja-JP" w:bidi="ar-SA"/>
+        </w:rPr>
+        <w:t>Credential ID : HWENDCBDDA844482</w:t>
+      </w:r>
+    </w:p>
+    <w:p>
+      <w:pPr>
+        <w:pStyle w:val="Normal"/>
+        <w:widowControl/>
+        <w:suppressLineNumbers w:val="0"/>
+        <w:suppressAutoHyphens w:val="true"/>
+        <w:overflowPunct w:val="false"/>
         <w:bidi w:val="0"/>
         <w:spacing w:lineRule="auto" w:line="276" w:before="0" w:after="0"/>
         <w:ind w:hanging="0" w:left="0" w:right="0"/>
@@ -4958,7 +4809,7 @@
         <w:jc w:val="both"/>
         <w:rPr/>
       </w:pPr>
-      <w:hyperlink r:id="rId10" w:tgtFrame="_self">
+      <w:hyperlink r:id="rId9" w:tgtFrame="_self">
         <w:r>
           <w:rPr>
             <w:rStyle w:val="Hyperlink"/>
@@ -5076,7 +4927,7 @@
         <w:widowControl/>
         <w:suppressLineNumbers w:val="0"/>
         <w:suppressAutoHyphens w:val="true"/>
-        <w:overflowPunct w:val="true"/>
+        <w:overflowPunct w:val="false"/>
         <w:bidi w:val="0"/>
         <w:spacing w:lineRule="auto" w:line="276" w:before="0" w:after="0"/>
         <w:ind w:hanging="0" w:left="0" w:right="0"/>
@@ -5099,68 +4950,6 @@
           <w:kern w:val="0"/>
           <w:lang w:val="en-US" w:eastAsia="ja-JP" w:bidi="ar-SA"/>
         </w:rPr>
-      </w:r>
-    </w:p>
-    <w:p>
-      <w:pPr>
-        <w:pStyle w:val="Normal"/>
-        <w:widowControl/>
-        <w:suppressLineNumbers w:val="0"/>
-        <w:suppressAutoHyphens w:val="true"/>
-        <w:overflowPunct w:val="true"/>
-        <w:bidi w:val="0"/>
-        <w:spacing w:lineRule="auto" w:line="276" w:before="0" w:after="0"/>
-        <w:ind w:hanging="0" w:left="0" w:right="0"/>
-        <w:jc w:val="both"/>
-        <w:rPr>
-          <w:rFonts w:ascii="Times New Roman" w:hAnsi="Times New Roman" w:eastAsia="Times New Roman" w:cs="Times New Roman"/>
-          <w:b/>
-          <w:bCs/>
-          <w:color w:themeColor="text1" w:val="000000"/>
-          <w:kern w:val="0"/>
-          <w:lang w:val="en-US" w:eastAsia="ja-JP" w:bidi="ar-SA"/>
-        </w:rPr>
-      </w:pPr>
-      <w:r>
-        <w:rPr>
-          <w:rFonts w:eastAsia="Times New Roman" w:cs="Times New Roman" w:ascii="Times New Roman" w:hAnsi="Times New Roman"/>
-          <w:b/>
-          <w:bCs/>
-          <w:color w:themeColor="text1" w:val="000000"/>
-          <w:kern w:val="0"/>
-          <w:lang w:val="en-US" w:eastAsia="ja-JP" w:bidi="ar-SA"/>
-        </w:rPr>
-      </w:r>
-    </w:p>
-    <w:p>
-      <w:pPr>
-        <w:pStyle w:val="Heading3"/>
-        <w:widowControl/>
-        <w:suppressLineNumbers w:val="0"/>
-        <w:suppressAutoHyphens w:val="true"/>
-        <w:overflowPunct w:val="true"/>
-        <w:bidi w:val="0"/>
-        <w:spacing w:lineRule="auto" w:line="276" w:before="0" w:after="0"/>
-        <w:ind w:hanging="0" w:left="0" w:right="0"/>
-        <w:jc w:val="both"/>
-        <w:rPr>
-          <w:rFonts w:ascii="Times New Roman" w:hAnsi="Times New Roman" w:eastAsia="Times New Roman" w:cs="Times New Roman"/>
-          <w:b/>
-          <w:bCs/>
-          <w:color w:themeColor="text1" w:val="000000"/>
-          <w:kern w:val="0"/>
-          <w:lang w:val="en-US" w:eastAsia="ja-JP" w:bidi="ar-SA"/>
-        </w:rPr>
-      </w:pPr>
-      <w:r>
-        <w:rPr>
-          <w:rFonts w:eastAsia="Times New Roman" w:cs="Times New Roman" w:ascii="Times New Roman" w:hAnsi="Times New Roman"/>
-          <w:b/>
-          <w:bCs/>
-          <w:color w:themeColor="text1" w:val="000000"/>
-          <w:kern w:val="0"/>
-          <w:lang w:val="en-US" w:eastAsia="ja-JP" w:bidi="ar-SA"/>
-        </w:rPr>
         <w:t>Skills &amp; abilities</w:t>
       </w:r>
     </w:p>
@@ -5169,7 +4958,7 @@
         <w:pStyle w:val="Heading1"/>
         <w:widowControl/>
         <w:suppressAutoHyphens w:val="true"/>
-        <w:overflowPunct w:val="true"/>
+        <w:overflowPunct w:val="false"/>
         <w:bidi w:val="0"/>
         <w:spacing w:lineRule="exact" w:line="115" w:before="0" w:after="0"/>
         <w:ind w:hanging="0" w:left="0"/>
@@ -5245,7 +5034,7 @@
           <w:numId w:val="1"/>
         </w:numPr>
         <w:suppressAutoHyphens w:val="true"/>
-        <w:overflowPunct w:val="true"/>
+        <w:overflowPunct w:val="false"/>
         <w:ind w:hanging="0" w:left="720" w:right="0"/>
         <w:rPr>
           <w:sz w:val="16"/>
@@ -5275,8 +5064,8 @@
           <w:numId w:val="1"/>
         </w:numPr>
         <w:suppressAutoHyphens w:val="true"/>
-        <w:overflowPunct w:val="true"/>
-        <w:ind w:hanging="0"/>
+        <w:overflowPunct w:val="false"/>
+        <w:ind w:hanging="0" w:left="720" w:right="0"/>
         <w:rPr>
           <w:rFonts w:ascii="Times New Roman" w:hAnsi="Times New Roman" w:eastAsia="Times New Roman" w:cs="Times New Roman"/>
           <w:b w:val="false"/>
@@ -5299,7 +5088,37 @@
           <w:szCs w:val="16"/>
           <w:lang w:eastAsia="ja-JP" w:bidi="ar-SA"/>
         </w:rPr>
-        <w:t>Docker, Kubernetes, Git&amp;Github, Grafana, Mlflow, WandB.</w:t>
+        <w:t xml:space="preserve">Terraform, Docker, </w:t>
+      </w:r>
+      <w:r>
+        <w:rPr>
+          <w:rFonts w:eastAsia="Times New Roman" w:cs="Times New Roman" w:ascii="Times New Roman" w:hAnsi="Times New Roman"/>
+          <w:b w:val="false"/>
+          <w:bCs w:val="false"/>
+          <w:i w:val="false"/>
+          <w:caps w:val="false"/>
+          <w:smallCaps w:val="false"/>
+          <w:color w:val="auto"/>
+          <w:spacing w:val="0"/>
+          <w:kern w:val="0"/>
+          <w:sz w:val="16"/>
+          <w:szCs w:val="16"/>
+          <w:lang w:eastAsia="ja-JP" w:bidi="ar-SA"/>
+        </w:rPr>
+        <w:t>Kubernetes</w:t>
+      </w:r>
+      <w:r>
+        <w:rPr>
+          <w:rFonts w:eastAsia="Times New Roman" w:cs="Times New Roman" w:ascii="Times New Roman" w:hAnsi="Times New Roman"/>
+          <w:b w:val="false"/>
+          <w:bCs w:val="false"/>
+          <w:color w:val="auto"/>
+          <w:kern w:val="0"/>
+          <w:sz w:val="16"/>
+          <w:szCs w:val="16"/>
+          <w:lang w:eastAsia="ja-JP" w:bidi="ar-SA"/>
+        </w:rPr>
+        <w:t>, Git&amp;Github, Grafana, Mlflow, WandB.</w:t>
       </w:r>
     </w:p>
     <w:p>
@@ -5336,7 +5155,7 @@
           <w:numId w:val="1"/>
         </w:numPr>
         <w:suppressAutoHyphens w:val="true"/>
-        <w:overflowPunct w:val="true"/>
+        <w:overflowPunct w:val="false"/>
         <w:ind w:hanging="0" w:left="720" w:right="0"/>
         <w:rPr>
           <w:b w:val="false"/>
@@ -5429,7 +5248,7 @@
           <w:numId w:val="1"/>
         </w:numPr>
         <w:suppressAutoHyphens w:val="true"/>
-        <w:overflowPunct w:val="true"/>
+        <w:overflowPunct w:val="false"/>
         <w:ind w:hanging="0" w:left="720" w:right="0"/>
         <w:rPr>
           <w:b w:val="false"/>
@@ -5574,7 +5393,7 @@
           <w:numId w:val="1"/>
         </w:numPr>
         <w:suppressAutoHyphens w:val="true"/>
-        <w:overflowPunct w:val="true"/>
+        <w:overflowPunct w:val="false"/>
         <w:ind w:hanging="0" w:left="720" w:right="0"/>
         <w:rPr>
           <w:b w:val="false"/>
@@ -5692,7 +5511,7 @@
           <w:numId w:val="1"/>
         </w:numPr>
         <w:suppressAutoHyphens w:val="true"/>
-        <w:overflowPunct w:val="true"/>
+        <w:overflowPunct w:val="false"/>
         <w:ind w:hanging="0" w:left="720" w:right="0"/>
         <w:rPr>
           <w:b w:val="false"/>
@@ -5739,7 +5558,7 @@
           <w:numId w:val="1"/>
         </w:numPr>
         <w:suppressAutoHyphens w:val="true"/>
-        <w:overflowPunct w:val="true"/>
+        <w:overflowPunct w:val="false"/>
         <w:ind w:hanging="0" w:left="720" w:right="0"/>
         <w:rPr>
           <w:b w:val="false"/>
@@ -5804,7 +5623,7 @@
           <w:numId w:val="1"/>
         </w:numPr>
         <w:suppressAutoHyphens w:val="true"/>
-        <w:overflowPunct w:val="true"/>
+        <w:overflowPunct w:val="false"/>
         <w:ind w:hanging="0" w:left="720" w:right="0"/>
         <w:rPr>
           <w:b w:val="false"/>
@@ -5863,7 +5682,7 @@
           <w:numId w:val="1"/>
         </w:numPr>
         <w:suppressAutoHyphens w:val="true"/>
-        <w:overflowPunct w:val="true"/>
+        <w:overflowPunct w:val="false"/>
         <w:ind w:hanging="0" w:left="720" w:right="0"/>
         <w:rPr>
           <w:b w:val="false"/>
@@ -5962,7 +5781,7 @@
           <w:numId w:val="1"/>
         </w:numPr>
         <w:suppressAutoHyphens w:val="true"/>
-        <w:overflowPunct w:val="true"/>
+        <w:overflowPunct w:val="false"/>
         <w:ind w:hanging="0" w:left="720" w:right="0"/>
         <w:rPr/>
       </w:pPr>
@@ -5989,7 +5808,7 @@
           <w:numId w:val="1"/>
         </w:numPr>
         <w:suppressAutoHyphens w:val="true"/>
-        <w:overflowPunct w:val="true"/>
+        <w:overflowPunct w:val="false"/>
         <w:ind w:hanging="0" w:left="720" w:right="0"/>
         <w:rPr>
           <w:rFonts w:ascii="Times New Roman" w:hAnsi="Times New Roman" w:eastAsia="Times New Roman" w:cs="Times New Roman"/>
@@ -6013,20 +5832,7 @@
           <w:szCs w:val="16"/>
           <w:lang w:eastAsia="ja-JP" w:bidi="ar-SA"/>
         </w:rPr>
-        <w:t xml:space="preserve">N8N, Lightning AI, Together AI, Dify, pinecone, </w:t>
-      </w:r>
-      <w:r>
-        <w:rPr>
-          <w:rFonts w:eastAsia="Times New Roman" w:cs="Times New Roman" w:ascii="Times New Roman" w:hAnsi="Times New Roman"/>
-          <w:b w:val="false"/>
-          <w:bCs w:val="false"/>
-          <w:color w:val="auto"/>
-          <w:kern w:val="0"/>
-          <w:sz w:val="16"/>
-          <w:szCs w:val="16"/>
-          <w:lang w:eastAsia="ja-JP" w:bidi="ar-SA"/>
-        </w:rPr>
-        <w:t>OpenRouter</w:t>
+        <w:t>N8N, Lightning AI, Together AI, Dify, pinecone, OpenRouter</w:t>
       </w:r>
     </w:p>
     <w:p>
@@ -6063,7 +5869,7 @@
           <w:numId w:val="1"/>
         </w:numPr>
         <w:suppressAutoHyphens w:val="true"/>
-        <w:overflowPunct w:val="true"/>
+        <w:overflowPunct w:val="false"/>
         <w:ind w:hanging="0" w:left="720" w:right="0"/>
         <w:rPr/>
       </w:pPr>
@@ -6233,7 +6039,7 @@
           <w:numId w:val="0"/>
         </w:numPr>
         <w:suppressAutoHyphens w:val="true"/>
-        <w:overflowPunct w:val="true"/>
+        <w:overflowPunct w:val="false"/>
         <w:ind w:hanging="0" w:left="720" w:right="0"/>
         <w:rPr/>
       </w:pPr>
@@ -6248,33 +6054,7 @@
           <w:szCs w:val="16"/>
           <w:lang w:eastAsia="ja-JP" w:bidi="ar-SA"/>
         </w:rPr>
-        <w:t>English: B2</w:t>
-      </w:r>
-      <w:r>
-        <w:rPr>
-          <w:rStyle w:val="Strong"/>
-          <w:b/>
-          <w:bCs/>
-          <w:color w:val="auto"/>
-          <w:kern w:val="0"/>
-          <w:sz w:val="16"/>
-          <w:szCs w:val="16"/>
-          <w:lang w:eastAsia="ja-JP" w:bidi="ar-SA"/>
-        </w:rPr>
-        <w:t>+</w:t>
-      </w:r>
-      <w:r>
-        <w:rPr>
-          <w:rStyle w:val="Strong"/>
-          <w:b/>
-          <w:bCs/>
-          <w:color w:val="auto"/>
-          <w:kern w:val="0"/>
-          <w:sz w:val="16"/>
-          <w:szCs w:val="16"/>
-          <w:lang w:eastAsia="ja-JP" w:bidi="ar-SA"/>
-        </w:rPr>
-        <w:t xml:space="preserve"> ( EF-TEST - 4 Skills – 90MIN Test ) | German: A1 (Beginner)</w:t>
+        <w:t>Arabic: Native Speaker | English: B2+ ( EF-TEST - 4 Skills – 90MIN Test ) | German: A1 (Beginner)</w:t>
       </w:r>
     </w:p>
     <w:sectPr>
@@ -6720,7 +6500,7 @@
     <w:pPr>
       <w:widowControl/>
       <w:suppressAutoHyphens w:val="true"/>
-      <w:overflowPunct w:val="true"/>
+      <w:overflowPunct w:val="false"/>
       <w:bidi w:val="0"/>
       <w:spacing w:lineRule="auto" w:line="276" w:before="0" w:after="160"/>
       <w:jc w:val="left"/>
